--- a/docs/JTyd_6570.docx
+++ b/docs/JTyd_6570.docx
@@ -4,14 +4,308 @@
   <w:body>
     <w:p>
       <w:pPr>
-        <w:spacing w:before="0" w:after="60" w:line="360" w:lineRule="auto"/>
+        <w:pStyle w:val="ListParagraph"/>
+        <w:tabs>
+          <w:tab w:val="left" w:pos="709"/>
+        </w:tabs>
+        <w:autoSpaceDE w:val="0"/>
+        <w:autoSpaceDN w:val="0"/>
+        <w:spacing w:after="0" w:line="360" w:lineRule="auto"/>
+        <w:jc w:val="both"/>
+        <w:rPr>
+          <w:rFonts w:ascii="Times New Roman" w:hAnsi="Times New Roman" w:cs="Times New Roman"/>
+          <w:iCs/>
+          <w:sz w:val="26"/>
+          <w:szCs w:val="26"/>
+        </w:rPr>
+      </w:pPr>
+      <w:r>
+        <w:rPr>
+          <w:rFonts w:ascii="Times New Roman" w:eastAsia="Times New Roman" w:hAnsi="Times New Roman" w:cs="Times New Roman"/>
+          <w:b/>
+          <w:noProof/>
+          <w:sz w:val="26"/>
+          <w:szCs w:val="26"/>
+        </w:rPr>
+        <mc:AlternateContent>
+          <mc:Choice Requires="wps">
+            <w:drawing>
+              <wp:anchor distT="0" distB="0" distL="114300" distR="114300" simplePos="0" relativeHeight="251659264" behindDoc="0" locked="0" layoutInCell="1" allowOverlap="1" wp14:anchorId="124FAABD" wp14:editId="1555DEC4">
+                <wp:simplePos x="0" y="0"/>
+                <wp:positionH relativeFrom="page">
+                  <wp:align>center</wp:align>
+                </wp:positionH>
+                <wp:positionV relativeFrom="paragraph">
+                  <wp:posOffset>-228600</wp:posOffset>
+                </wp:positionV>
+                <wp:extent cx="6753225" cy="8724900"/>
+                <wp:effectExtent l="57150" t="57150" r="85725" b="76200"/>
+                <wp:wrapNone/>
+                <wp:docPr id="7" name="Rectangle 7"/>
+                <wp:cNvGraphicFramePr/>
+                <a:graphic>
+                  <a:graphicData uri="http://schemas.microsoft.com/office/word/2010/wordprocessingShape">
+                    <wps:wsp>
+                      <wps:cNvSpPr/>
+                      <wps:spPr>
+                        <a:xfrm>
+                          <a:off x="0" y="0"/>
+                          <a:ext cx="6753225" cy="8724900"/>
+                        </a:xfrm>
+                        <a:prstGeom prst="rect">
+                          <a:avLst/>
+                        </a:prstGeom>
+                        <a:noFill/>
+                        <a:ln w="130175" cmpd="thickThin">
+                          <a:prstDash val="solid"/>
+                        </a:ln>
+                      </wps:spPr>
+                      <wps:style>
+                        <a:lnRef idx="2">
+                          <a:schemeClr val="accent1">
+                            <a:shade val="50000"/>
+                          </a:schemeClr>
+                        </a:lnRef>
+                        <a:fillRef idx="1">
+                          <a:schemeClr val="accent1"/>
+                        </a:fillRef>
+                        <a:effectRef idx="0">
+                          <a:schemeClr val="accent1"/>
+                        </a:effectRef>
+                        <a:fontRef idx="minor">
+                          <a:schemeClr val="lt1"/>
+                        </a:fontRef>
+                      </wps:style>
+                      <wps:bodyPr rot="0" spcFirstLastPara="0" vertOverflow="overflow" horzOverflow="overflow" vert="horz" wrap="square" lIns="91440" tIns="45720" rIns="91440" bIns="45720" numCol="1" spcCol="0" rtlCol="0" fromWordArt="0" anchor="ctr" anchorCtr="0" forceAA="0" compatLnSpc="1">
+                        <a:prstTxWarp prst="textNoShape">
+                          <a:avLst/>
+                        </a:prstTxWarp>
+                        <a:noAutofit/>
+                      </wps:bodyPr>
+                    </wps:wsp>
+                  </a:graphicData>
+                </a:graphic>
+                <wp14:sizeRelH relativeFrom="margin">
+                  <wp14:pctWidth>0</wp14:pctWidth>
+                </wp14:sizeRelH>
+                <wp14:sizeRelV relativeFrom="margin">
+                  <wp14:pctHeight>0</wp14:pctHeight>
+                </wp14:sizeRelV>
+              </wp:anchor>
+            </w:drawing>
+          </mc:Choice>
+          <mc:Fallback>
+            <w:pict>
+              <v:rect w14:anchorId="36643F30" id="Rectangle 7" o:spid="_x0000_s1026" style="position:absolute;margin-left:31.8pt;margin-top:-18pt;width:531.75pt;height:687pt;z-index:251659264;visibility:visible;mso-wrap-style:square;mso-width-percent:0;mso-height-percent:0;mso-wrap-distance-left:9pt;mso-wrap-distance-top:0;mso-wrap-distance-right:9pt;mso-wrap-distance-bottom:0;mso-position-horizontal:center;mso-position-horizontal-relative:page;mso-position-vertical:absolute;mso-position-vertical-relative:text;mso-width-percent:0;mso-height-percent:0;mso-width-relative:margin;mso-height-relative:margin;v-text-anchor:middle" o:gfxdata="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" filled="f" strokecolor="#1f4d78 [1604]" strokeweight="10.25pt">
+                <v:stroke linestyle="thickThin"/>
+                <w10:wrap anchorx="margin"/>
+              </v:rect>
+            </w:pict>
+          </mc:Fallback>
+        </mc:AlternateContent>
+      </w:r>
+    </w:p>
+    <w:tbl>
+      <w:tblPr>
+        <w:tblStyle w:val="TableGrid"/>
+        <w:tblW w:w="0" w:type="auto"/>
+        <w:tblBorders>
+          <w:top w:val="none" w:sz="0" w:space="0" w:color="auto"/>
+          <w:left w:val="none" w:sz="0" w:space="0" w:color="auto"/>
+          <w:bottom w:val="none" w:sz="0" w:space="0" w:color="auto"/>
+          <w:right w:val="none" w:sz="0" w:space="0" w:color="auto"/>
+          <w:insideH w:val="none" w:sz="0" w:space="0" w:color="auto"/>
+          <w:insideV w:val="none" w:sz="0" w:space="0" w:color="auto"/>
+        </w:tblBorders>
+        <w:tblLook w:val="04A0" w:firstRow="1" w:lastRow="0" w:firstColumn="1" w:lastColumn="0" w:noHBand="0" w:noVBand="1"/>
+      </w:tblPr>
+      <w:tblGrid>
+        <w:gridCol w:w="3256"/>
+        <w:gridCol w:w="6094"/>
+      </w:tblGrid>
+      <w:tr>
+        <w:tc>
+          <w:tcPr>
+            <w:tcW w:w="3256" w:type="dxa"/>
+          </w:tcPr>
+          <w:p>
+            <w:pPr>
+              <w:spacing w:line="360" w:lineRule="auto"/>
+              <w:jc w:val="center"/>
+              <w:rPr>
+                <w:rFonts w:ascii="Times New Roman" w:eastAsia="Times New Roman" w:hAnsi="Times New Roman" w:cs="Times New Roman"/>
+                <w:b/>
+                <w:sz w:val="26"/>
+                <w:szCs w:val="26"/>
+              </w:rPr>
+            </w:pPr>
+            <w:r>
+              <w:rPr>
+                <w:rFonts w:ascii="Times New Roman" w:hAnsi="Times New Roman" w:cs="Times New Roman"/>
+                <w:iCs/>
+                <w:sz w:val="26"/>
+                <w:szCs w:val="26"/>
+                <w:lang w:val="vi-VN"/>
+              </w:rPr>
+              <w:br w:type="page"/>
+            </w:r>
+            <w:r>
+              <w:rPr>
+                <w:rFonts w:ascii="Times New Roman" w:hAnsi="Times New Roman" w:cs="Times New Roman"/>
+                <w:iCs/>
+                <w:sz w:val="26"/>
+                <w:szCs w:val="26"/>
+                <w:lang w:val="vi-VN"/>
+              </w:rPr>
+              <w:br w:type="page"/>
+            </w:r>
+            <w:r>
+              <w:rPr>
+                <w:rFonts w:ascii="Times New Roman" w:hAnsi="Times New Roman" w:cs="Times New Roman"/>
+                <w:noProof/>
+                <w:sz w:val="26"/>
+                <w:szCs w:val="26"/>
+              </w:rPr>
+              <w:drawing>
+                <wp:inline distT="0" distB="0" distL="0" distR="0" wp14:anchorId="10E52221" wp14:editId="415B18A4">
+                  <wp:extent cx="1511300" cy="391583"/>
+                  <wp:effectExtent l="0" t="0" r="0" b="8890"/>
+                  <wp:docPr id="8" name="Picture 8" descr="Image result for logo hutech"/>
+                  <wp:cNvGraphicFramePr>
+                    <a:graphicFrameLocks noChangeAspect="1"/>
+                  </wp:cNvGraphicFramePr>
+                  <a:graphic>
+                    <a:graphicData uri="http://schemas.openxmlformats.org/drawingml/2006/picture">
+                      <pic:pic>
+                        <pic:nvPicPr>
+                          <pic:cNvPr id="1047" name="Picture 2" descr="Image result for logo hutech"/>
+                          <pic:cNvPicPr>
+                            <a:picLocks noChangeAspect="1" noChangeArrowheads="1"/>
+                          </pic:cNvPicPr>
+                        </pic:nvPicPr>
+                        <pic:blipFill>
+                          <a:blip r:embed="rId14">
+                            <a:extLst>
+                              <a:ext uri="{28A0092B-C50C-407E-A947-70E740481C1C}">
+                                <a14:useLocalDpi xmlns:a14="http://schemas.microsoft.com/office/drawing/2010/main" val="0"/>
+                              </a:ext>
+                            </a:extLst>
+                          </a:blip>
+                          <a:srcRect r="30476"/>
+                          <a:stretch>
+                            <a:fillRect/>
+                          </a:stretch>
+                        </pic:blipFill>
+                        <pic:spPr bwMode="auto">
+                          <a:xfrm>
+                            <a:off x="0" y="0"/>
+                            <a:ext cx="1511300" cy="391583"/>
+                          </a:xfrm>
+                          <a:prstGeom prst="rect">
+                            <a:avLst/>
+                          </a:prstGeom>
+                          <a:noFill/>
+                          <a:ln>
+                            <a:noFill/>
+                          </a:ln>
+                          <a:extLst>
+                            <a:ext uri="{909E8E84-426E-40DD-AFC4-6F175D3DCCD1}">
+                              <a14:hiddenFill xmlns:a14="http://schemas.microsoft.com/office/drawing/2010/main">
+                                <a:solidFill>
+                                  <a:srgbClr val="FFFFFF"/>
+                                </a:solidFill>
+                              </a14:hiddenFill>
+                            </a:ext>
+                            <a:ext uri="{91240B29-F687-4F45-9708-019B960494DF}">
+                              <a14:hiddenLine xmlns:a14="http://schemas.microsoft.com/office/drawing/2010/main" w="9525">
+                                <a:solidFill>
+                                  <a:srgbClr val="000000"/>
+                                </a:solidFill>
+                                <a:miter lim="800000"/>
+                                <a:headEnd/>
+                                <a:tailEnd/>
+                              </a14:hiddenLine>
+                            </a:ext>
+                          </a:extLst>
+                        </pic:spPr>
+                      </pic:pic>
+                    </a:graphicData>
+                  </a:graphic>
+                </wp:inline>
+              </w:drawing>
+            </w:r>
+          </w:p>
+        </w:tc>
+        <w:tc>
+          <w:tcPr>
+            <w:tcW w:w="6094" w:type="dxa"/>
+          </w:tcPr>
+          <w:p>
+            <w:pPr>
+              <w:spacing w:line="360" w:lineRule="auto"/>
+              <w:jc w:val="center"/>
+              <w:rPr>
+                <w:rFonts w:ascii="Times New Roman" w:hAnsi="Times New Roman" w:cs="Times New Roman"/>
+                <w:b/>
+                <w:sz w:val="26"/>
+                <w:szCs w:val="26"/>
+              </w:rPr>
+            </w:pPr>
+            <w:r>
+              <w:rPr>
+                <w:rFonts w:ascii="Times New Roman" w:hAnsi="Times New Roman" w:cs="Times New Roman"/>
+                <w:b/>
+                <w:sz w:val="26"/>
+                <w:szCs w:val="26"/>
+              </w:rPr>
+              <w:t>TRƯỜNG ĐẠI HỌC CÔNG NGHỆ TP.HCM</w:t>
+            </w:r>
+          </w:p>
+          <w:p>
+            <w:pPr>
+              <w:spacing w:line="360" w:lineRule="auto"/>
+              <w:jc w:val="center"/>
+              <w:rPr>
+                <w:rFonts w:ascii="Times New Roman" w:eastAsia="Times New Roman" w:hAnsi="Times New Roman" w:cs="Times New Roman"/>
+                <w:b/>
+                <w:sz w:val="26"/>
+                <w:szCs w:val="26"/>
+              </w:rPr>
+            </w:pPr>
+            <w:r>
+              <w:rPr>
+                <w:rFonts w:ascii="Times New Roman" w:hAnsi="Times New Roman" w:cs="Times New Roman"/>
+                <w:b/>
+                <w:sz w:val="26"/>
+                <w:szCs w:val="26"/>
+              </w:rPr>
+              <w:t>KHOA QUẢN TRỊ DU LỊCH - NHÀ HÀNG - KHÁCH SẠN</w:t>
+            </w:r>
+          </w:p>
+        </w:tc>
+      </w:tr>
+    </w:tbl>
+    <w:p>
+      <w:pPr>
+        <w:rPr>
+          <w:rFonts w:ascii="Times New Roman" w:hAnsi="Times New Roman" w:cs="Times New Roman"/>
+          <w:iCs/>
+          <w:sz w:val="26"/>
+          <w:szCs w:val="26"/>
+          <w:lang w:val="vi-VN"/>
+        </w:rPr>
+      </w:pPr>
+    </w:p>
+    <w:p>
+      <w:pPr>
+        <w:spacing w:line="360" w:lineRule="auto"/>
         <w:jc w:val="center"/>
         <w:rPr>
           <w:rFonts w:ascii="Times New Roman" w:hAnsi="Times New Roman" w:cs="Times New Roman"/>
           <w:b/>
           <w:bCs/>
-          <w:sz w:val="28"/>
-          <w:szCs w:val="28"/>
+          <w:sz w:val="26"/>
+          <w:szCs w:val="26"/>
         </w:rPr>
       </w:pPr>
       <w:r>
@@ -19,50 +313,143 @@
           <w:rFonts w:ascii="Times New Roman" w:hAnsi="Times New Roman" w:cs="Times New Roman"/>
           <w:b/>
           <w:bCs/>
-          <w:sz w:val="28"/>
-          <w:szCs w:val="28"/>
-        </w:rPr>
-        <w:t>TRƯỜNG ĐẠI HỌC CÔNG NGHỆ TP.HCM</w:t>
-      </w:r>
-    </w:p>
-    <w:p>
-      <w:pPr>
-        <w:spacing w:before="0" w:after="240" w:line="360" w:lineRule="auto"/>
-        <w:jc w:val="center"/>
+          <w:sz w:val="26"/>
+          <w:szCs w:val="26"/>
+          <w:lang w:val="vi-VN"/>
+        </w:rPr>
+        <w:t xml:space="preserve"> </w:t>
+      </w:r>
+      <w:r>
         <w:rPr>
           <w:rFonts w:ascii="Times New Roman" w:hAnsi="Times New Roman" w:cs="Times New Roman"/>
           <w:b/>
           <w:bCs/>
-          <w:sz w:val="28"/>
-          <w:szCs w:val="28"/>
-        </w:rPr>
-      </w:pPr>
+          <w:sz w:val="26"/>
+          <w:szCs w:val="26"/>
+          <w:lang w:val="vi-VN"/>
+        </w:rPr>
+        <w:t>K</w:t>
+      </w:r>
       <w:r>
         <w:rPr>
           <w:rFonts w:ascii="Times New Roman" w:hAnsi="Times New Roman" w:cs="Times New Roman"/>
           <w:b/>
           <w:bCs/>
+          <w:sz w:val="26"/>
+          <w:szCs w:val="26"/>
+        </w:rPr>
+        <w:t>HÓA LUẬN TỐT NGHIỆP</w:t>
+      </w:r>
+    </w:p>
+    <w:p>
+      <w:pPr>
+        <w:spacing w:line="360" w:lineRule="auto"/>
+        <w:jc w:val="center"/>
+        <w:rPr>
+          <w:rFonts w:ascii="Times New Roman" w:hAnsi="Times New Roman" w:cs="Times New Roman"/>
+          <w:b/>
           <w:sz w:val="28"/>
           <w:szCs w:val="28"/>
-        </w:rPr>
-        <w:t>KHOA QUẢN TRỊ DU LỊCH - NHÀ HÀNG - KHÁCH SẠN</w:t>
-      </w:r>
-    </w:p>
-    <w:p>
-      <w:pPr>
-        <w:spacing w:after="300"/>
-      </w:pPr>
-    </w:p>
-    <w:p>
-      <w:pPr>
-        <w:spacing w:before="0" w:after="240" w:line="360" w:lineRule="auto"/>
+          <w:lang w:val="vi-VN"/>
+        </w:rPr>
+      </w:pPr>
+      <w:r>
+        <w:rPr>
+          <w:rFonts w:ascii="Times New Roman" w:hAnsi="Times New Roman" w:cs="Times New Roman"/>
+          <w:b/>
+          <w:sz w:val="28"/>
+          <w:szCs w:val="28"/>
+          <w:lang w:val="vi-VN"/>
+        </w:rPr>
+        <w:t>“</w:t>
+      </w:r>
+      <w:r>
+        <w:rPr>
+          <w:rFonts w:ascii="Times New Roman" w:hAnsi="Times New Roman" w:cs="Times New Roman"/>
+          <w:b/>
+          <w:sz w:val="28"/>
+          <w:szCs w:val="28"/>
+          <w:lang w:val="vi-VN"/>
+        </w:rPr>
+        <w:t>ĐÁNH GIÁ THỰC TRẠNG PHÁT TRIỂN DU LỊCH NÔNG NGHIỆP THEO HƯỚNG DU LỊCH XANH TẠI XÃ CỦ CHI, TP.HCM</w:t>
+      </w:r>
+      <w:r>
+        <w:rPr>
+          <w:rFonts w:ascii="Times New Roman" w:hAnsi="Times New Roman" w:cs="Times New Roman"/>
+          <w:b/>
+          <w:sz w:val="28"/>
+          <w:szCs w:val="28"/>
+          <w:lang w:val="vi-VN"/>
+        </w:rPr>
+        <w:t xml:space="preserve">” </w:t>
+      </w:r>
+    </w:p>
+    <w:p>
+      <w:pPr>
+        <w:rPr>
+          <w:rFonts w:ascii="Times New Roman" w:eastAsia="Times New Roman" w:hAnsi="Times New Roman" w:cs="Times New Roman"/>
+          <w:b/>
+          <w:sz w:val="26"/>
+          <w:szCs w:val="26"/>
+          <w:lang w:val="vi-VN"/>
+        </w:rPr>
+      </w:pPr>
+    </w:p>
+    <w:p>
+      <w:pPr>
+        <w:rPr>
+          <w:rFonts w:ascii="Times New Roman" w:eastAsia="Times New Roman" w:hAnsi="Times New Roman" w:cs="Times New Roman"/>
+          <w:b/>
+          <w:sz w:val="26"/>
+          <w:szCs w:val="26"/>
+          <w:lang w:val="vi-VN"/>
+        </w:rPr>
+      </w:pPr>
+    </w:p>
+    <w:p>
+      <w:pPr>
+        <w:rPr>
+          <w:rFonts w:ascii="Times New Roman" w:eastAsia="Times New Roman" w:hAnsi="Times New Roman" w:cs="Times New Roman"/>
+          <w:b/>
+          <w:sz w:val="26"/>
+          <w:szCs w:val="26"/>
+          <w:lang w:val="vi-VN"/>
+        </w:rPr>
+      </w:pPr>
+    </w:p>
+    <w:p>
+      <w:pPr>
+        <w:jc w:val="center"/>
+        <w:rPr>
+          <w:rFonts w:ascii="Times New Roman" w:eastAsia="Times New Roman" w:hAnsi="Times New Roman" w:cs="Times New Roman"/>
+          <w:b/>
+          <w:sz w:val="26"/>
+          <w:szCs w:val="26"/>
+          <w:lang w:val="vi-VN"/>
+        </w:rPr>
+      </w:pPr>
+      <w:r>
+        <w:rPr>
+          <w:rFonts w:ascii="Times New Roman" w:eastAsia="Times New Roman" w:hAnsi="Times New Roman" w:cs="Times New Roman"/>
+          <w:b/>
+          <w:sz w:val="26"/>
+          <w:szCs w:val="26"/>
+          <w:lang w:val="vi-VN"/>
+        </w:rPr>
+        <w:t>TÊN ĐỀ TÀI</w:t>
+      </w:r>
+    </w:p>
+    <w:p>
+      <w:pPr>
+        <w:spacing w:line="360" w:lineRule="auto"/>
         <w:jc w:val="center"/>
         <w:rPr>
           <w:rFonts w:ascii="Times New Roman" w:hAnsi="Times New Roman" w:cs="Times New Roman"/>
           <w:b/>
           <w:bCs/>
-          <w:sz w:val="32"/>
-          <w:szCs w:val="32"/>
+          <w:sz w:val="26"/>
+          <w:szCs w:val="26"/>
+          <w:lang w:val="vi-VN"/>
         </w:rPr>
       </w:pPr>
       <w:r>
@@ -70,21 +457,1145 @@
           <w:rFonts w:ascii="Times New Roman" w:hAnsi="Times New Roman" w:cs="Times New Roman"/>
           <w:b/>
           <w:bCs/>
-          <w:sz w:val="32"/>
-          <w:szCs w:val="32"/>
-        </w:rPr>
-        <w:t>KHÓA LUẬN TỐT NGHIỆP</w:t>
-      </w:r>
-    </w:p>
-    <w:p>
-      <w:pPr>
-        <w:spacing w:after="180"/>
-      </w:pPr>
-    </w:p>
-    <w:p>
-      <w:pPr>
-        <w:spacing w:before="0" w:after="420" w:line="360" w:lineRule="auto"/>
+          <w:sz w:val="26"/>
+          <w:szCs w:val="26"/>
+          <w:lang w:val="vi-VN"/>
+        </w:rPr>
+        <w:t>“</w:t>
+      </w:r>
+      <w:r>
+        <w:rPr>
+          <w:rFonts w:ascii="Times New Roman" w:hAnsi="Times New Roman" w:cs="Times New Roman"/>
+          <w:b/>
+          <w:bCs/>
+          <w:sz w:val="26"/>
+          <w:szCs w:val="26"/>
+          <w:lang w:val="vi-VN"/>
+        </w:rPr>
+        <w:t xml:space="preserve">ĐÁNH GIÁ THỰC TRẠNG PHÁT TRIỂN DU LỊCH NÔNG NGHIỆP THEO HƯỚNG DU LỊCH XANH TẠI XÃ CỦ CHI, TP.HCM</w:t>
+      </w:r>
+      <w:r>
+        <w:rPr>
+          <w:rFonts w:ascii="Times New Roman" w:hAnsi="Times New Roman" w:cs="Times New Roman"/>
+          <w:b/>
+          <w:bCs/>
+          <w:sz w:val="26"/>
+          <w:szCs w:val="26"/>
+          <w:lang w:val="vi-VN"/>
+        </w:rPr>
+        <w:t/>
+      </w:r>
+      <w:r>
+        <w:rPr>
+          <w:rFonts w:ascii="Times New Roman" w:hAnsi="Times New Roman" w:cs="Times New Roman"/>
+          <w:b/>
+          <w:bCs/>
+          <w:sz w:val="26"/>
+          <w:szCs w:val="26"/>
+          <w:lang w:val="vi-VN"/>
+        </w:rPr>
+        <w:t xml:space="preserve"/>
+      </w:r>
+      <w:r>
+        <w:rPr>
+          <w:rFonts w:ascii="Times New Roman" w:hAnsi="Times New Roman" w:cs="Times New Roman"/>
+          <w:b/>
+          <w:bCs/>
+          <w:sz w:val="26"/>
+          <w:szCs w:val="26"/>
+          <w:lang w:val="vi-VN"/>
+        </w:rPr>
+        <w:t>”</w:t>
+      </w:r>
+    </w:p>
+    <w:p>
+      <w:pPr>
+        <w:spacing w:line="360" w:lineRule="auto"/>
         <w:jc w:val="center"/>
+        <w:rPr>
+          <w:rFonts w:ascii="Times New Roman" w:hAnsi="Times New Roman" w:cs="Times New Roman"/>
+          <w:b/>
+          <w:sz w:val="26"/>
+          <w:szCs w:val="26"/>
+          <w:lang w:val="vi-VN"/>
+        </w:rPr>
+      </w:pPr>
+    </w:p>
+    <w:p>
+      <w:pPr>
+        <w:spacing w:line="360" w:lineRule="auto"/>
+        <w:jc w:val="center"/>
+        <w:rPr>
+          <w:rFonts w:ascii="Times New Roman" w:hAnsi="Times New Roman" w:cs="Times New Roman"/>
+          <w:b/>
+          <w:sz w:val="26"/>
+          <w:szCs w:val="26"/>
+          <w:lang w:val="vi-VN"/>
+        </w:rPr>
+      </w:pPr>
+    </w:p>
+    <w:p>
+      <w:pPr>
+        <w:spacing w:line="360" w:lineRule="auto"/>
+        <w:jc w:val="center"/>
+        <w:rPr>
+          <w:rFonts w:ascii="Times New Roman" w:hAnsi="Times New Roman" w:cs="Times New Roman"/>
+          <w:b/>
+          <w:sz w:val="26"/>
+          <w:szCs w:val="26"/>
+          <w:lang w:val="vi-VN"/>
+        </w:rPr>
+      </w:pPr>
+    </w:p>
+    <w:p>
+      <w:pPr>
+        <w:spacing w:line="360" w:lineRule="auto"/>
+        <w:jc w:val="center"/>
+        <w:rPr>
+          <w:rFonts w:ascii="Times New Roman" w:hAnsi="Times New Roman" w:cs="Times New Roman"/>
+          <w:b/>
+          <w:sz w:val="26"/>
+          <w:szCs w:val="26"/>
+          <w:lang w:val="vi-VN"/>
+        </w:rPr>
+      </w:pPr>
+    </w:p>
+    <w:p>
+      <w:pPr>
+        <w:spacing w:line="360" w:lineRule="auto"/>
+        <w:ind w:left="270" w:firstLine="540"/>
+        <w:jc w:val="both"/>
+        <w:rPr>
+          <w:rFonts w:ascii="Times New Roman" w:hAnsi="Times New Roman" w:cs="Times New Roman"/>
+          <w:bCs/>
+          <w:sz w:val="26"/>
+          <w:szCs w:val="26"/>
+          <w:lang w:val="vi-VN"/>
+        </w:rPr>
+      </w:pPr>
+      <w:r>
+        <w:rPr>
+          <w:rFonts w:ascii="Times New Roman" w:hAnsi="Times New Roman" w:cs="Times New Roman"/>
+          <w:bCs/>
+          <w:sz w:val="26"/>
+          <w:szCs w:val="26"/>
+          <w:lang w:val="vi-VN"/>
+        </w:rPr>
+        <w:t xml:space="preserve">Ngành: </w:t>
+      </w:r>
+      <w:r>
+        <w:rPr>
+          <w:rFonts w:ascii="Times New Roman" w:hAnsi="Times New Roman" w:cs="Times New Roman"/>
+          <w:b/>
+          <w:bCs/>
+          <w:sz w:val="26"/>
+          <w:szCs w:val="26"/>
+          <w:lang w:val="vi-VN"/>
+        </w:rPr>
+        <w:t>QUẢN TRỊ DỊCH VỤ DU LỊCH VÀ LỮ HÀNH</w:t>
+      </w:r>
+    </w:p>
+    <w:p>
+      <w:pPr>
+        <w:spacing w:line="360" w:lineRule="auto"/>
+        <w:ind w:left="270" w:firstLine="540"/>
+        <w:jc w:val="both"/>
+        <w:rPr>
+          <w:rFonts w:ascii="Times New Roman" w:hAnsi="Times New Roman" w:cs="Times New Roman"/>
+          <w:b/>
+          <w:bCs/>
+          <w:sz w:val="26"/>
+          <w:szCs w:val="26"/>
+          <w:lang w:val="vi-VN"/>
+        </w:rPr>
+      </w:pPr>
+      <w:r>
+        <w:rPr>
+          <w:rFonts w:ascii="Times New Roman" w:hAnsi="Times New Roman" w:cs="Times New Roman"/>
+          <w:bCs/>
+          <w:sz w:val="26"/>
+          <w:szCs w:val="26"/>
+          <w:lang w:val="vi-VN"/>
+        </w:rPr>
+        <w:t xml:space="preserve">Chuyên ngành: </w:t>
+      </w:r>
+      <w:r>
+        <w:rPr>
+          <w:rFonts w:ascii="Times New Roman" w:hAnsi="Times New Roman" w:cs="Times New Roman"/>
+          <w:b/>
+          <w:bCs/>
+          <w:sz w:val="26"/>
+          <w:szCs w:val="26"/>
+          <w:lang w:val="vi-VN"/>
+        </w:rPr>
+        <w:t>QUẢN TRỊ DỊCH VỤ DU LỊCH VÀ LỮ HÀNH</w:t>
+      </w:r>
+    </w:p>
+    <w:p>
+      <w:pPr>
+        <w:spacing w:line="360" w:lineRule="auto"/>
+        <w:ind w:left="270" w:firstLine="540"/>
+        <w:jc w:val="both"/>
+        <w:rPr>
+          <w:rFonts w:ascii="Times New Roman" w:hAnsi="Times New Roman" w:cs="Times New Roman"/>
+          <w:b/>
+          <w:bCs/>
+          <w:sz w:val="26"/>
+          <w:szCs w:val="26"/>
+          <w:lang w:val="vi-VN"/>
+        </w:rPr>
+      </w:pPr>
+    </w:p>
+    <w:p>
+      <w:pPr>
+        <w:spacing w:after="0" w:line="360" w:lineRule="auto"/>
+        <w:ind w:left="272" w:firstLine="1288"/>
+        <w:jc w:val="both"/>
+        <w:rPr>
+          <w:rFonts w:ascii="Times New Roman" w:hAnsi="Times New Roman" w:cs="Times New Roman"/>
+          <w:b/>
+          <w:bCs/>
+          <w:sz w:val="26"/>
+          <w:szCs w:val="26"/>
+          <w:lang w:val="vi-VN"/>
+        </w:rPr>
+      </w:pPr>
+      <w:r>
+        <w:rPr>
+          <w:rFonts w:ascii="Times New Roman" w:hAnsi="Times New Roman" w:cs="Times New Roman"/>
+          <w:b/>
+          <w:bCs/>
+          <w:sz w:val="26"/>
+          <w:szCs w:val="26"/>
+          <w:lang w:val="vi-VN"/>
+        </w:rPr>
+        <w:t>Giảng viên hướng dẫn:</w:t>
+      </w:r>
+    </w:p>
+    <w:p>
+      <w:pPr>
+        <w:spacing w:after="0" w:line="360" w:lineRule="auto"/>
+        <w:ind w:left="272" w:firstLine="1288"/>
+        <w:jc w:val="both"/>
+        <w:rPr>
+          <w:rFonts w:ascii="Times New Roman" w:hAnsi="Times New Roman" w:cs="Times New Roman"/>
+          <w:b/>
+          <w:bCs/>
+          <w:sz w:val="26"/>
+          <w:szCs w:val="26"/>
+          <w:lang w:val="vi-VN"/>
+        </w:rPr>
+      </w:pPr>
+      <w:r>
+        <w:rPr>
+          <w:rFonts w:ascii="Times New Roman" w:hAnsi="Times New Roman" w:cs="Times New Roman"/>
+          <w:b/>
+          <w:bCs/>
+          <w:sz w:val="26"/>
+          <w:szCs w:val="26"/>
+          <w:lang w:val="vi-VN"/>
+        </w:rPr>
+        <w:t>Sinh viên thực hiện:</w:t>
+      </w:r>
+    </w:p>
+    <w:p>
+      <w:pPr>
+        <w:spacing w:after="0" w:line="360" w:lineRule="auto"/>
+        <w:ind w:left="272" w:firstLine="1288"/>
+        <w:jc w:val="both"/>
+        <w:rPr>
+          <w:rFonts w:ascii="Times New Roman" w:hAnsi="Times New Roman" w:cs="Times New Roman"/>
+          <w:b/>
+          <w:bCs/>
+          <w:sz w:val="26"/>
+          <w:szCs w:val="26"/>
+          <w:lang w:val="vi-VN"/>
+        </w:rPr>
+      </w:pPr>
+      <w:r>
+        <w:rPr>
+          <w:rFonts w:ascii="Times New Roman" w:hAnsi="Times New Roman" w:cs="Times New Roman"/>
+          <w:b/>
+          <w:bCs/>
+          <w:sz w:val="26"/>
+          <w:szCs w:val="26"/>
+          <w:lang w:val="vi-VN"/>
+        </w:rPr>
+        <w:t>MSSV:</w:t>
+      </w:r>
+    </w:p>
+    <w:p>
+      <w:pPr>
+        <w:spacing w:after="0" w:line="360" w:lineRule="auto"/>
+        <w:ind w:left="272" w:firstLine="1288"/>
+        <w:jc w:val="both"/>
+        <w:rPr>
+          <w:rFonts w:ascii="Times New Roman" w:hAnsi="Times New Roman" w:cs="Times New Roman"/>
+          <w:bCs/>
+          <w:sz w:val="26"/>
+          <w:szCs w:val="26"/>
+          <w:lang w:val="vi-VN"/>
+        </w:rPr>
+      </w:pPr>
+      <w:r>
+        <w:rPr>
+          <w:rFonts w:ascii="Times New Roman" w:hAnsi="Times New Roman" w:cs="Times New Roman"/>
+          <w:b/>
+          <w:bCs/>
+          <w:sz w:val="26"/>
+          <w:szCs w:val="26"/>
+          <w:lang w:val="vi-VN"/>
+        </w:rPr>
+        <w:t>Lớp</w:t>
+      </w:r>
+    </w:p>
+    <w:p>
+      <w:pPr>
+        <w:jc w:val="center"/>
+        <w:rPr>
+          <w:rFonts w:ascii="Times New Roman" w:hAnsi="Times New Roman" w:cs="Times New Roman"/>
+          <w:i/>
+          <w:sz w:val="26"/>
+          <w:szCs w:val="26"/>
+          <w:lang w:val="vi-VN"/>
+        </w:rPr>
+      </w:pPr>
+    </w:p>
+    <w:p>
+      <w:pPr>
+        <w:jc w:val="center"/>
+        <w:rPr>
+          <w:rFonts w:ascii="Times New Roman" w:hAnsi="Times New Roman" w:cs="Times New Roman"/>
+          <w:iCs/>
+          <w:sz w:val="26"/>
+          <w:szCs w:val="26"/>
+        </w:rPr>
+      </w:pPr>
+      <w:r>
+        <w:rPr>
+          <w:rFonts w:ascii="Times New Roman" w:hAnsi="Times New Roman" w:cs="Times New Roman"/>
+          <w:i/>
+          <w:sz w:val="26"/>
+          <w:szCs w:val="26"/>
+          <w:lang w:val="vi-VN"/>
+        </w:rPr>
+        <w:t>TP. Hồ Chí Minh, 202</w:t>
+      </w:r>
+      <w:r>
+        <w:rPr>
+          <w:rFonts w:ascii="Times New Roman" w:hAnsi="Times New Roman" w:cs="Times New Roman"/>
+          <w:i/>
+          <w:sz w:val="26"/>
+          <w:szCs w:val="26"/>
+        </w:rPr>
+        <w:t>6</w:t>
+      </w:r>
+      <w:r>
+        <w:rPr>
+          <w:rFonts w:ascii="Times New Roman" w:hAnsi="Times New Roman" w:cs="Times New Roman"/>
+          <w:iCs/>
+          <w:sz w:val="26"/>
+          <w:szCs w:val="26"/>
+        </w:rPr>
+        <w:br w:type="page"/>
+      </w:r>
+    </w:p>
+    <w:p>
+      <w:pPr>
+        <w:pStyle w:val="ListParagraph"/>
+        <w:tabs>
+          <w:tab w:val="left" w:pos="709"/>
+        </w:tabs>
+        <w:autoSpaceDE w:val="0"/>
+        <w:autoSpaceDN w:val="0"/>
+        <w:spacing w:after="0" w:line="360" w:lineRule="auto"/>
+        <w:jc w:val="both"/>
+        <w:rPr>
+          <w:rFonts w:ascii="Times New Roman" w:hAnsi="Times New Roman" w:cs="Times New Roman"/>
+          <w:iCs/>
+          <w:sz w:val="26"/>
+          <w:szCs w:val="26"/>
+        </w:rPr>
+      </w:pPr>
+      <w:r>
+        <w:rPr>
+          <w:rFonts w:ascii="Times New Roman" w:eastAsia="Times New Roman" w:hAnsi="Times New Roman" w:cs="Times New Roman"/>
+          <w:b/>
+          <w:noProof/>
+          <w:sz w:val="26"/>
+          <w:szCs w:val="26"/>
+        </w:rPr>
+        <w:lastRenderedPageBreak/>
+        <mc:AlternateContent>
+          <mc:Choice Requires="wps">
+            <w:drawing>
+              <wp:anchor distT="0" distB="0" distL="114300" distR="114300" simplePos="0" relativeHeight="251661312" behindDoc="0" locked="0" layoutInCell="1" allowOverlap="1" wp14:anchorId="40EC9FA0" wp14:editId="50B483C8">
+                <wp:simplePos x="0" y="0"/>
+                <wp:positionH relativeFrom="page">
+                  <wp:align>center</wp:align>
+                </wp:positionH>
+                <wp:positionV relativeFrom="paragraph">
+                  <wp:posOffset>-228600</wp:posOffset>
+                </wp:positionV>
+                <wp:extent cx="6753225" cy="8724900"/>
+                <wp:effectExtent l="57150" t="57150" r="85725" b="76200"/>
+                <wp:wrapNone/>
+                <wp:docPr id="1" name="Rectangle 1"/>
+                <wp:cNvGraphicFramePr/>
+                <a:graphic>
+                  <a:graphicData uri="http://schemas.microsoft.com/office/word/2010/wordprocessingShape">
+                    <wps:wsp>
+                      <wps:cNvSpPr/>
+                      <wps:spPr>
+                        <a:xfrm>
+                          <a:off x="0" y="0"/>
+                          <a:ext cx="6753225" cy="8724900"/>
+                        </a:xfrm>
+                        <a:prstGeom prst="rect">
+                          <a:avLst/>
+                        </a:prstGeom>
+                        <a:noFill/>
+                        <a:ln w="130175" cmpd="thickThin">
+                          <a:prstDash val="solid"/>
+                        </a:ln>
+                      </wps:spPr>
+                      <wps:style>
+                        <a:lnRef idx="2">
+                          <a:schemeClr val="accent1">
+                            <a:shade val="50000"/>
+                          </a:schemeClr>
+                        </a:lnRef>
+                        <a:fillRef idx="1">
+                          <a:schemeClr val="accent1"/>
+                        </a:fillRef>
+                        <a:effectRef idx="0">
+                          <a:schemeClr val="accent1"/>
+                        </a:effectRef>
+                        <a:fontRef idx="minor">
+                          <a:schemeClr val="lt1"/>
+                        </a:fontRef>
+                      </wps:style>
+                      <wps:bodyPr rot="0" spcFirstLastPara="0" vertOverflow="overflow" horzOverflow="overflow" vert="horz" wrap="square" lIns="91440" tIns="45720" rIns="91440" bIns="45720" numCol="1" spcCol="0" rtlCol="0" fromWordArt="0" anchor="ctr" anchorCtr="0" forceAA="0" compatLnSpc="1">
+                        <a:prstTxWarp prst="textNoShape">
+                          <a:avLst/>
+                        </a:prstTxWarp>
+                        <a:noAutofit/>
+                      </wps:bodyPr>
+                    </wps:wsp>
+                  </a:graphicData>
+                </a:graphic>
+                <wp14:sizeRelH relativeFrom="margin">
+                  <wp14:pctWidth>0</wp14:pctWidth>
+                </wp14:sizeRelH>
+                <wp14:sizeRelV relativeFrom="margin">
+                  <wp14:pctHeight>0</wp14:pctHeight>
+                </wp14:sizeRelV>
+              </wp:anchor>
+            </w:drawing>
+          </mc:Choice>
+          <mc:Fallback>
+            <w:pict>
+              <v:rect w14:anchorId="349AF0A1" id="Rectangle 1" o:spid="_x0000_s1026" style="position:absolute;margin-left:31.8pt;margin-top:-18pt;width:531.75pt;height:687pt;z-index:251661312;visibility:visible;mso-wrap-style:square;mso-width-percent:0;mso-height-percent:0;mso-wrap-distance-left:9pt;mso-wrap-distance-top:0;mso-wrap-distance-right:9pt;mso-wrap-distance-bottom:0;mso-position-horizontal:center;mso-position-horizontal-relative:page;mso-position-vertical:absolute;mso-position-vertical-relative:text;mso-width-percent:0;mso-height-percent:0;mso-width-relative:margin;mso-height-relative:margin;v-text-anchor:middle" o:gfxdata="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" filled="f" strokecolor="#1f4d78 [1604]" strokeweight="10.25pt">
+                <v:stroke linestyle="thickThin"/>
+                <w10:wrap anchorx="margin"/>
+              </v:rect>
+            </w:pict>
+          </mc:Fallback>
+        </mc:AlternateContent>
+      </w:r>
+    </w:p>
+    <w:tbl>
+      <w:tblPr>
+        <w:tblStyle w:val="TableGrid"/>
+        <w:tblW w:w="0" w:type="auto"/>
+        <w:tblBorders>
+          <w:top w:val="none" w:sz="0" w:space="0" w:color="auto"/>
+          <w:left w:val="none" w:sz="0" w:space="0" w:color="auto"/>
+          <w:bottom w:val="none" w:sz="0" w:space="0" w:color="auto"/>
+          <w:right w:val="none" w:sz="0" w:space="0" w:color="auto"/>
+          <w:insideH w:val="none" w:sz="0" w:space="0" w:color="auto"/>
+          <w:insideV w:val="none" w:sz="0" w:space="0" w:color="auto"/>
+        </w:tblBorders>
+        <w:tblLook w:val="04A0" w:firstRow="1" w:lastRow="0" w:firstColumn="1" w:lastColumn="0" w:noHBand="0" w:noVBand="1"/>
+      </w:tblPr>
+      <w:tblGrid>
+        <w:gridCol w:w="3256"/>
+        <w:gridCol w:w="6094"/>
+      </w:tblGrid>
+      <w:tr>
+        <w:tc>
+          <w:tcPr>
+            <w:tcW w:w="3256" w:type="dxa"/>
+          </w:tcPr>
+          <w:p>
+            <w:pPr>
+              <w:spacing w:line="360" w:lineRule="auto"/>
+              <w:jc w:val="center"/>
+              <w:rPr>
+                <w:rFonts w:ascii="Times New Roman" w:eastAsia="Times New Roman" w:hAnsi="Times New Roman" w:cs="Times New Roman"/>
+                <w:b/>
+                <w:sz w:val="26"/>
+                <w:szCs w:val="26"/>
+              </w:rPr>
+            </w:pPr>
+            <w:r>
+              <w:rPr>
+                <w:rFonts w:ascii="Times New Roman" w:hAnsi="Times New Roman" w:cs="Times New Roman"/>
+                <w:iCs/>
+                <w:sz w:val="26"/>
+                <w:szCs w:val="26"/>
+                <w:lang w:val="vi-VN"/>
+              </w:rPr>
+              <w:br w:type="page"/>
+            </w:r>
+            <w:r>
+              <w:rPr>
+                <w:rFonts w:ascii="Times New Roman" w:hAnsi="Times New Roman" w:cs="Times New Roman"/>
+                <w:iCs/>
+                <w:sz w:val="26"/>
+                <w:szCs w:val="26"/>
+                <w:lang w:val="vi-VN"/>
+              </w:rPr>
+              <w:br w:type="page"/>
+            </w:r>
+            <w:r>
+              <w:rPr>
+                <w:rFonts w:ascii="Times New Roman" w:hAnsi="Times New Roman" w:cs="Times New Roman"/>
+                <w:noProof/>
+                <w:sz w:val="26"/>
+                <w:szCs w:val="26"/>
+              </w:rPr>
+              <w:drawing>
+                <wp:inline distT="0" distB="0" distL="0" distR="0" wp14:anchorId="5C9A4323" wp14:editId="250E715B">
+                  <wp:extent cx="1511300" cy="391583"/>
+                  <wp:effectExtent l="0" t="0" r="0" b="8890"/>
+                  <wp:docPr id="2" name="Picture 2" descr="Image result for logo hutech"/>
+                  <wp:cNvGraphicFramePr>
+                    <a:graphicFrameLocks noChangeAspect="1"/>
+                  </wp:cNvGraphicFramePr>
+                  <a:graphic>
+                    <a:graphicData uri="http://schemas.openxmlformats.org/drawingml/2006/picture">
+                      <pic:pic>
+                        <pic:nvPicPr>
+                          <pic:cNvPr id="1047" name="Picture 2" descr="Image result for logo hutech"/>
+                          <pic:cNvPicPr>
+                            <a:picLocks noChangeAspect="1" noChangeArrowheads="1"/>
+                          </pic:cNvPicPr>
+                        </pic:nvPicPr>
+                        <pic:blipFill>
+                          <a:blip r:embed="rId14">
+                            <a:extLst>
+                              <a:ext uri="{28A0092B-C50C-407E-A947-70E740481C1C}">
+                                <a14:useLocalDpi xmlns:a14="http://schemas.microsoft.com/office/drawing/2010/main" val="0"/>
+                              </a:ext>
+                            </a:extLst>
+                          </a:blip>
+                          <a:srcRect r="30476"/>
+                          <a:stretch>
+                            <a:fillRect/>
+                          </a:stretch>
+                        </pic:blipFill>
+                        <pic:spPr bwMode="auto">
+                          <a:xfrm>
+                            <a:off x="0" y="0"/>
+                            <a:ext cx="1511300" cy="391583"/>
+                          </a:xfrm>
+                          <a:prstGeom prst="rect">
+                            <a:avLst/>
+                          </a:prstGeom>
+                          <a:noFill/>
+                          <a:ln>
+                            <a:noFill/>
+                          </a:ln>
+                          <a:extLst>
+                            <a:ext uri="{909E8E84-426E-40DD-AFC4-6F175D3DCCD1}">
+                              <a14:hiddenFill xmlns:a14="http://schemas.microsoft.com/office/drawing/2010/main">
+                                <a:solidFill>
+                                  <a:srgbClr val="FFFFFF"/>
+                                </a:solidFill>
+                              </a14:hiddenFill>
+                            </a:ext>
+                            <a:ext uri="{91240B29-F687-4F45-9708-019B960494DF}">
+                              <a14:hiddenLine xmlns:a14="http://schemas.microsoft.com/office/drawing/2010/main" w="9525">
+                                <a:solidFill>
+                                  <a:srgbClr val="000000"/>
+                                </a:solidFill>
+                                <a:miter lim="800000"/>
+                                <a:headEnd/>
+                                <a:tailEnd/>
+                              </a14:hiddenLine>
+                            </a:ext>
+                          </a:extLst>
+                        </pic:spPr>
+                      </pic:pic>
+                    </a:graphicData>
+                  </a:graphic>
+                </wp:inline>
+              </w:drawing>
+            </w:r>
+          </w:p>
+        </w:tc>
+        <w:tc>
+          <w:tcPr>
+            <w:tcW w:w="6094" w:type="dxa"/>
+          </w:tcPr>
+          <w:p>
+            <w:pPr>
+              <w:spacing w:line="360" w:lineRule="auto"/>
+              <w:jc w:val="center"/>
+              <w:rPr>
+                <w:rFonts w:ascii="Times New Roman" w:hAnsi="Times New Roman" w:cs="Times New Roman"/>
+                <w:b/>
+                <w:sz w:val="26"/>
+                <w:szCs w:val="26"/>
+              </w:rPr>
+            </w:pPr>
+            <w:r>
+              <w:rPr>
+                <w:rFonts w:ascii="Times New Roman" w:hAnsi="Times New Roman" w:cs="Times New Roman"/>
+                <w:b/>
+                <w:sz w:val="26"/>
+                <w:szCs w:val="26"/>
+              </w:rPr>
+              <w:t>TRƯỜNG ĐẠI HỌC CÔNG NGHỆ TP.HCM</w:t>
+            </w:r>
+          </w:p>
+          <w:p>
+            <w:pPr>
+              <w:spacing w:line="360" w:lineRule="auto"/>
+              <w:jc w:val="center"/>
+              <w:rPr>
+                <w:rFonts w:ascii="Times New Roman" w:eastAsia="Times New Roman" w:hAnsi="Times New Roman" w:cs="Times New Roman"/>
+                <w:b/>
+                <w:sz w:val="26"/>
+                <w:szCs w:val="26"/>
+              </w:rPr>
+            </w:pPr>
+            <w:r>
+              <w:rPr>
+                <w:rFonts w:ascii="Times New Roman" w:hAnsi="Times New Roman" w:cs="Times New Roman"/>
+                <w:b/>
+                <w:sz w:val="26"/>
+                <w:szCs w:val="26"/>
+              </w:rPr>
+              <w:t>KHOA QUẢN TRỊ DU LỊCH - NHÀ HÀNG - KHÁCH SẠN</w:t>
+            </w:r>
+          </w:p>
+        </w:tc>
+      </w:tr>
+    </w:tbl>
+    <w:p>
+      <w:pPr>
+        <w:spacing w:line="360" w:lineRule="auto"/>
+        <w:jc w:val="center"/>
+        <w:rPr>
+          <w:rFonts w:ascii="Times New Roman" w:hAnsi="Times New Roman" w:cs="Times New Roman"/>
+          <w:b/>
+          <w:bCs/>
+          <w:sz w:val="26"/>
+          <w:szCs w:val="26"/>
+          <w:lang w:val="vi-VN"/>
+        </w:rPr>
+      </w:pPr>
+    </w:p>
+    <w:p>
+      <w:pPr>
+        <w:spacing w:line="360" w:lineRule="auto"/>
+        <w:jc w:val="center"/>
+        <w:rPr>
+          <w:rFonts w:ascii="Times New Roman" w:hAnsi="Times New Roman" w:cs="Times New Roman"/>
+          <w:b/>
+          <w:bCs/>
+          <w:sz w:val="26"/>
+          <w:szCs w:val="26"/>
+        </w:rPr>
+      </w:pPr>
+      <w:r>
+        <w:rPr>
+          <w:rFonts w:ascii="Times New Roman" w:hAnsi="Times New Roman" w:cs="Times New Roman"/>
+          <w:b/>
+          <w:bCs/>
+          <w:sz w:val="26"/>
+          <w:szCs w:val="26"/>
+          <w:lang w:val="vi-VN"/>
+        </w:rPr>
+        <w:t>K</w:t>
+      </w:r>
+      <w:r>
+        <w:rPr>
+          <w:rFonts w:ascii="Times New Roman" w:hAnsi="Times New Roman" w:cs="Times New Roman"/>
+          <w:b/>
+          <w:bCs/>
+          <w:sz w:val="26"/>
+          <w:szCs w:val="26"/>
+        </w:rPr>
+        <w:t>HÓA LUẬN TỐT NGHIỆP</w:t>
+      </w:r>
+    </w:p>
+    <w:p>
+      <w:pPr>
+        <w:spacing w:line="360" w:lineRule="auto"/>
+        <w:jc w:val="center"/>
+        <w:rPr>
+          <w:rFonts w:ascii="Times New Roman" w:hAnsi="Times New Roman" w:cs="Times New Roman"/>
+          <w:b/>
+          <w:sz w:val="28"/>
+          <w:szCs w:val="28"/>
+          <w:lang w:val="vi-VN"/>
+        </w:rPr>
+      </w:pPr>
+      <w:r>
+        <w:rPr>
+          <w:rFonts w:ascii="Times New Roman" w:hAnsi="Times New Roman" w:cs="Times New Roman"/>
+          <w:b/>
+          <w:sz w:val="28"/>
+          <w:szCs w:val="28"/>
+          <w:lang w:val="vi-VN"/>
+        </w:rPr>
+        <w:t>“</w:t>
+      </w:r>
+      <w:r>
+        <w:rPr>
+          <w:rFonts w:ascii="Times New Roman" w:hAnsi="Times New Roman" w:cs="Times New Roman"/>
+          <w:b/>
+          <w:sz w:val="28"/>
+          <w:szCs w:val="28"/>
+          <w:lang w:val="vi-VN"/>
+        </w:rPr>
+        <w:t>ĐÁNH GIÁ THỰC TRẠNG PHÁT TRIỂN DU LỊCH NÔNG NGHIỆP THEO HƯỚNG DU LỊCH XANH TẠI XÃ CỦ CHI, TP.HCM</w:t>
+      </w:r>
+      <w:r>
+        <w:rPr>
+          <w:rFonts w:ascii="Times New Roman" w:hAnsi="Times New Roman" w:cs="Times New Roman"/>
+          <w:b/>
+          <w:sz w:val="28"/>
+          <w:szCs w:val="28"/>
+          <w:lang w:val="vi-VN"/>
+        </w:rPr>
+        <w:t xml:space="preserve">” </w:t>
+      </w:r>
+    </w:p>
+    <w:p>
+      <w:pPr>
+        <w:rPr>
+          <w:rFonts w:ascii="Times New Roman" w:eastAsia="Times New Roman" w:hAnsi="Times New Roman" w:cs="Times New Roman"/>
+          <w:b/>
+          <w:sz w:val="26"/>
+          <w:szCs w:val="26"/>
+          <w:lang w:val="vi-VN"/>
+        </w:rPr>
+      </w:pPr>
+    </w:p>
+    <w:p>
+      <w:pPr>
+        <w:rPr>
+          <w:rFonts w:ascii="Times New Roman" w:eastAsia="Times New Roman" w:hAnsi="Times New Roman" w:cs="Times New Roman"/>
+          <w:b/>
+          <w:sz w:val="26"/>
+          <w:szCs w:val="26"/>
+          <w:lang w:val="vi-VN"/>
+        </w:rPr>
+      </w:pPr>
+    </w:p>
+    <w:p>
+      <w:pPr>
+        <w:rPr>
+          <w:rFonts w:ascii="Times New Roman" w:eastAsia="Times New Roman" w:hAnsi="Times New Roman" w:cs="Times New Roman"/>
+          <w:b/>
+          <w:sz w:val="26"/>
+          <w:szCs w:val="26"/>
+          <w:lang w:val="vi-VN"/>
+        </w:rPr>
+      </w:pPr>
+    </w:p>
+    <w:p>
+      <w:pPr>
+        <w:jc w:val="center"/>
+        <w:rPr>
+          <w:rFonts w:ascii="Times New Roman" w:eastAsia="Times New Roman" w:hAnsi="Times New Roman" w:cs="Times New Roman"/>
+          <w:b/>
+          <w:sz w:val="26"/>
+          <w:szCs w:val="26"/>
+          <w:lang w:val="vi-VN"/>
+        </w:rPr>
+      </w:pPr>
+      <w:r>
+        <w:rPr>
+          <w:rFonts w:ascii="Times New Roman" w:eastAsia="Times New Roman" w:hAnsi="Times New Roman" w:cs="Times New Roman"/>
+          <w:b/>
+          <w:sz w:val="26"/>
+          <w:szCs w:val="26"/>
+          <w:lang w:val="vi-VN"/>
+        </w:rPr>
+        <w:t>TÊN ĐỀ TÀI</w:t>
+      </w:r>
+    </w:p>
+    <w:p>
+      <w:pPr>
+        <w:spacing w:line="360" w:lineRule="auto"/>
+        <w:jc w:val="center"/>
+        <w:rPr>
+          <w:rFonts w:ascii="Times New Roman" w:hAnsi="Times New Roman" w:cs="Times New Roman"/>
+          <w:b/>
+          <w:bCs/>
+          <w:sz w:val="26"/>
+          <w:szCs w:val="26"/>
+          <w:lang w:val="vi-VN"/>
+        </w:rPr>
+      </w:pPr>
+      <w:r>
+        <w:rPr>
+          <w:rFonts w:ascii="Times New Roman" w:hAnsi="Times New Roman" w:cs="Times New Roman"/>
+          <w:b/>
+          <w:bCs/>
+          <w:sz w:val="26"/>
+          <w:szCs w:val="26"/>
+          <w:lang w:val="vi-VN"/>
+        </w:rPr>
+        <w:t>“</w:t>
+      </w:r>
+      <w:r>
+        <w:rPr>
+          <w:rFonts w:ascii="Times New Roman" w:hAnsi="Times New Roman" w:cs="Times New Roman"/>
+          <w:b/>
+          <w:bCs/>
+          <w:sz w:val="26"/>
+          <w:szCs w:val="26"/>
+          <w:lang w:val="vi-VN"/>
+        </w:rPr>
+        <w:t xml:space="preserve">ĐÁNH GIÁ THỰC TRẠNG PHÁT TRIỂN DU LỊCH NÔNG NGHIỆP THEO HƯỚNG DU LỊCH XANH TẠI XÃ CỦ CHI, TP.HCM</w:t>
+      </w:r>
+      <w:r>
+        <w:rPr>
+          <w:rFonts w:ascii="Times New Roman" w:hAnsi="Times New Roman" w:cs="Times New Roman"/>
+          <w:b/>
+          <w:bCs/>
+          <w:sz w:val="26"/>
+          <w:szCs w:val="26"/>
+          <w:lang w:val="vi-VN"/>
+        </w:rPr>
+        <w:t/>
+      </w:r>
+      <w:r>
+        <w:rPr>
+          <w:rFonts w:ascii="Times New Roman" w:hAnsi="Times New Roman" w:cs="Times New Roman"/>
+          <w:b/>
+          <w:bCs/>
+          <w:sz w:val="26"/>
+          <w:szCs w:val="26"/>
+          <w:lang w:val="vi-VN"/>
+        </w:rPr>
+        <w:t xml:space="preserve"/>
+      </w:r>
+      <w:bookmarkStart w:id="0" w:name="_GoBack"/>
+      <w:bookmarkEnd w:id="0"/>
+      <w:r>
+        <w:rPr>
+          <w:rFonts w:ascii="Times New Roman" w:hAnsi="Times New Roman" w:cs="Times New Roman"/>
+          <w:b/>
+          <w:bCs/>
+          <w:sz w:val="26"/>
+          <w:szCs w:val="26"/>
+          <w:lang w:val="vi-VN"/>
+        </w:rPr>
+        <w:t>”</w:t>
+      </w:r>
+    </w:p>
+    <w:p>
+      <w:pPr>
+        <w:spacing w:line="360" w:lineRule="auto"/>
+        <w:jc w:val="center"/>
+        <w:rPr>
+          <w:rFonts w:ascii="Times New Roman" w:hAnsi="Times New Roman" w:cs="Times New Roman"/>
+          <w:b/>
+          <w:sz w:val="26"/>
+          <w:szCs w:val="26"/>
+          <w:lang w:val="vi-VN"/>
+        </w:rPr>
+      </w:pPr>
+    </w:p>
+    <w:p>
+      <w:pPr>
+        <w:spacing w:line="360" w:lineRule="auto"/>
+        <w:jc w:val="center"/>
+        <w:rPr>
+          <w:rFonts w:ascii="Times New Roman" w:hAnsi="Times New Roman" w:cs="Times New Roman"/>
+          <w:b/>
+          <w:sz w:val="26"/>
+          <w:szCs w:val="26"/>
+          <w:lang w:val="vi-VN"/>
+        </w:rPr>
+      </w:pPr>
+    </w:p>
+    <w:p>
+      <w:pPr>
+        <w:spacing w:line="360" w:lineRule="auto"/>
+        <w:jc w:val="center"/>
+        <w:rPr>
+          <w:rFonts w:ascii="Times New Roman" w:hAnsi="Times New Roman" w:cs="Times New Roman"/>
+          <w:b/>
+          <w:sz w:val="26"/>
+          <w:szCs w:val="26"/>
+          <w:lang w:val="vi-VN"/>
+        </w:rPr>
+      </w:pPr>
+    </w:p>
+    <w:p>
+      <w:pPr>
+        <w:spacing w:line="360" w:lineRule="auto"/>
+        <w:jc w:val="center"/>
+        <w:rPr>
+          <w:rFonts w:ascii="Times New Roman" w:hAnsi="Times New Roman" w:cs="Times New Roman"/>
+          <w:b/>
+          <w:sz w:val="26"/>
+          <w:szCs w:val="26"/>
+          <w:lang w:val="vi-VN"/>
+        </w:rPr>
+      </w:pPr>
+    </w:p>
+    <w:p>
+      <w:pPr>
+        <w:spacing w:line="360" w:lineRule="auto"/>
+        <w:ind w:left="270" w:firstLine="540"/>
+        <w:jc w:val="both"/>
+        <w:rPr>
+          <w:rFonts w:ascii="Times New Roman" w:hAnsi="Times New Roman" w:cs="Times New Roman"/>
+          <w:bCs/>
+          <w:sz w:val="26"/>
+          <w:szCs w:val="26"/>
+          <w:lang w:val="vi-VN"/>
+        </w:rPr>
+      </w:pPr>
+      <w:r>
+        <w:rPr>
+          <w:rFonts w:ascii="Times New Roman" w:hAnsi="Times New Roman" w:cs="Times New Roman"/>
+          <w:bCs/>
+          <w:sz w:val="26"/>
+          <w:szCs w:val="26"/>
+          <w:lang w:val="vi-VN"/>
+        </w:rPr>
+        <w:t xml:space="preserve">Ngành: </w:t>
+      </w:r>
+      <w:r>
+        <w:rPr>
+          <w:rFonts w:ascii="Times New Roman" w:hAnsi="Times New Roman" w:cs="Times New Roman"/>
+          <w:b/>
+          <w:bCs/>
+          <w:sz w:val="26"/>
+          <w:szCs w:val="26"/>
+          <w:lang w:val="vi-VN"/>
+        </w:rPr>
+        <w:t>QUẢN TRỊ DỊCH VỤ DU LỊCH VÀ LỮ HÀNH</w:t>
+      </w:r>
+    </w:p>
+    <w:p>
+      <w:pPr>
+        <w:spacing w:line="360" w:lineRule="auto"/>
+        <w:ind w:left="270" w:firstLine="540"/>
+        <w:jc w:val="both"/>
+        <w:rPr>
+          <w:rFonts w:ascii="Times New Roman" w:hAnsi="Times New Roman" w:cs="Times New Roman"/>
+          <w:b/>
+          <w:bCs/>
+          <w:sz w:val="26"/>
+          <w:szCs w:val="26"/>
+          <w:lang w:val="vi-VN"/>
+        </w:rPr>
+      </w:pPr>
+      <w:r>
+        <w:rPr>
+          <w:rFonts w:ascii="Times New Roman" w:hAnsi="Times New Roman" w:cs="Times New Roman"/>
+          <w:bCs/>
+          <w:sz w:val="26"/>
+          <w:szCs w:val="26"/>
+          <w:lang w:val="vi-VN"/>
+        </w:rPr>
+        <w:t xml:space="preserve">Chuyên ngành: </w:t>
+      </w:r>
+      <w:r>
+        <w:rPr>
+          <w:rFonts w:ascii="Times New Roman" w:hAnsi="Times New Roman" w:cs="Times New Roman"/>
+          <w:b/>
+          <w:bCs/>
+          <w:sz w:val="26"/>
+          <w:szCs w:val="26"/>
+          <w:lang w:val="vi-VN"/>
+        </w:rPr>
+        <w:t>QUẢN TRỊ DỊCH VỤ DU LỊCH VÀ LỮ HÀNH</w:t>
+      </w:r>
+    </w:p>
+    <w:p>
+      <w:pPr>
+        <w:spacing w:line="360" w:lineRule="auto"/>
+        <w:ind w:left="270" w:firstLine="540"/>
+        <w:jc w:val="both"/>
+        <w:rPr>
+          <w:rFonts w:ascii="Times New Roman" w:hAnsi="Times New Roman" w:cs="Times New Roman"/>
+          <w:b/>
+          <w:bCs/>
+          <w:sz w:val="26"/>
+          <w:szCs w:val="26"/>
+          <w:lang w:val="vi-VN"/>
+        </w:rPr>
+      </w:pPr>
+    </w:p>
+    <w:p>
+      <w:pPr>
+        <w:spacing w:after="0" w:line="360" w:lineRule="auto"/>
+        <w:ind w:left="272" w:firstLine="1287"/>
+        <w:jc w:val="both"/>
+        <w:rPr>
+          <w:rFonts w:ascii="Times New Roman" w:hAnsi="Times New Roman" w:cs="Times New Roman"/>
+          <w:b/>
+          <w:bCs/>
+          <w:sz w:val="26"/>
+          <w:szCs w:val="26"/>
+          <w:lang w:val="vi-VN"/>
+        </w:rPr>
+      </w:pPr>
+      <w:r>
+        <w:rPr>
+          <w:rFonts w:ascii="Times New Roman" w:hAnsi="Times New Roman" w:cs="Times New Roman"/>
+          <w:b/>
+          <w:bCs/>
+          <w:sz w:val="26"/>
+          <w:szCs w:val="26"/>
+          <w:lang w:val="vi-VN"/>
+        </w:rPr>
+        <w:t>Giảng viên hướng dẫn:</w:t>
+      </w:r>
+    </w:p>
+    <w:p>
+      <w:pPr>
+        <w:spacing w:after="0" w:line="360" w:lineRule="auto"/>
+        <w:ind w:left="272" w:firstLine="1287"/>
+        <w:jc w:val="both"/>
+        <w:rPr>
+          <w:rFonts w:ascii="Times New Roman" w:hAnsi="Times New Roman" w:cs="Times New Roman"/>
+          <w:b/>
+          <w:bCs/>
+          <w:sz w:val="26"/>
+          <w:szCs w:val="26"/>
+          <w:lang w:val="vi-VN"/>
+        </w:rPr>
+      </w:pPr>
+      <w:r>
+        <w:rPr>
+          <w:rFonts w:ascii="Times New Roman" w:hAnsi="Times New Roman" w:cs="Times New Roman"/>
+          <w:b/>
+          <w:bCs/>
+          <w:sz w:val="26"/>
+          <w:szCs w:val="26"/>
+          <w:lang w:val="vi-VN"/>
+        </w:rPr>
+        <w:t>Sinh viên thực hiện:</w:t>
+      </w:r>
+    </w:p>
+    <w:p>
+      <w:pPr>
+        <w:spacing w:after="0" w:line="360" w:lineRule="auto"/>
+        <w:ind w:left="272" w:firstLine="1287"/>
+        <w:jc w:val="both"/>
+        <w:rPr>
+          <w:rFonts w:ascii="Times New Roman" w:hAnsi="Times New Roman" w:cs="Times New Roman"/>
+          <w:b/>
+          <w:bCs/>
+          <w:sz w:val="26"/>
+          <w:szCs w:val="26"/>
+          <w:lang w:val="vi-VN"/>
+        </w:rPr>
+      </w:pPr>
+      <w:r>
+        <w:rPr>
+          <w:rFonts w:ascii="Times New Roman" w:hAnsi="Times New Roman" w:cs="Times New Roman"/>
+          <w:b/>
+          <w:bCs/>
+          <w:sz w:val="26"/>
+          <w:szCs w:val="26"/>
+          <w:lang w:val="vi-VN"/>
+        </w:rPr>
+        <w:t>MSSV:</w:t>
+      </w:r>
+    </w:p>
+    <w:p>
+      <w:pPr>
+        <w:spacing w:after="0" w:line="360" w:lineRule="auto"/>
+        <w:ind w:left="272" w:firstLine="1287"/>
+        <w:jc w:val="both"/>
+        <w:rPr>
+          <w:rFonts w:ascii="Times New Roman" w:hAnsi="Times New Roman" w:cs="Times New Roman"/>
+          <w:bCs/>
+          <w:sz w:val="26"/>
+          <w:szCs w:val="26"/>
+          <w:lang w:val="vi-VN"/>
+        </w:rPr>
+      </w:pPr>
+      <w:r>
+        <w:rPr>
+          <w:rFonts w:ascii="Times New Roman" w:hAnsi="Times New Roman" w:cs="Times New Roman"/>
+          <w:b/>
+          <w:bCs/>
+          <w:sz w:val="26"/>
+          <w:szCs w:val="26"/>
+          <w:lang w:val="vi-VN"/>
+        </w:rPr>
+        <w:t>Lớp</w:t>
+      </w:r>
+    </w:p>
+    <w:p>
+      <w:pPr>
+        <w:jc w:val="center"/>
+        <w:rPr>
+          <w:rFonts w:ascii="Times New Roman" w:hAnsi="Times New Roman" w:cs="Times New Roman"/>
+          <w:i/>
+          <w:sz w:val="26"/>
+          <w:szCs w:val="26"/>
+          <w:lang w:val="vi-VN"/>
+        </w:rPr>
+      </w:pPr>
+    </w:p>
+    <w:p>
+      <w:pPr>
+        <w:jc w:val="center"/>
+        <w:rPr>
+          <w:rFonts w:ascii="Times New Roman" w:hAnsi="Times New Roman" w:cs="Times New Roman"/>
+          <w:iCs/>
+          <w:sz w:val="26"/>
+          <w:szCs w:val="26"/>
+          <w:lang w:val="vi-VN"/>
+        </w:rPr>
+      </w:pPr>
+      <w:r>
+        <w:rPr>
+          <w:rFonts w:ascii="Times New Roman" w:hAnsi="Times New Roman" w:cs="Times New Roman"/>
+          <w:i/>
+          <w:sz w:val="26"/>
+          <w:szCs w:val="26"/>
+          <w:lang w:val="vi-VN"/>
+        </w:rPr>
+        <w:t>TP. Hồ Chí Minh, 202</w:t>
+      </w:r>
+      <w:r>
+        <w:rPr>
+          <w:rFonts w:ascii="Times New Roman" w:hAnsi="Times New Roman" w:cs="Times New Roman"/>
+          <w:i/>
+          <w:sz w:val="26"/>
+          <w:szCs w:val="26"/>
+        </w:rPr>
+        <w:t>6</w:t>
+      </w:r>
+    </w:p>
+    <w:p>
+      <w:r>
+        <w:br w:type="page"/>
+      </w:r>
+    </w:p>
+    <w:p>
+      <w:pPr>
+        <w:spacing w:after="240" w:line="360" w:lineRule="auto"/>
+        <w:jc w:val="center"/>
+      </w:pPr>
+      <w:r>
         <w:rPr>
           <w:rFonts w:ascii="Times New Roman" w:hAnsi="Times New Roman" w:cs="Times New Roman"/>
           <w:b/>
@@ -92,8 +1603,1537 @@
           <w:sz w:val="30"/>
           <w:szCs w:val="30"/>
         </w:rPr>
-      </w:pPr>
-      <w:r>
+        <w:t>MỤC LỤC</w:t>
+      </w:r>
+    </w:p>
+    <w:p>
+      <w:pPr>
+        <w:spacing w:after="45" w:line="360" w:lineRule="auto"/>
+      </w:pPr>
+      <w:hyperlink w:anchor="toc_auto_001" w:history="1">
+        <w:r>
+          <w:rPr>
+            <w:rFonts w:ascii="Times New Roman" w:hAnsi="Times New Roman" w:cs="Times New Roman"/>
+            <w:color w:val="0563C1"/>
+            <w:u w:val="single"/>
+            <w:b/>
+            <w:bCs/>
+            <w:sz w:val="26"/>
+            <w:szCs w:val="26"/>
+          </w:rPr>
+          <w:t>MỞ ĐẦU</w:t>
+        </w:r>
+      </w:hyperlink>
+    </w:p>
+    <w:p>
+      <w:pPr>
+        <w:spacing w:after="45" w:line="360" w:lineRule="auto"/>
+        <w:ind w:left="420"/>
+      </w:pPr>
+      <w:hyperlink w:anchor="toc_auto_002" w:history="1">
+        <w:r>
+          <w:rPr>
+            <w:rFonts w:ascii="Times New Roman" w:hAnsi="Times New Roman" w:cs="Times New Roman"/>
+            <w:color w:val="0563C1"/>
+            <w:u w:val="single"/>
+            <w:sz w:val="26"/>
+            <w:szCs w:val="26"/>
+          </w:rPr>
+          <w:t>1.1. Lý do chọn đề tài</w:t>
+        </w:r>
+      </w:hyperlink>
+    </w:p>
+    <w:p>
+      <w:pPr>
+        <w:spacing w:after="45" w:line="360" w:lineRule="auto"/>
+        <w:ind w:left="420"/>
+      </w:pPr>
+      <w:hyperlink w:anchor="toc_auto_003" w:history="1">
+        <w:r>
+          <w:rPr>
+            <w:rFonts w:ascii="Times New Roman" w:hAnsi="Times New Roman" w:cs="Times New Roman"/>
+            <w:color w:val="0563C1"/>
+            <w:u w:val="single"/>
+            <w:sz w:val="26"/>
+            <w:szCs w:val="26"/>
+          </w:rPr>
+          <w:t>1.2. Mục tiêu nghiên cứu</w:t>
+        </w:r>
+      </w:hyperlink>
+    </w:p>
+    <w:p>
+      <w:pPr>
+        <w:spacing w:after="45" w:line="360" w:lineRule="auto"/>
+        <w:ind w:left="420"/>
+      </w:pPr>
+      <w:hyperlink w:anchor="toc_auto_004" w:history="1">
+        <w:r>
+          <w:rPr>
+            <w:rFonts w:ascii="Times New Roman" w:hAnsi="Times New Roman" w:cs="Times New Roman"/>
+            <w:color w:val="0563C1"/>
+            <w:u w:val="single"/>
+            <w:sz w:val="26"/>
+            <w:szCs w:val="26"/>
+          </w:rPr>
+          <w:t>1.3. Câu hỏi nghiên cứu</w:t>
+        </w:r>
+      </w:hyperlink>
+    </w:p>
+    <w:p>
+      <w:pPr>
+        <w:spacing w:after="45" w:line="360" w:lineRule="auto"/>
+        <w:ind w:left="420"/>
+      </w:pPr>
+      <w:hyperlink w:anchor="toc_auto_005" w:history="1">
+        <w:r>
+          <w:rPr>
+            <w:rFonts w:ascii="Times New Roman" w:hAnsi="Times New Roman" w:cs="Times New Roman"/>
+            <w:color w:val="0563C1"/>
+            <w:u w:val="single"/>
+            <w:sz w:val="26"/>
+            <w:szCs w:val="26"/>
+          </w:rPr>
+          <w:t>1.4. Đối tượng và phạm vi nghiên cứu</w:t>
+        </w:r>
+      </w:hyperlink>
+    </w:p>
+    <w:p>
+      <w:pPr>
+        <w:spacing w:after="45" w:line="360" w:lineRule="auto"/>
+        <w:ind w:left="840"/>
+      </w:pPr>
+      <w:hyperlink w:anchor="toc_auto_006" w:history="1">
+        <w:r>
+          <w:rPr>
+            <w:rFonts w:ascii="Times New Roman" w:hAnsi="Times New Roman" w:cs="Times New Roman"/>
+            <w:color w:val="0563C1"/>
+            <w:u w:val="single"/>
+            <w:sz w:val="26"/>
+            <w:szCs w:val="26"/>
+          </w:rPr>
+          <w:t>1.4.1. Đối tượng nghiên cứu</w:t>
+        </w:r>
+      </w:hyperlink>
+    </w:p>
+    <w:p>
+      <w:pPr>
+        <w:spacing w:after="45" w:line="360" w:lineRule="auto"/>
+        <w:ind w:left="840"/>
+      </w:pPr>
+      <w:hyperlink w:anchor="toc_auto_007" w:history="1">
+        <w:r>
+          <w:rPr>
+            <w:rFonts w:ascii="Times New Roman" w:hAnsi="Times New Roman" w:cs="Times New Roman"/>
+            <w:color w:val="0563C1"/>
+            <w:u w:val="single"/>
+            <w:sz w:val="26"/>
+            <w:szCs w:val="26"/>
+          </w:rPr>
+          <w:t>1.4.2. Đối tượng khảo sát</w:t>
+        </w:r>
+      </w:hyperlink>
+    </w:p>
+    <w:p>
+      <w:pPr>
+        <w:spacing w:after="45" w:line="360" w:lineRule="auto"/>
+        <w:ind w:left="840"/>
+      </w:pPr>
+      <w:hyperlink w:anchor="toc_auto_008" w:history="1">
+        <w:r>
+          <w:rPr>
+            <w:rFonts w:ascii="Times New Roman" w:hAnsi="Times New Roman" w:cs="Times New Roman"/>
+            <w:color w:val="0563C1"/>
+            <w:u w:val="single"/>
+            <w:sz w:val="26"/>
+            <w:szCs w:val="26"/>
+          </w:rPr>
+          <w:t>1.4.3. Phạm vi nội dung</w:t>
+        </w:r>
+      </w:hyperlink>
+    </w:p>
+    <w:p>
+      <w:pPr>
+        <w:spacing w:after="45" w:line="360" w:lineRule="auto"/>
+        <w:ind w:left="840"/>
+      </w:pPr>
+      <w:hyperlink w:anchor="toc_auto_009" w:history="1">
+        <w:r>
+          <w:rPr>
+            <w:rFonts w:ascii="Times New Roman" w:hAnsi="Times New Roman" w:cs="Times New Roman"/>
+            <w:color w:val="0563C1"/>
+            <w:u w:val="single"/>
+            <w:sz w:val="26"/>
+            <w:szCs w:val="26"/>
+          </w:rPr>
+          <w:t>1.4.4. Phạm vi không gian</w:t>
+        </w:r>
+      </w:hyperlink>
+    </w:p>
+    <w:p>
+      <w:pPr>
+        <w:spacing w:after="45" w:line="360" w:lineRule="auto"/>
+        <w:ind w:left="840"/>
+      </w:pPr>
+      <w:hyperlink w:anchor="toc_auto_010" w:history="1">
+        <w:r>
+          <w:rPr>
+            <w:rFonts w:ascii="Times New Roman" w:hAnsi="Times New Roman" w:cs="Times New Roman"/>
+            <w:color w:val="0563C1"/>
+            <w:u w:val="single"/>
+            <w:sz w:val="26"/>
+            <w:szCs w:val="26"/>
+          </w:rPr>
+          <w:t>1.4.5. Phạm vi thời gian</w:t>
+        </w:r>
+      </w:hyperlink>
+    </w:p>
+    <w:p>
+      <w:pPr>
+        <w:spacing w:after="45" w:line="360" w:lineRule="auto"/>
+        <w:ind w:left="840"/>
+      </w:pPr>
+      <w:hyperlink w:anchor="toc_auto_011" w:history="1">
+        <w:r>
+          <w:rPr>
+            <w:rFonts w:ascii="Times New Roman" w:hAnsi="Times New Roman" w:cs="Times New Roman"/>
+            <w:color w:val="0563C1"/>
+            <w:u w:val="single"/>
+            <w:sz w:val="26"/>
+            <w:szCs w:val="26"/>
+          </w:rPr>
+          <w:t>1.4.6. Giới hạn nghiên cứu</w:t>
+        </w:r>
+      </w:hyperlink>
+    </w:p>
+    <w:p>
+      <w:pPr>
+        <w:spacing w:after="45" w:line="360" w:lineRule="auto"/>
+        <w:ind w:left="420"/>
+      </w:pPr>
+      <w:hyperlink w:anchor="toc_auto_012" w:history="1">
+        <w:r>
+          <w:rPr>
+            <w:rFonts w:ascii="Times New Roman" w:hAnsi="Times New Roman" w:cs="Times New Roman"/>
+            <w:color w:val="0563C1"/>
+            <w:u w:val="single"/>
+            <w:sz w:val="26"/>
+            <w:szCs w:val="26"/>
+          </w:rPr>
+          <w:t>1.5. Phương pháp thu thập dữ liệu</w:t>
+        </w:r>
+      </w:hyperlink>
+    </w:p>
+    <w:p>
+      <w:pPr>
+        <w:spacing w:after="45" w:line="360" w:lineRule="auto"/>
+        <w:ind w:left="840"/>
+      </w:pPr>
+      <w:hyperlink w:anchor="toc_auto_013" w:history="1">
+        <w:r>
+          <w:rPr>
+            <w:rFonts w:ascii="Times New Roman" w:hAnsi="Times New Roman" w:cs="Times New Roman"/>
+            <w:color w:val="0563C1"/>
+            <w:u w:val="single"/>
+            <w:sz w:val="26"/>
+            <w:szCs w:val="26"/>
+          </w:rPr>
+          <w:t>1.5.1. Phương pháp thu thập dữ liệu</w:t>
+        </w:r>
+      </w:hyperlink>
+    </w:p>
+    <w:p>
+      <w:pPr>
+        <w:spacing w:after="45" w:line="360" w:lineRule="auto"/>
+        <w:ind w:left="840"/>
+      </w:pPr>
+      <w:hyperlink w:anchor="toc_auto_014" w:history="1">
+        <w:r>
+          <w:rPr>
+            <w:rFonts w:ascii="Times New Roman" w:hAnsi="Times New Roman" w:cs="Times New Roman"/>
+            <w:color w:val="0563C1"/>
+            <w:u w:val="single"/>
+            <w:sz w:val="26"/>
+            <w:szCs w:val="26"/>
+          </w:rPr>
+          <w:t>1.5.2. Phương pháp xử lý và phân tích dữ liệu</w:t>
+        </w:r>
+      </w:hyperlink>
+    </w:p>
+    <w:p>
+      <w:pPr>
+        <w:spacing w:after="45" w:line="360" w:lineRule="auto"/>
+        <w:ind w:left="420"/>
+      </w:pPr>
+      <w:hyperlink w:anchor="toc_auto_015" w:history="1">
+        <w:r>
+          <w:rPr>
+            <w:rFonts w:ascii="Times New Roman" w:hAnsi="Times New Roman" w:cs="Times New Roman"/>
+            <w:color w:val="0563C1"/>
+            <w:u w:val="single"/>
+            <w:sz w:val="26"/>
+            <w:szCs w:val="26"/>
+          </w:rPr>
+          <w:t>1.6. Ý nghĩa của nghiên cứu</w:t>
+        </w:r>
+      </w:hyperlink>
+    </w:p>
+    <w:p>
+      <w:pPr>
+        <w:spacing w:after="45" w:line="360" w:lineRule="auto"/>
+        <w:ind w:left="840"/>
+      </w:pPr>
+      <w:hyperlink w:anchor="toc_auto_016" w:history="1">
+        <w:r>
+          <w:rPr>
+            <w:rFonts w:ascii="Times New Roman" w:hAnsi="Times New Roman" w:cs="Times New Roman"/>
+            <w:color w:val="0563C1"/>
+            <w:u w:val="single"/>
+            <w:sz w:val="26"/>
+            <w:szCs w:val="26"/>
+          </w:rPr>
+          <w:t>1.6.1. Ý nghĩa khoa học</w:t>
+        </w:r>
+      </w:hyperlink>
+    </w:p>
+    <w:p>
+      <w:pPr>
+        <w:spacing w:after="45" w:line="360" w:lineRule="auto"/>
+        <w:ind w:left="840"/>
+      </w:pPr>
+      <w:hyperlink w:anchor="toc_auto_017" w:history="1">
+        <w:r>
+          <w:rPr>
+            <w:rFonts w:ascii="Times New Roman" w:hAnsi="Times New Roman" w:cs="Times New Roman"/>
+            <w:color w:val="0563C1"/>
+            <w:u w:val="single"/>
+            <w:sz w:val="26"/>
+            <w:szCs w:val="26"/>
+          </w:rPr>
+          <w:t>1.6.2. Ý nghĩa thực tiễn</w:t>
+        </w:r>
+      </w:hyperlink>
+    </w:p>
+    <w:p>
+      <w:pPr>
+        <w:spacing w:after="45" w:line="360" w:lineRule="auto"/>
+        <w:ind w:left="420"/>
+      </w:pPr>
+      <w:hyperlink w:anchor="toc_auto_018" w:history="1">
+        <w:r>
+          <w:rPr>
+            <w:rFonts w:ascii="Times New Roman" w:hAnsi="Times New Roman" w:cs="Times New Roman"/>
+            <w:color w:val="0563C1"/>
+            <w:u w:val="single"/>
+            <w:sz w:val="26"/>
+            <w:szCs w:val="26"/>
+          </w:rPr>
+          <w:t>1.7. Cấu trúc khóa luận</w:t>
+        </w:r>
+      </w:hyperlink>
+    </w:p>
+    <w:p>
+      <w:pPr>
+        <w:spacing w:after="45" w:line="360" w:lineRule="auto"/>
+      </w:pPr>
+      <w:hyperlink w:anchor="toc_auto_019" w:history="1">
+        <w:r>
+          <w:rPr>
+            <w:rFonts w:ascii="Times New Roman" w:hAnsi="Times New Roman" w:cs="Times New Roman"/>
+            <w:color w:val="0563C1"/>
+            <w:u w:val="single"/>
+            <w:b/>
+            <w:bCs/>
+            <w:sz w:val="26"/>
+            <w:szCs w:val="26"/>
+          </w:rPr>
+          <w:t>CHƯƠNG 1: CƠ SỞ LÝ LUẬN VÀ THỰC TIỄN VỀ DU LỊCH NÔNG NGHIỆP THEO HƯỚNG DU LỊCH XANH</w:t>
+        </w:r>
+      </w:hyperlink>
+    </w:p>
+    <w:p>
+      <w:pPr>
+        <w:spacing w:after="45" w:line="360" w:lineRule="auto"/>
+        <w:ind w:left="420"/>
+      </w:pPr>
+      <w:hyperlink w:anchor="toc_auto_020" w:history="1">
+        <w:r>
+          <w:rPr>
+            <w:rFonts w:ascii="Times New Roman" w:hAnsi="Times New Roman" w:cs="Times New Roman"/>
+            <w:color w:val="0563C1"/>
+            <w:u w:val="single"/>
+            <w:sz w:val="26"/>
+            <w:szCs w:val="26"/>
+          </w:rPr>
+          <w:t>1.1. Các khái niệm cơ bản</w:t>
+        </w:r>
+      </w:hyperlink>
+    </w:p>
+    <w:p>
+      <w:pPr>
+        <w:spacing w:after="45" w:line="360" w:lineRule="auto"/>
+        <w:ind w:left="420"/>
+      </w:pPr>
+      <w:hyperlink w:anchor="toc_auto_021" w:history="1">
+        <w:r>
+          <w:rPr>
+            <w:rFonts w:ascii="Times New Roman" w:hAnsi="Times New Roman" w:cs="Times New Roman"/>
+            <w:color w:val="0563C1"/>
+            <w:u w:val="single"/>
+            <w:sz w:val="26"/>
+            <w:szCs w:val="26"/>
+          </w:rPr>
+          <w:t>1.2. Đặc điểm và vai trò của du lịch nông nghiệp xanh đối với phát triển nông thôn mới và kinh tế địa phương</w:t>
+        </w:r>
+      </w:hyperlink>
+    </w:p>
+    <w:p>
+      <w:pPr>
+        <w:spacing w:after="45" w:line="360" w:lineRule="auto"/>
+        <w:ind w:left="420"/>
+      </w:pPr>
+      <w:hyperlink w:anchor="toc_auto_022" w:history="1">
+        <w:r>
+          <w:rPr>
+            <w:rFonts w:ascii="Times New Roman" w:hAnsi="Times New Roman" w:cs="Times New Roman"/>
+            <w:color w:val="0563C1"/>
+            <w:u w:val="single"/>
+            <w:sz w:val="26"/>
+            <w:szCs w:val="26"/>
+          </w:rPr>
+          <w:t>1.3. Các mô hình du lịch nông nghiệp xanh thành công trên thế giới và Việt Nam</w:t>
+        </w:r>
+      </w:hyperlink>
+    </w:p>
+    <w:p>
+      <w:pPr>
+        <w:spacing w:after="45" w:line="360" w:lineRule="auto"/>
+        <w:ind w:left="840"/>
+      </w:pPr>
+      <w:hyperlink w:anchor="toc_auto_023" w:history="1">
+        <w:r>
+          <w:rPr>
+            <w:rFonts w:ascii="Times New Roman" w:hAnsi="Times New Roman" w:cs="Times New Roman"/>
+            <w:color w:val="0563C1"/>
+            <w:u w:val="single"/>
+            <w:sz w:val="26"/>
+            <w:szCs w:val="26"/>
+          </w:rPr>
+          <w:t>1.3.1. Mô hình Agriturismo (Ý)</w:t>
+        </w:r>
+      </w:hyperlink>
+    </w:p>
+    <w:p>
+      <w:pPr>
+        <w:spacing w:after="45" w:line="360" w:lineRule="auto"/>
+        <w:ind w:left="840"/>
+      </w:pPr>
+      <w:hyperlink w:anchor="toc_auto_024" w:history="1">
+        <w:r>
+          <w:rPr>
+            <w:rFonts w:ascii="Times New Roman" w:hAnsi="Times New Roman" w:cs="Times New Roman"/>
+            <w:color w:val="0563C1"/>
+            <w:u w:val="single"/>
+            <w:sz w:val="26"/>
+            <w:szCs w:val="26"/>
+          </w:rPr>
+          <w:t>1.3.2. Mô hình Green Tourism (Nhật Bản)</w:t>
+        </w:r>
+      </w:hyperlink>
+    </w:p>
+    <w:p>
+      <w:pPr>
+        <w:spacing w:after="45" w:line="360" w:lineRule="auto"/>
+        <w:ind w:left="840"/>
+      </w:pPr>
+      <w:hyperlink w:anchor="toc_auto_025" w:history="1">
+        <w:r>
+          <w:rPr>
+            <w:rFonts w:ascii="Times New Roman" w:hAnsi="Times New Roman" w:cs="Times New Roman"/>
+            <w:color w:val="0563C1"/>
+            <w:u w:val="single"/>
+            <w:sz w:val="26"/>
+            <w:szCs w:val="26"/>
+          </w:rPr>
+          <w:t>1.3.3. Mô hình OTOP kết hợp Community-Based Tourism (Thái Lan)</w:t>
+        </w:r>
+      </w:hyperlink>
+    </w:p>
+    <w:p>
+      <w:pPr>
+        <w:spacing w:after="45" w:line="360" w:lineRule="auto"/>
+        <w:ind w:left="840"/>
+      </w:pPr>
+      <w:hyperlink w:anchor="toc_auto_026" w:history="1">
+        <w:r>
+          <w:rPr>
+            <w:rFonts w:ascii="Times New Roman" w:hAnsi="Times New Roman" w:cs="Times New Roman"/>
+            <w:color w:val="0563C1"/>
+            <w:u w:val="single"/>
+            <w:sz w:val="26"/>
+            <w:szCs w:val="26"/>
+          </w:rPr>
+          <w:t>1.3.4. Mô hình Regenerative Agritourism</w:t>
+        </w:r>
+      </w:hyperlink>
+    </w:p>
+    <w:p>
+      <w:pPr>
+        <w:spacing w:after="45" w:line="360" w:lineRule="auto"/>
+        <w:ind w:left="840"/>
+      </w:pPr>
+      <w:hyperlink w:anchor="toc_auto_027" w:history="1">
+        <w:r>
+          <w:rPr>
+            <w:rFonts w:ascii="Times New Roman" w:hAnsi="Times New Roman" w:cs="Times New Roman"/>
+            <w:color w:val="0563C1"/>
+            <w:u w:val="single"/>
+            <w:sz w:val="26"/>
+            <w:szCs w:val="26"/>
+          </w:rPr>
+          <w:t>1.3.5. Mô hình Làng rau Trà Quế (Quảng Nam)</w:t>
+        </w:r>
+      </w:hyperlink>
+    </w:p>
+    <w:p>
+      <w:pPr>
+        <w:spacing w:after="45" w:line="360" w:lineRule="auto"/>
+        <w:ind w:left="840"/>
+      </w:pPr>
+      <w:hyperlink w:anchor="toc_auto_028" w:history="1">
+        <w:r>
+          <w:rPr>
+            <w:rFonts w:ascii="Times New Roman" w:hAnsi="Times New Roman" w:cs="Times New Roman"/>
+            <w:color w:val="0563C1"/>
+            <w:u w:val="single"/>
+            <w:sz w:val="26"/>
+            <w:szCs w:val="26"/>
+          </w:rPr>
+          <w:t>1.3.6. Mô hình du lịch cộng đồng Thiềng Liềng (Cần Giờ)</w:t>
+        </w:r>
+      </w:hyperlink>
+    </w:p>
+    <w:p>
+      <w:pPr>
+        <w:spacing w:after="45" w:line="360" w:lineRule="auto"/>
+        <w:ind w:left="840"/>
+      </w:pPr>
+      <w:hyperlink w:anchor="toc_auto_029" w:history="1">
+        <w:r>
+          <w:rPr>
+            <w:rFonts w:ascii="Times New Roman" w:hAnsi="Times New Roman" w:cs="Times New Roman"/>
+            <w:color w:val="0563C1"/>
+            <w:u w:val="single"/>
+            <w:sz w:val="26"/>
+            <w:szCs w:val="26"/>
+          </w:rPr>
+          <w:t>1.3.7. Mô hình du lịch vườn trái cây và sinh thái Đồng bằng sông Cửu Long</w:t>
+        </w:r>
+      </w:hyperlink>
+    </w:p>
+    <w:p>
+      <w:pPr>
+        <w:spacing w:after="45" w:line="360" w:lineRule="auto"/>
+        <w:ind w:left="840"/>
+      </w:pPr>
+      <w:hyperlink w:anchor="toc_auto_030" w:history="1">
+        <w:r>
+          <w:rPr>
+            <w:rFonts w:ascii="Times New Roman" w:hAnsi="Times New Roman" w:cs="Times New Roman"/>
+            <w:color w:val="0563C1"/>
+            <w:u w:val="single"/>
+            <w:sz w:val="26"/>
+            <w:szCs w:val="26"/>
+          </w:rPr>
+          <w:t>1.3.8. Mô hình du lịch nông nghiệp công nghệ cao Đà Lạt (Lâm Đồng)</w:t>
+        </w:r>
+      </w:hyperlink>
+    </w:p>
+    <w:p>
+      <w:pPr>
+        <w:spacing w:after="45" w:line="360" w:lineRule="auto"/>
+        <w:ind w:left="420"/>
+      </w:pPr>
+      <w:hyperlink w:anchor="toc_auto_031" w:history="1">
+        <w:r>
+          <w:rPr>
+            <w:rFonts w:ascii="Times New Roman" w:hAnsi="Times New Roman" w:cs="Times New Roman"/>
+            <w:color w:val="0563C1"/>
+            <w:u w:val="single"/>
+            <w:sz w:val="26"/>
+            <w:szCs w:val="26"/>
+          </w:rPr>
+          <w:t>1.4. Các tiêu chí/trụ cột đánh giá phát triển du lịch nông nghiệp theo hướng du lịch xanh</w:t>
+        </w:r>
+      </w:hyperlink>
+    </w:p>
+    <w:p>
+      <w:pPr>
+        <w:spacing w:after="45" w:line="360" w:lineRule="auto"/>
+        <w:ind w:left="420"/>
+      </w:pPr>
+      <w:hyperlink w:anchor="toc_auto_032" w:history="1">
+        <w:r>
+          <w:rPr>
+            <w:rFonts w:ascii="Times New Roman" w:hAnsi="Times New Roman" w:cs="Times New Roman"/>
+            <w:color w:val="0563C1"/>
+            <w:u w:val="single"/>
+            <w:sz w:val="26"/>
+            <w:szCs w:val="26"/>
+          </w:rPr>
+          <w:t>1.5. Các lý thuyết và mô hình phân tích sử dụng trong nghiên cứu</w:t>
+        </w:r>
+      </w:hyperlink>
+    </w:p>
+    <w:p>
+      <w:pPr>
+        <w:spacing w:after="45" w:line="360" w:lineRule="auto"/>
+        <w:ind w:left="840"/>
+      </w:pPr>
+      <w:hyperlink w:anchor="toc_auto_033" w:history="1">
+        <w:r>
+          <w:rPr>
+            <w:rFonts w:ascii="Times New Roman" w:hAnsi="Times New Roman" w:cs="Times New Roman"/>
+            <w:color w:val="0563C1"/>
+            <w:u w:val="single"/>
+            <w:sz w:val="26"/>
+            <w:szCs w:val="26"/>
+          </w:rPr>
+          <w:t>1.5.1. Lý thuyết phát triển bền vững</w:t>
+        </w:r>
+      </w:hyperlink>
+    </w:p>
+    <w:p>
+      <w:pPr>
+        <w:spacing w:after="45" w:line="360" w:lineRule="auto"/>
+        <w:ind w:left="840"/>
+      </w:pPr>
+      <w:hyperlink w:anchor="toc_auto_034" w:history="1">
+        <w:r>
+          <w:rPr>
+            <w:rFonts w:ascii="Times New Roman" w:hAnsi="Times New Roman" w:cs="Times New Roman"/>
+            <w:color w:val="0563C1"/>
+            <w:u w:val="single"/>
+            <w:sz w:val="26"/>
+            <w:szCs w:val="26"/>
+          </w:rPr>
+          <w:t>1.5.2. Mô hình phân tích SWOT</w:t>
+        </w:r>
+      </w:hyperlink>
+    </w:p>
+    <w:p>
+      <w:pPr>
+        <w:spacing w:after="45" w:line="360" w:lineRule="auto"/>
+        <w:ind w:left="840"/>
+      </w:pPr>
+      <w:hyperlink w:anchor="toc_auto_035" w:history="1">
+        <w:r>
+          <w:rPr>
+            <w:rFonts w:ascii="Times New Roman" w:hAnsi="Times New Roman" w:cs="Times New Roman"/>
+            <w:color w:val="0563C1"/>
+            <w:u w:val="single"/>
+            <w:sz w:val="26"/>
+            <w:szCs w:val="26"/>
+          </w:rPr>
+          <w:t>1.5.3. Mô hình chuỗi giá trị của Porter</w:t>
+        </w:r>
+      </w:hyperlink>
+    </w:p>
+    <w:p>
+      <w:pPr>
+        <w:spacing w:after="45" w:line="360" w:lineRule="auto"/>
+        <w:ind w:left="840"/>
+      </w:pPr>
+      <w:hyperlink w:anchor="toc_auto_036" w:history="1">
+        <w:r>
+          <w:rPr>
+            <w:rFonts w:ascii="Times New Roman" w:hAnsi="Times New Roman" w:cs="Times New Roman"/>
+            <w:color w:val="0563C1"/>
+            <w:u w:val="single"/>
+            <w:sz w:val="26"/>
+            <w:szCs w:val="26"/>
+          </w:rPr>
+          <w:t>1.5.4. Sơ đồ Fishbone và kỹ thuật 5 Whys</w:t>
+        </w:r>
+      </w:hyperlink>
+    </w:p>
+    <w:p>
+      <w:pPr>
+        <w:spacing w:after="45" w:line="360" w:lineRule="auto"/>
+        <w:ind w:left="840"/>
+      </w:pPr>
+      <w:hyperlink w:anchor="toc_auto_037" w:history="1">
+        <w:r>
+          <w:rPr>
+            <w:rFonts w:ascii="Times New Roman" w:hAnsi="Times New Roman" w:cs="Times New Roman"/>
+            <w:color w:val="0563C1"/>
+            <w:u w:val="single"/>
+            <w:sz w:val="26"/>
+            <w:szCs w:val="26"/>
+          </w:rPr>
+          <w:t>1.5.5. Mô hình nghiên cứu tổng hợp</w:t>
+        </w:r>
+      </w:hyperlink>
+    </w:p>
+    <w:p>
+      <w:pPr>
+        <w:spacing w:after="45" w:line="360" w:lineRule="auto"/>
+        <w:ind w:left="420"/>
+      </w:pPr>
+      <w:hyperlink w:anchor="toc_auto_038" w:history="1">
+        <w:r>
+          <w:rPr>
+            <w:rFonts w:ascii="Times New Roman" w:hAnsi="Times New Roman" w:cs="Times New Roman"/>
+            <w:color w:val="0563C1"/>
+            <w:u w:val="single"/>
+            <w:sz w:val="26"/>
+            <w:szCs w:val="26"/>
+          </w:rPr>
+          <w:t>1.6. Khung phân tích của đề tài</w:t>
+        </w:r>
+      </w:hyperlink>
+    </w:p>
+    <w:p>
+      <w:pPr>
+        <w:spacing w:after="45" w:line="360" w:lineRule="auto"/>
+      </w:pPr>
+      <w:hyperlink w:anchor="toc_auto_039" w:history="1">
+        <w:r>
+          <w:rPr>
+            <w:rFonts w:ascii="Times New Roman" w:hAnsi="Times New Roman" w:cs="Times New Roman"/>
+            <w:color w:val="0563C1"/>
+            <w:u w:val="single"/>
+            <w:b/>
+            <w:bCs/>
+            <w:sz w:val="26"/>
+            <w:szCs w:val="26"/>
+          </w:rPr>
+          <w:t>CHƯƠNG 2 THỰC TRẠNG PHÁT TRIỂN DU LỊCH NÔNG NGHIỆP THEO HƯỚNG DU LỊCH XANH TẠI XÃ CỦ CHI, TP. HỒ CHÍ MINH</w:t>
+        </w:r>
+      </w:hyperlink>
+    </w:p>
+    <w:p>
+      <w:pPr>
+        <w:spacing w:after="45" w:line="360" w:lineRule="auto"/>
+        <w:ind w:left="420"/>
+      </w:pPr>
+      <w:hyperlink w:anchor="toc_auto_040" w:history="1">
+        <w:r>
+          <w:rPr>
+            <w:rFonts w:ascii="Times New Roman" w:hAnsi="Times New Roman" w:cs="Times New Roman"/>
+            <w:color w:val="0563C1"/>
+            <w:u w:val="single"/>
+            <w:sz w:val="26"/>
+            <w:szCs w:val="26"/>
+          </w:rPr>
+          <w:t>2.1. Khái quát về địa bàn nghiên cứu</w:t>
+        </w:r>
+      </w:hyperlink>
+    </w:p>
+    <w:p>
+      <w:pPr>
+        <w:spacing w:after="45" w:line="360" w:lineRule="auto"/>
+        <w:ind w:left="840"/>
+      </w:pPr>
+      <w:hyperlink w:anchor="toc_auto_041" w:history="1">
+        <w:r>
+          <w:rPr>
+            <w:rFonts w:ascii="Times New Roman" w:hAnsi="Times New Roman" w:cs="Times New Roman"/>
+            <w:color w:val="0563C1"/>
+            <w:u w:val="single"/>
+            <w:sz w:val="26"/>
+            <w:szCs w:val="26"/>
+          </w:rPr>
+          <w:t>2.1.1. Điều kiện tự nhiên</w:t>
+        </w:r>
+      </w:hyperlink>
+    </w:p>
+    <w:p>
+      <w:pPr>
+        <w:spacing w:after="45" w:line="360" w:lineRule="auto"/>
+        <w:ind w:left="840"/>
+      </w:pPr>
+      <w:hyperlink w:anchor="toc_auto_042" w:history="1">
+        <w:r>
+          <w:rPr>
+            <w:rFonts w:ascii="Times New Roman" w:hAnsi="Times New Roman" w:cs="Times New Roman"/>
+            <w:color w:val="0563C1"/>
+            <w:u w:val="single"/>
+            <w:sz w:val="26"/>
+            <w:szCs w:val="26"/>
+          </w:rPr>
+          <w:t>2.1.2. Điều kiện kinh tế - xã hội</w:t>
+        </w:r>
+      </w:hyperlink>
+    </w:p>
+    <w:p>
+      <w:pPr>
+        <w:spacing w:after="45" w:line="360" w:lineRule="auto"/>
+        <w:ind w:left="840"/>
+      </w:pPr>
+      <w:hyperlink w:anchor="toc_auto_043" w:history="1">
+        <w:r>
+          <w:rPr>
+            <w:rFonts w:ascii="Times New Roman" w:hAnsi="Times New Roman" w:cs="Times New Roman"/>
+            <w:color w:val="0563C1"/>
+            <w:u w:val="single"/>
+            <w:sz w:val="26"/>
+            <w:szCs w:val="26"/>
+          </w:rPr>
+          <w:t>2.1.3. Tiềm năng phát triển du lịch nông nghiệp theo hướng du lịch xanh</w:t>
+        </w:r>
+      </w:hyperlink>
+    </w:p>
+    <w:p>
+      <w:pPr>
+        <w:spacing w:after="45" w:line="360" w:lineRule="auto"/>
+        <w:ind w:left="420"/>
+      </w:pPr>
+      <w:hyperlink w:anchor="toc_auto_044" w:history="1">
+        <w:r>
+          <w:rPr>
+            <w:rFonts w:ascii="Times New Roman" w:hAnsi="Times New Roman" w:cs="Times New Roman"/>
+            <w:color w:val="0563C1"/>
+            <w:u w:val="single"/>
+            <w:sz w:val="26"/>
+            <w:szCs w:val="26"/>
+          </w:rPr>
+          <w:t>2.2. Đặc điểm mẫu khảo sát</w:t>
+        </w:r>
+      </w:hyperlink>
+    </w:p>
+    <w:p>
+      <w:pPr>
+        <w:spacing w:after="45" w:line="360" w:lineRule="auto"/>
+        <w:ind w:left="840"/>
+      </w:pPr>
+      <w:hyperlink w:anchor="toc_auto_045" w:history="1">
+        <w:r>
+          <w:rPr>
+            <w:rFonts w:ascii="Times New Roman" w:hAnsi="Times New Roman" w:cs="Times New Roman"/>
+            <w:color w:val="0563C1"/>
+            <w:u w:val="single"/>
+            <w:sz w:val="26"/>
+            <w:szCs w:val="26"/>
+          </w:rPr>
+          <w:t>2.2.1. Đặc điểm về giới tính</w:t>
+        </w:r>
+      </w:hyperlink>
+    </w:p>
+    <w:p>
+      <w:pPr>
+        <w:spacing w:after="45" w:line="360" w:lineRule="auto"/>
+        <w:ind w:left="840"/>
+      </w:pPr>
+      <w:hyperlink w:anchor="toc_auto_046" w:history="1">
+        <w:r>
+          <w:rPr>
+            <w:rFonts w:ascii="Times New Roman" w:hAnsi="Times New Roman" w:cs="Times New Roman"/>
+            <w:color w:val="0563C1"/>
+            <w:u w:val="single"/>
+            <w:sz w:val="26"/>
+            <w:szCs w:val="26"/>
+          </w:rPr>
+          <w:t>2.2.2. Đặc điểm về độ tuổi</w:t>
+        </w:r>
+      </w:hyperlink>
+    </w:p>
+    <w:p>
+      <w:pPr>
+        <w:spacing w:after="45" w:line="360" w:lineRule="auto"/>
+        <w:ind w:left="840"/>
+      </w:pPr>
+      <w:hyperlink w:anchor="toc_auto_047" w:history="1">
+        <w:r>
+          <w:rPr>
+            <w:rFonts w:ascii="Times New Roman" w:hAnsi="Times New Roman" w:cs="Times New Roman"/>
+            <w:color w:val="0563C1"/>
+            <w:u w:val="single"/>
+            <w:sz w:val="26"/>
+            <w:szCs w:val="26"/>
+          </w:rPr>
+          <w:t>2.2.3. Đặc điểm về nghề nghiệp</w:t>
+        </w:r>
+      </w:hyperlink>
+    </w:p>
+    <w:p>
+      <w:pPr>
+        <w:spacing w:after="45" w:line="360" w:lineRule="auto"/>
+        <w:ind w:left="840"/>
+      </w:pPr>
+      <w:hyperlink w:anchor="toc_auto_048" w:history="1">
+        <w:r>
+          <w:rPr>
+            <w:rFonts w:ascii="Times New Roman" w:hAnsi="Times New Roman" w:cs="Times New Roman"/>
+            <w:color w:val="0563C1"/>
+            <w:u w:val="single"/>
+            <w:sz w:val="26"/>
+            <w:szCs w:val="26"/>
+          </w:rPr>
+          <w:t>2.2.4. Đặc điểm về nơi cư trú và vai trò</w:t>
+        </w:r>
+      </w:hyperlink>
+    </w:p>
+    <w:p>
+      <w:pPr>
+        <w:spacing w:after="45" w:line="360" w:lineRule="auto"/>
+        <w:ind w:left="840"/>
+      </w:pPr>
+      <w:hyperlink w:anchor="toc_auto_049" w:history="1">
+        <w:r>
+          <w:rPr>
+            <w:rFonts w:ascii="Times New Roman" w:hAnsi="Times New Roman" w:cs="Times New Roman"/>
+            <w:color w:val="0563C1"/>
+            <w:u w:val="single"/>
+            <w:sz w:val="26"/>
+            <w:szCs w:val="26"/>
+          </w:rPr>
+          <w:t>2.2.5. Đặc điểm về tần suất và thời gian trải nghiệm</w:t>
+        </w:r>
+      </w:hyperlink>
+    </w:p>
+    <w:p>
+      <w:pPr>
+        <w:spacing w:after="45" w:line="360" w:lineRule="auto"/>
+        <w:ind w:left="420"/>
+      </w:pPr>
+      <w:hyperlink w:anchor="toc_auto_050" w:history="1">
+        <w:r>
+          <w:rPr>
+            <w:rFonts w:ascii="Times New Roman" w:hAnsi="Times New Roman" w:cs="Times New Roman"/>
+            <w:color w:val="0563C1"/>
+            <w:u w:val="single"/>
+            <w:sz w:val="26"/>
+            <w:szCs w:val="26"/>
+          </w:rPr>
+          <w:t>2.3. Thực trạng phát triển du lịch nông nghiệp theo hướng du lịch xanh tại xã Củ Chi</w:t>
+        </w:r>
+      </w:hyperlink>
+    </w:p>
+    <w:p>
+      <w:pPr>
+        <w:spacing w:after="45" w:line="360" w:lineRule="auto"/>
+        <w:ind w:left="840"/>
+      </w:pPr>
+      <w:hyperlink w:anchor="toc_auto_051" w:history="1">
+        <w:r>
+          <w:rPr>
+            <w:rFonts w:ascii="Times New Roman" w:hAnsi="Times New Roman" w:cs="Times New Roman"/>
+            <w:color w:val="0563C1"/>
+            <w:u w:val="single"/>
+            <w:sz w:val="26"/>
+            <w:szCs w:val="26"/>
+          </w:rPr>
+          <w:t>2.3.1. Thực trạng phát triển trên phương diện môi trường</w:t>
+        </w:r>
+      </w:hyperlink>
+    </w:p>
+    <w:p>
+      <w:pPr>
+        <w:spacing w:after="45" w:line="360" w:lineRule="auto"/>
+        <w:ind w:left="840"/>
+      </w:pPr>
+      <w:hyperlink w:anchor="toc_auto_052" w:history="1">
+        <w:r>
+          <w:rPr>
+            <w:rFonts w:ascii="Times New Roman" w:hAnsi="Times New Roman" w:cs="Times New Roman"/>
+            <w:color w:val="0563C1"/>
+            <w:u w:val="single"/>
+            <w:sz w:val="26"/>
+            <w:szCs w:val="26"/>
+          </w:rPr>
+          <w:t>2.3.2. Thực trạng phát triển trên phương diện kinh tế</w:t>
+        </w:r>
+      </w:hyperlink>
+    </w:p>
+    <w:p>
+      <w:pPr>
+        <w:spacing w:after="45" w:line="360" w:lineRule="auto"/>
+        <w:ind w:left="840"/>
+      </w:pPr>
+      <w:hyperlink w:anchor="toc_auto_053" w:history="1">
+        <w:r>
+          <w:rPr>
+            <w:rFonts w:ascii="Times New Roman" w:hAnsi="Times New Roman" w:cs="Times New Roman"/>
+            <w:color w:val="0563C1"/>
+            <w:u w:val="single"/>
+            <w:sz w:val="26"/>
+            <w:szCs w:val="26"/>
+          </w:rPr>
+          <w:t>2.3.3. Thực trạng phát triển trên phương diện xã hội – văn hóa</w:t>
+        </w:r>
+      </w:hyperlink>
+    </w:p>
+    <w:p>
+      <w:pPr>
+        <w:spacing w:after="45" w:line="360" w:lineRule="auto"/>
+        <w:ind w:left="840"/>
+      </w:pPr>
+      <w:hyperlink w:anchor="toc_auto_054" w:history="1">
+        <w:r>
+          <w:rPr>
+            <w:rFonts w:ascii="Times New Roman" w:hAnsi="Times New Roman" w:cs="Times New Roman"/>
+            <w:color w:val="0563C1"/>
+            <w:u w:val="single"/>
+            <w:sz w:val="26"/>
+            <w:szCs w:val="26"/>
+          </w:rPr>
+          <w:t>2.3.4. Thực trạng phát triển trên phương diện quản trị</w:t>
+        </w:r>
+      </w:hyperlink>
+    </w:p>
+    <w:p>
+      <w:pPr>
+        <w:spacing w:after="45" w:line="360" w:lineRule="auto"/>
+        <w:ind w:left="420"/>
+      </w:pPr>
+      <w:hyperlink w:anchor="toc_auto_055" w:history="1">
+        <w:r>
+          <w:rPr>
+            <w:rFonts w:ascii="Times New Roman" w:hAnsi="Times New Roman" w:cs="Times New Roman"/>
+            <w:color w:val="0563C1"/>
+            <w:u w:val="single"/>
+            <w:sz w:val="26"/>
+            <w:szCs w:val="26"/>
+          </w:rPr>
+          <w:t>2.4. Đánh giá chung về thực trạng phát triển du lịch nông nghiệp theo hướng du lịch xanh tại xã Củ Chi</w:t>
+        </w:r>
+      </w:hyperlink>
+    </w:p>
+    <w:p>
+      <w:pPr>
+        <w:spacing w:after="45" w:line="360" w:lineRule="auto"/>
+        <w:ind w:left="840"/>
+      </w:pPr>
+      <w:hyperlink w:anchor="toc_auto_056" w:history="1">
+        <w:r>
+          <w:rPr>
+            <w:rFonts w:ascii="Times New Roman" w:hAnsi="Times New Roman" w:cs="Times New Roman"/>
+            <w:color w:val="0563C1"/>
+            <w:u w:val="single"/>
+            <w:sz w:val="26"/>
+            <w:szCs w:val="26"/>
+          </w:rPr>
+          <w:t>2.4.1. Những kết quả đạt được</w:t>
+        </w:r>
+      </w:hyperlink>
+    </w:p>
+    <w:p>
+      <w:pPr>
+        <w:spacing w:after="45" w:line="360" w:lineRule="auto"/>
+        <w:ind w:left="840"/>
+      </w:pPr>
+      <w:hyperlink w:anchor="toc_auto_057" w:history="1">
+        <w:r>
+          <w:rPr>
+            <w:rFonts w:ascii="Times New Roman" w:hAnsi="Times New Roman" w:cs="Times New Roman"/>
+            <w:color w:val="0563C1"/>
+            <w:u w:val="single"/>
+            <w:sz w:val="26"/>
+            <w:szCs w:val="26"/>
+          </w:rPr>
+          <w:t>2.4.2. Những hạn chế</w:t>
+        </w:r>
+      </w:hyperlink>
+    </w:p>
+    <w:p>
+      <w:pPr>
+        <w:spacing w:after="45" w:line="360" w:lineRule="auto"/>
+        <w:ind w:left="840"/>
+      </w:pPr>
+      <w:hyperlink w:anchor="toc_auto_058" w:history="1">
+        <w:r>
+          <w:rPr>
+            <w:rFonts w:ascii="Times New Roman" w:hAnsi="Times New Roman" w:cs="Times New Roman"/>
+            <w:color w:val="0563C1"/>
+            <w:u w:val="single"/>
+            <w:sz w:val="26"/>
+            <w:szCs w:val="26"/>
+          </w:rPr>
+          <w:t>2.4.3. Nguyên nhân của những hạn chế</w:t>
+        </w:r>
+      </w:hyperlink>
+    </w:p>
+    <w:p>
+      <w:pPr>
+        <w:spacing w:after="45" w:line="360" w:lineRule="auto"/>
+        <w:ind w:left="420"/>
+      </w:pPr>
+      <w:hyperlink w:anchor="toc_auto_059" w:history="1">
+        <w:r>
+          <w:rPr>
+            <w:rFonts w:ascii="Times New Roman" w:hAnsi="Times New Roman" w:cs="Times New Roman"/>
+            <w:color w:val="0563C1"/>
+            <w:u w:val="single"/>
+            <w:sz w:val="26"/>
+            <w:szCs w:val="26"/>
+          </w:rPr>
+          <w:t>2.5. Phân tích SWOT</w:t>
+        </w:r>
+      </w:hyperlink>
+    </w:p>
+    <w:p>
+      <w:pPr>
+        <w:spacing w:after="45" w:line="360" w:lineRule="auto"/>
+        <w:ind w:left="420"/>
+      </w:pPr>
+      <w:hyperlink w:anchor="toc_auto_060" w:history="1">
+        <w:r>
+          <w:rPr>
+            <w:rFonts w:ascii="Times New Roman" w:hAnsi="Times New Roman" w:cs="Times New Roman"/>
+            <w:color w:val="0563C1"/>
+            <w:u w:val="single"/>
+            <w:sz w:val="26"/>
+            <w:szCs w:val="26"/>
+          </w:rPr>
+          <w:t>2.6. Phân tích nguyên nhân gốc rễ bằng sơ đồ Fishbone</w:t>
+        </w:r>
+      </w:hyperlink>
+    </w:p>
+    <w:p>
+      <w:pPr>
+        <w:spacing w:after="45" w:line="360" w:lineRule="auto"/>
+        <w:ind w:left="420"/>
+      </w:pPr>
+      <w:hyperlink w:anchor="toc_auto_061" w:history="1">
+        <w:r>
+          <w:rPr>
+            <w:rFonts w:ascii="Times New Roman" w:hAnsi="Times New Roman" w:cs="Times New Roman"/>
+            <w:color w:val="0563C1"/>
+            <w:u w:val="single"/>
+            <w:sz w:val="26"/>
+            <w:szCs w:val="26"/>
+          </w:rPr>
+          <w:t>2.7. Tiểu kết Chương 2</w:t>
+        </w:r>
+      </w:hyperlink>
+    </w:p>
+    <w:p>
+      <w:pPr>
+        <w:spacing w:after="45" w:line="360" w:lineRule="auto"/>
+      </w:pPr>
+      <w:hyperlink w:anchor="toc_auto_062" w:history="1">
+        <w:r>
+          <w:rPr>
+            <w:rFonts w:ascii="Times New Roman" w:hAnsi="Times New Roman" w:cs="Times New Roman"/>
+            <w:color w:val="0563C1"/>
+            <w:u w:val="single"/>
+            <w:b/>
+            <w:bCs/>
+            <w:sz w:val="26"/>
+            <w:szCs w:val="26"/>
+          </w:rPr>
+          <w:t>CHƯƠNG 3 GIẢI PHÁP HOÀN THIỆN PHÁT TRIỂN DU LỊCH NÔNG NGHIỆP THEO HƯỚNG DU LỊCH XANH TẠI XÃ CỦ CHI, TP. HỒ CHÍ MINH</w:t>
+        </w:r>
+      </w:hyperlink>
+    </w:p>
+    <w:p>
+      <w:pPr>
+        <w:spacing w:after="45" w:line="360" w:lineRule="auto"/>
+        <w:ind w:left="420"/>
+      </w:pPr>
+      <w:hyperlink w:anchor="toc_auto_063" w:history="1">
+        <w:r>
+          <w:rPr>
+            <w:rFonts w:ascii="Times New Roman" w:hAnsi="Times New Roman" w:cs="Times New Roman"/>
+            <w:color w:val="0563C1"/>
+            <w:u w:val="single"/>
+            <w:sz w:val="26"/>
+            <w:szCs w:val="26"/>
+          </w:rPr>
+          <w:t>3.1. Định hướng phát triển du lịch nông nghiệp theo hướng du lịch xanh tại xã Củ Chi</w:t>
+        </w:r>
+      </w:hyperlink>
+    </w:p>
+    <w:p>
+      <w:pPr>
+        <w:spacing w:after="45" w:line="360" w:lineRule="auto"/>
+        <w:ind w:left="840"/>
+      </w:pPr>
+      <w:hyperlink w:anchor="toc_auto_064" w:history="1">
+        <w:r>
+          <w:rPr>
+            <w:rFonts w:ascii="Times New Roman" w:hAnsi="Times New Roman" w:cs="Times New Roman"/>
+            <w:color w:val="0563C1"/>
+            <w:u w:val="single"/>
+            <w:sz w:val="26"/>
+            <w:szCs w:val="26"/>
+          </w:rPr>
+          <w:t>3.1.1. Phát triển theo định hướng bền vững trên cả bốn trụ cột</w:t>
+        </w:r>
+      </w:hyperlink>
+    </w:p>
+    <w:p>
+      <w:pPr>
+        <w:spacing w:after="45" w:line="360" w:lineRule="auto"/>
+        <w:ind w:left="840"/>
+      </w:pPr>
+      <w:hyperlink w:anchor="toc_auto_065" w:history="1">
+        <w:r>
+          <w:rPr>
+            <w:rFonts w:ascii="Times New Roman" w:hAnsi="Times New Roman" w:cs="Times New Roman"/>
+            <w:color w:val="0563C1"/>
+            <w:u w:val="single"/>
+            <w:sz w:val="26"/>
+            <w:szCs w:val="26"/>
+          </w:rPr>
+          <w:t>3.1.2. Lấy cộng đồng địa phương làm trung tâm của quá trình phát triển</w:t>
+        </w:r>
+      </w:hyperlink>
+    </w:p>
+    <w:p>
+      <w:pPr>
+        <w:spacing w:after="45" w:line="360" w:lineRule="auto"/>
+        <w:ind w:left="840"/>
+      </w:pPr>
+      <w:hyperlink w:anchor="toc_auto_066" w:history="1">
+        <w:r>
+          <w:rPr>
+            <w:rFonts w:ascii="Times New Roman" w:hAnsi="Times New Roman" w:cs="Times New Roman"/>
+            <w:color w:val="0563C1"/>
+            <w:u w:val="single"/>
+            <w:sz w:val="26"/>
+            <w:szCs w:val="26"/>
+          </w:rPr>
+          <w:t>3.1.3. Tăng cường liên kết chuỗi giá trị và hợp tác đa bên</w:t>
+        </w:r>
+      </w:hyperlink>
+    </w:p>
+    <w:p>
+      <w:pPr>
+        <w:spacing w:after="45" w:line="360" w:lineRule="auto"/>
+        <w:ind w:left="840"/>
+      </w:pPr>
+      <w:hyperlink w:anchor="toc_auto_067" w:history="1">
+        <w:r>
+          <w:rPr>
+            <w:rFonts w:ascii="Times New Roman" w:hAnsi="Times New Roman" w:cs="Times New Roman"/>
+            <w:color w:val="0563C1"/>
+            <w:u w:val="single"/>
+            <w:sz w:val="26"/>
+            <w:szCs w:val="26"/>
+          </w:rPr>
+          <w:t>3.1.4. Đẩy mạnh chuyển đổi số trong quản lý và phát triển du lịch</w:t>
+        </w:r>
+      </w:hyperlink>
+    </w:p>
+    <w:p>
+      <w:pPr>
+        <w:spacing w:after="45" w:line="360" w:lineRule="auto"/>
+        <w:ind w:left="840"/>
+      </w:pPr>
+      <w:hyperlink w:anchor="toc_auto_068" w:history="1">
+        <w:r>
+          <w:rPr>
+            <w:rFonts w:ascii="Times New Roman" w:hAnsi="Times New Roman" w:cs="Times New Roman"/>
+            <w:color w:val="0563C1"/>
+            <w:u w:val="single"/>
+            <w:sz w:val="26"/>
+            <w:szCs w:val="26"/>
+          </w:rPr>
+          <w:t>3.1.5. Phát triển theo hướng kinh tế xanh và kinh tế tuần hoàn</w:t>
+        </w:r>
+      </w:hyperlink>
+    </w:p>
+    <w:p>
+      <w:pPr>
+        <w:spacing w:after="45" w:line="360" w:lineRule="auto"/>
+        <w:ind w:left="840"/>
+      </w:pPr>
+      <w:hyperlink w:anchor="toc_auto_069" w:history="1">
+        <w:r>
+          <w:rPr>
+            <w:rFonts w:ascii="Times New Roman" w:hAnsi="Times New Roman" w:cs="Times New Roman"/>
+            <w:color w:val="0563C1"/>
+            <w:u w:val="single"/>
+            <w:sz w:val="26"/>
+            <w:szCs w:val="26"/>
+          </w:rPr>
+          <w:t>3.1.6. Xây dựng thương hiệu điểm đến "Du lịch nông nghiệp xanh Củ Chi"</w:t>
+        </w:r>
+      </w:hyperlink>
+    </w:p>
+    <w:p>
+      <w:pPr>
+        <w:spacing w:after="45" w:line="360" w:lineRule="auto"/>
+        <w:ind w:left="420"/>
+      </w:pPr>
+      <w:hyperlink w:anchor="toc_auto_070" w:history="1">
+        <w:r>
+          <w:rPr>
+            <w:rFonts w:ascii="Times New Roman" w:hAnsi="Times New Roman" w:cs="Times New Roman"/>
+            <w:color w:val="0563C1"/>
+            <w:u w:val="single"/>
+            <w:sz w:val="26"/>
+            <w:szCs w:val="26"/>
+          </w:rPr>
+          <w:t>3.2. Hệ thống giải pháp phát triển du lịch nông nghiệp theo hướng du lịch xanh tại xã Củ Chi</w:t>
+        </w:r>
+      </w:hyperlink>
+    </w:p>
+    <w:p>
+      <w:pPr>
+        <w:spacing w:after="45" w:line="360" w:lineRule="auto"/>
+        <w:ind w:left="840"/>
+      </w:pPr>
+      <w:hyperlink w:anchor="toc_auto_071" w:history="1">
+        <w:r>
+          <w:rPr>
+            <w:rFonts w:ascii="Times New Roman" w:hAnsi="Times New Roman" w:cs="Times New Roman"/>
+            <w:color w:val="0563C1"/>
+            <w:u w:val="single"/>
+            <w:sz w:val="26"/>
+            <w:szCs w:val="26"/>
+          </w:rPr>
+          <w:t>3.2.1. Hoàn thiện mô hình quản trị du lịch nông nghiệp theo hướng du lịch xanh tại xã Củ Chi</w:t>
+        </w:r>
+      </w:hyperlink>
+    </w:p>
+    <w:p>
+      <w:pPr>
+        <w:spacing w:after="45" w:line="360" w:lineRule="auto"/>
+        <w:ind w:left="840"/>
+      </w:pPr>
+      <w:hyperlink w:anchor="toc_auto_072" w:history="1">
+        <w:r>
+          <w:rPr>
+            <w:rFonts w:ascii="Times New Roman" w:hAnsi="Times New Roman" w:cs="Times New Roman"/>
+            <w:color w:val="0563C1"/>
+            <w:u w:val="single"/>
+            <w:sz w:val="26"/>
+            <w:szCs w:val="26"/>
+          </w:rPr>
+          <w:t>3.2.2. Xây dựng và áp dụng Bộ tiêu chí chứng nhận “Hộ du lịch nông nghiệp xanh Củ Chi”</w:t>
+        </w:r>
+      </w:hyperlink>
+    </w:p>
+    <w:p>
+      <w:pPr>
+        <w:spacing w:after="45" w:line="360" w:lineRule="auto"/>
+        <w:ind w:left="840"/>
+      </w:pPr>
+      <w:hyperlink w:anchor="toc_auto_073" w:history="1">
+        <w:r>
+          <w:rPr>
+            <w:rFonts w:ascii="Times New Roman" w:hAnsi="Times New Roman" w:cs="Times New Roman"/>
+            <w:color w:val="0563C1"/>
+            <w:u w:val="single"/>
+            <w:sz w:val="26"/>
+            <w:szCs w:val="26"/>
+          </w:rPr>
+          <w:t>3.2.3. Phát triển nền tảng số “Củ Chi Green Agri Hub” nhằm tăng cường liên kết chuỗi giá trị và nâng cao hiệu quả quản lý du lịch nông nghiệp xanh</w:t>
+        </w:r>
+      </w:hyperlink>
+    </w:p>
+    <w:p>
+      <w:pPr>
+        <w:spacing w:after="45" w:line="360" w:lineRule="auto"/>
+        <w:ind w:left="840"/>
+      </w:pPr>
+      <w:hyperlink w:anchor="toc_auto_074" w:history="1">
+        <w:r>
+          <w:rPr>
+            <w:rFonts w:ascii="Times New Roman" w:hAnsi="Times New Roman" w:cs="Times New Roman"/>
+            <w:color w:val="0563C1"/>
+            <w:u w:val="single"/>
+            <w:sz w:val="26"/>
+            <w:szCs w:val="26"/>
+          </w:rPr>
+          <w:t>3.2.4. Nâng cao năng lực nguồn nhân lực và nhận thức cộng đồng thông qua Chương trình “Nông dân – Hướng dẫn viên xanh Củ Chi”</w:t>
+        </w:r>
+      </w:hyperlink>
+    </w:p>
+    <w:p>
+      <w:pPr>
+        <w:spacing w:after="45" w:line="360" w:lineRule="auto"/>
+        <w:ind w:left="840"/>
+      </w:pPr>
+      <w:hyperlink w:anchor="toc_auto_075" w:history="1">
+        <w:r>
+          <w:rPr>
+            <w:rFonts w:ascii="Times New Roman" w:hAnsi="Times New Roman" w:cs="Times New Roman"/>
+            <w:color w:val="0563C1"/>
+            <w:u w:val="single"/>
+            <w:sz w:val="26"/>
+            <w:szCs w:val="26"/>
+          </w:rPr>
+          <w:t>3.2.5. Phát triển mô hình “Zero Waste Village – Làng Du lịch Nông nghiệp Xanh Củ Chi” theo định hướng kinh tế tuần hoàn</w:t>
+        </w:r>
+      </w:hyperlink>
+    </w:p>
+    <w:p>
+      <w:pPr>
+        <w:spacing w:after="45" w:line="360" w:lineRule="auto"/>
+        <w:ind w:left="420"/>
+      </w:pPr>
+      <w:hyperlink w:anchor="toc_auto_076" w:history="1">
+        <w:r>
+          <w:rPr>
+            <w:rFonts w:ascii="Times New Roman" w:hAnsi="Times New Roman" w:cs="Times New Roman"/>
+            <w:color w:val="0563C1"/>
+            <w:u w:val="single"/>
+            <w:sz w:val="26"/>
+            <w:szCs w:val="26"/>
+          </w:rPr>
+          <w:t>3.3. Kiến nghị</w:t>
+        </w:r>
+      </w:hyperlink>
+    </w:p>
+    <w:p>
+      <w:pPr>
+        <w:spacing w:after="45" w:line="360" w:lineRule="auto"/>
+        <w:ind w:left="840"/>
+      </w:pPr>
+      <w:hyperlink w:anchor="toc_auto_077" w:history="1">
+        <w:r>
+          <w:rPr>
+            <w:rFonts w:ascii="Times New Roman" w:hAnsi="Times New Roman" w:cs="Times New Roman"/>
+            <w:color w:val="0563C1"/>
+            <w:u w:val="single"/>
+            <w:sz w:val="26"/>
+            <w:szCs w:val="26"/>
+          </w:rPr>
+          <w:t>3.3.1. Đối với UBND TP. Hồ Chí Minh và các sở, ngành liên quan</w:t>
+        </w:r>
+      </w:hyperlink>
+    </w:p>
+    <w:p>
+      <w:pPr>
+        <w:spacing w:after="45" w:line="360" w:lineRule="auto"/>
+        <w:ind w:left="840"/>
+      </w:pPr>
+      <w:hyperlink w:anchor="toc_auto_078" w:history="1">
+        <w:r>
+          <w:rPr>
+            <w:rFonts w:ascii="Times New Roman" w:hAnsi="Times New Roman" w:cs="Times New Roman"/>
+            <w:color w:val="0563C1"/>
+            <w:u w:val="single"/>
+            <w:sz w:val="26"/>
+            <w:szCs w:val="26"/>
+          </w:rPr>
+          <w:t>3.3.2. Đối với chính quyền địa phương xã Củ Chi</w:t>
+        </w:r>
+      </w:hyperlink>
+    </w:p>
+    <w:p>
+      <w:pPr>
+        <w:spacing w:after="45" w:line="360" w:lineRule="auto"/>
+        <w:ind w:left="840"/>
+      </w:pPr>
+      <w:hyperlink w:anchor="toc_auto_079" w:history="1">
+        <w:r>
+          <w:rPr>
+            <w:rFonts w:ascii="Times New Roman" w:hAnsi="Times New Roman" w:cs="Times New Roman"/>
+            <w:color w:val="0563C1"/>
+            <w:u w:val="single"/>
+            <w:sz w:val="26"/>
+            <w:szCs w:val="26"/>
+          </w:rPr>
+          <w:t>3.3.3. Đối với doanh nghiệp và các hộ kinh doanh du lịch nông nghiệp</w:t>
+        </w:r>
+      </w:hyperlink>
+    </w:p>
+    <w:p>
+      <w:pPr>
+        <w:spacing w:after="45" w:line="360" w:lineRule="auto"/>
+        <w:ind w:left="840"/>
+      </w:pPr>
+      <w:hyperlink w:anchor="toc_auto_080" w:history="1">
+        <w:r>
+          <w:rPr>
+            <w:rFonts w:ascii="Times New Roman" w:hAnsi="Times New Roman" w:cs="Times New Roman"/>
+            <w:color w:val="0563C1"/>
+            <w:u w:val="single"/>
+            <w:sz w:val="26"/>
+            <w:szCs w:val="26"/>
+          </w:rPr>
+          <w:t>3.3.4. Đối với cộng đồng dân cư</w:t>
+        </w:r>
+      </w:hyperlink>
+    </w:p>
+    <w:p>
+      <w:pPr>
+        <w:spacing w:after="45" w:line="360" w:lineRule="auto"/>
+        <w:ind w:left="840"/>
+      </w:pPr>
+      <w:hyperlink w:anchor="toc_auto_081" w:history="1">
+        <w:r>
+          <w:rPr>
+            <w:rFonts w:ascii="Times New Roman" w:hAnsi="Times New Roman" w:cs="Times New Roman"/>
+            <w:color w:val="0563C1"/>
+            <w:u w:val="single"/>
+            <w:sz w:val="26"/>
+            <w:szCs w:val="26"/>
+          </w:rPr>
+          <w:t>3.3.5. Đối với các cơ sở đào tạo và viện nghiên cứu</w:t>
+        </w:r>
+      </w:hyperlink>
+    </w:p>
+    <w:p>
+      <w:pPr>
+        <w:spacing w:after="45" w:line="360" w:lineRule="auto"/>
+      </w:pPr>
+      <w:hyperlink w:anchor="toc_auto_082" w:history="1">
+        <w:r>
+          <w:rPr>
+            <w:rFonts w:ascii="Times New Roman" w:hAnsi="Times New Roman" w:cs="Times New Roman"/>
+            <w:color w:val="0563C1"/>
+            <w:u w:val="single"/>
+            <w:b/>
+            <w:bCs/>
+            <w:sz w:val="26"/>
+            <w:szCs w:val="26"/>
+          </w:rPr>
+          <w:t>KẾT LUẬN</w:t>
+        </w:r>
+      </w:hyperlink>
+    </w:p>
+    <w:p>
+      <w:pPr>
+        <w:spacing w:after="45" w:line="360" w:lineRule="auto"/>
+      </w:pPr>
+      <w:hyperlink w:anchor="toc_auto_083" w:history="1">
+        <w:r>
+          <w:rPr>
+            <w:rFonts w:ascii="Times New Roman" w:hAnsi="Times New Roman" w:cs="Times New Roman"/>
+            <w:color w:val="0563C1"/>
+            <w:u w:val="single"/>
+            <w:b/>
+            <w:bCs/>
+            <w:sz w:val="26"/>
+            <w:szCs w:val="26"/>
+          </w:rPr>
+          <w:t>TÀI LIỆU THAM KHẢO</w:t>
+        </w:r>
+      </w:hyperlink>
+    </w:p>
+    <w:p>
+      <w:pPr>
+        <w:spacing w:after="45" w:line="360" w:lineRule="auto"/>
+      </w:pPr>
+      <w:hyperlink w:anchor="toc_auto_084" w:history="1">
+        <w:r>
+          <w:rPr>
+            <w:rFonts w:ascii="Times New Roman" w:hAnsi="Times New Roman" w:cs="Times New Roman"/>
+            <w:color w:val="0563C1"/>
+            <w:u w:val="single"/>
+            <w:b/>
+            <w:bCs/>
+            <w:sz w:val="26"/>
+            <w:szCs w:val="26"/>
+          </w:rPr>
+          <w:t>PHỤ LỤC</w:t>
+        </w:r>
+      </w:hyperlink>
+    </w:p>
+    <w:p>
+      <w:r>
+        <w:br w:type="page"/>
+      </w:r>
+    </w:p>
+    <w:p>
+      <w:pPr>
+        <w:spacing w:before="0" w:after="240" w:line="360" w:lineRule="auto"/>
+        <w:jc w:val="center"/>
         <w:rPr>
           <w:rFonts w:ascii="Times New Roman" w:hAnsi="Times New Roman" w:cs="Times New Roman"/>
           <w:b/>
@@ -101,245 +3141,8 @@
           <w:sz w:val="30"/>
           <w:szCs w:val="30"/>
         </w:rPr>
-        <w:t>"ĐÁNH GIÁ THỰC TRẠNG PHÁT TRIỂN DU LỊCH NÔNG NGHIỆP THEO HƯỚNG DU LỊCH XANH TẠI XÃ CỦ CHI, TP.HCM"</w:t>
-      </w:r>
-    </w:p>
-    <w:p>
-      <w:pPr>
-        <w:spacing w:after="360"/>
-      </w:pPr>
-    </w:p>
-    <w:p>
-      <w:pPr>
-        <w:spacing w:before="0" w:after="80" w:line="360" w:lineRule="auto"/>
-        <w:jc w:val="both"/>
-        <w:rPr>
-          <w:rFonts w:ascii="Times New Roman" w:hAnsi="Times New Roman" w:cs="Times New Roman"/>
-          <w:sz w:val="26"/>
-          <w:szCs w:val="26"/>
-        </w:rPr>
-      </w:pPr>
-      <w:r>
-        <w:rPr>
-          <w:rFonts w:ascii="Times New Roman" w:hAnsi="Times New Roman" w:cs="Times New Roman"/>
-          <w:sz w:val="26"/>
-          <w:szCs w:val="26"/>
-        </w:rPr>
-        <w:t>Ngành: Quản Trị Dịch Vụ Du Lịch Và Lữ Hành</w:t>
-      </w:r>
-    </w:p>
-    <w:p>
-      <w:pPr>
-        <w:spacing w:before="0" w:after="300" w:line="360" w:lineRule="auto"/>
-        <w:jc w:val="both"/>
-        <w:rPr>
-          <w:rFonts w:ascii="Times New Roman" w:hAnsi="Times New Roman" w:cs="Times New Roman"/>
-          <w:sz w:val="26"/>
-          <w:szCs w:val="26"/>
-        </w:rPr>
-      </w:pPr>
-      <w:r>
-        <w:rPr>
-          <w:rFonts w:ascii="Times New Roman" w:hAnsi="Times New Roman" w:cs="Times New Roman"/>
-          <w:sz w:val="26"/>
-          <w:szCs w:val="26"/>
-        </w:rPr>
-        <w:t>Chuyên ngành: Quản Trị Dịch Vụ Du Lịch Và Lữ Hành</w:t>
-      </w:r>
-    </w:p>
-    <w:p>
-      <w:pPr>
-        <w:spacing w:after="120"/>
-      </w:pPr>
-    </w:p>
-    <w:p>
-      <w:pPr>
-        <w:spacing w:before="0" w:after="60" w:line="360" w:lineRule="auto"/>
-        <w:jc w:val="both"/>
-        <w:rPr>
-          <w:rFonts w:ascii="Times New Roman" w:hAnsi="Times New Roman" w:cs="Times New Roman"/>
-          <w:sz w:val="26"/>
-          <w:szCs w:val="26"/>
-        </w:rPr>
-      </w:pPr>
-      <w:r>
-        <w:rPr>
-          <w:rFonts w:ascii="Times New Roman" w:hAnsi="Times New Roman" w:cs="Times New Roman"/>
-          <w:sz w:val="26"/>
-          <w:szCs w:val="26"/>
-        </w:rPr>
-        <w:t>Giảng viên hướng dẫn: ................................................</w:t>
-      </w:r>
-    </w:p>
-    <w:p>
-      <w:pPr>
-        <w:spacing w:before="0" w:after="60" w:line="360" w:lineRule="auto"/>
-        <w:jc w:val="both"/>
-        <w:rPr>
-          <w:rFonts w:ascii="Times New Roman" w:hAnsi="Times New Roman" w:cs="Times New Roman"/>
-          <w:sz w:val="26"/>
-          <w:szCs w:val="26"/>
-        </w:rPr>
-      </w:pPr>
-      <w:r>
-        <w:rPr>
-          <w:rFonts w:ascii="Times New Roman" w:hAnsi="Times New Roman" w:cs="Times New Roman"/>
-          <w:sz w:val="26"/>
-          <w:szCs w:val="26"/>
-        </w:rPr>
-        <w:t>Sinh viên thực hiện: ................................................</w:t>
-      </w:r>
-    </w:p>
-    <w:p>
-      <w:pPr>
-        <w:spacing w:before="0" w:after="60" w:line="360" w:lineRule="auto"/>
-        <w:jc w:val="both"/>
-        <w:rPr>
-          <w:rFonts w:ascii="Times New Roman" w:hAnsi="Times New Roman" w:cs="Times New Roman"/>
-          <w:sz w:val="26"/>
-          <w:szCs w:val="26"/>
-        </w:rPr>
-      </w:pPr>
-      <w:r>
-        <w:rPr>
-          <w:rFonts w:ascii="Times New Roman" w:hAnsi="Times New Roman" w:cs="Times New Roman"/>
-          <w:sz w:val="26"/>
-          <w:szCs w:val="26"/>
-        </w:rPr>
-        <w:t>MSSV: ................................................</w:t>
-      </w:r>
-    </w:p>
-    <w:p>
-      <w:pPr>
-        <w:spacing w:before="0" w:after="60" w:line="360" w:lineRule="auto"/>
-        <w:jc w:val="both"/>
-        <w:rPr>
-          <w:rFonts w:ascii="Times New Roman" w:hAnsi="Times New Roman" w:cs="Times New Roman"/>
-          <w:sz w:val="26"/>
-          <w:szCs w:val="26"/>
-        </w:rPr>
-      </w:pPr>
-      <w:r>
-        <w:rPr>
-          <w:rFonts w:ascii="Times New Roman" w:hAnsi="Times New Roman" w:cs="Times New Roman"/>
-          <w:sz w:val="26"/>
-          <w:szCs w:val="26"/>
-        </w:rPr>
-        <w:t>Lớp: ................................................</w:t>
-      </w:r>
-    </w:p>
-    <w:p>
-      <w:pPr>
-        <w:spacing w:after="720"/>
-      </w:pPr>
-    </w:p>
-    <w:p>
-      <w:pPr>
-        <w:spacing w:before="0" w:after="0" w:line="360" w:lineRule="auto"/>
-        <w:jc w:val="center"/>
-        <w:rPr>
-          <w:rFonts w:ascii="Times New Roman" w:hAnsi="Times New Roman" w:cs="Times New Roman"/>
-          <w:sz w:val="26"/>
-          <w:szCs w:val="26"/>
-        </w:rPr>
-      </w:pPr>
-      <w:r>
-        <w:rPr>
-          <w:rFonts w:ascii="Times New Roman" w:hAnsi="Times New Roman" w:cs="Times New Roman"/>
-          <w:sz w:val="26"/>
-          <w:szCs w:val="26"/>
-        </w:rPr>
-        <w:t>TP. Hồ Chí Minh, 2026</w:t>
-      </w:r>
-    </w:p>
-    <w:p>
-      <w:r>
-        <w:br w:type="page"/>
-      </w:r>
-    </w:p>
-    <w:p>
-      <w:pPr>
-        <w:spacing w:before="0" w:after="60" w:line="360" w:lineRule="auto"/>
-        <w:jc w:val="center"/>
-        <w:rPr>
-          <w:rFonts w:ascii="Times New Roman" w:hAnsi="Times New Roman" w:cs="Times New Roman"/>
-          <w:b/>
-          <w:bCs/>
-          <w:sz w:val="28"/>
-          <w:szCs w:val="28"/>
-        </w:rPr>
-      </w:pPr>
-      <w:r>
-        <w:rPr>
-          <w:rFonts w:ascii="Times New Roman" w:hAnsi="Times New Roman" w:cs="Times New Roman"/>
-          <w:b/>
-          <w:bCs/>
-          <w:sz w:val="28"/>
-          <w:szCs w:val="28"/>
-        </w:rPr>
-        <w:t>TRƯỜNG ĐẠI HỌC CÔNG NGHỆ TP.HCM</w:t>
-      </w:r>
-    </w:p>
-    <w:p>
-      <w:pPr>
-        <w:spacing w:before="0" w:after="240" w:line="360" w:lineRule="auto"/>
-        <w:jc w:val="center"/>
-        <w:rPr>
-          <w:rFonts w:ascii="Times New Roman" w:hAnsi="Times New Roman" w:cs="Times New Roman"/>
-          <w:b/>
-          <w:bCs/>
-          <w:sz w:val="28"/>
-          <w:szCs w:val="28"/>
-        </w:rPr>
-      </w:pPr>
-      <w:r>
-        <w:rPr>
-          <w:rFonts w:ascii="Times New Roman" w:hAnsi="Times New Roman" w:cs="Times New Roman"/>
-          <w:b/>
-          <w:bCs/>
-          <w:sz w:val="28"/>
-          <w:szCs w:val="28"/>
-        </w:rPr>
-        <w:t>KHOA QUẢN TRỊ DU LỊCH - NHÀ HÀNG - KHÁCH SẠN</w:t>
-      </w:r>
-    </w:p>
-    <w:p>
-      <w:pPr>
-        <w:spacing w:after="300"/>
-      </w:pPr>
-    </w:p>
-    <w:p>
-      <w:pPr>
-        <w:spacing w:before="0" w:after="240" w:line="360" w:lineRule="auto"/>
-        <w:jc w:val="center"/>
-        <w:rPr>
-          <w:rFonts w:ascii="Times New Roman" w:hAnsi="Times New Roman" w:cs="Times New Roman"/>
-          <w:b/>
-          <w:bCs/>
-          <w:sz w:val="32"/>
-          <w:szCs w:val="32"/>
-        </w:rPr>
-      </w:pPr>
-      <w:r>
-        <w:rPr>
-          <w:rFonts w:ascii="Times New Roman" w:hAnsi="Times New Roman" w:cs="Times New Roman"/>
-          <w:b/>
-          <w:bCs/>
-          <w:sz w:val="32"/>
-          <w:szCs w:val="32"/>
-        </w:rPr>
-        <w:t>KHÓA LUẬN TỐT NGHIỆP</w:t>
-      </w:r>
-    </w:p>
-    <w:p>
-      <w:pPr>
-        <w:spacing w:after="180"/>
-      </w:pPr>
-    </w:p>
-    <w:p>
-      <w:pPr>
-        <w:spacing w:before="0" w:after="420" w:line="360" w:lineRule="auto"/>
-        <w:jc w:val="center"/>
+      </w:pPr>
+      <w:r>
         <w:rPr>
           <w:rFonts w:ascii="Times New Roman" w:hAnsi="Times New Roman" w:cs="Times New Roman"/>
           <w:b/>
@@ -347,8 +3150,189 @@
           <w:sz w:val="30"/>
           <w:szCs w:val="30"/>
         </w:rPr>
-      </w:pPr>
-      <w:r>
+        <w:t>DANH MỤC BẢNG</w:t>
+      </w:r>
+    </w:p>
+    <w:p>
+      <w:pPr>
+        <w:spacing w:before="0" w:after="40" w:line="360" w:lineRule="auto"/>
+        <w:jc w:val="both"/>
+        <w:rPr>
+          <w:rFonts w:ascii="Times New Roman" w:hAnsi="Times New Roman" w:cs="Times New Roman"/>
+          <w:sz w:val="26"/>
+          <w:szCs w:val="26"/>
+        </w:rPr>
+      </w:pPr>
+      <w:r>
+        <w:rPr>
+          <w:rFonts w:ascii="Times New Roman" w:hAnsi="Times New Roman" w:cs="Times New Roman"/>
+          <w:sz w:val="26"/>
+          <w:szCs w:val="26"/>
+        </w:rPr>
+        <w:t>Bảng 1.3.2. Tóm tắt bài học chính từ 8 mô hình và khả năng áp dụng tại xã Củ Chi</w:t>
+      </w:r>
+    </w:p>
+    <w:p>
+      <w:pPr>
+        <w:spacing w:before="0" w:after="40" w:line="360" w:lineRule="auto"/>
+        <w:jc w:val="both"/>
+        <w:rPr>
+          <w:rFonts w:ascii="Times New Roman" w:hAnsi="Times New Roman" w:cs="Times New Roman"/>
+          <w:sz w:val="26"/>
+          <w:szCs w:val="26"/>
+        </w:rPr>
+      </w:pPr>
+      <w:r>
+        <w:rPr>
+          <w:rFonts w:ascii="Times New Roman" w:hAnsi="Times New Roman" w:cs="Times New Roman"/>
+          <w:sz w:val="26"/>
+          <w:szCs w:val="26"/>
+        </w:rPr>
+        <w:t>Bảng 1.4. Hệ thống chỉ số đánh giá du lịch nông nghiệp xanh tại xã Củ Chi</w:t>
+      </w:r>
+    </w:p>
+    <w:p>
+      <w:pPr>
+        <w:spacing w:before="0" w:after="40" w:line="360" w:lineRule="auto"/>
+        <w:jc w:val="both"/>
+        <w:rPr>
+          <w:rFonts w:ascii="Times New Roman" w:hAnsi="Times New Roman" w:cs="Times New Roman"/>
+          <w:sz w:val="26"/>
+          <w:szCs w:val="26"/>
+        </w:rPr>
+      </w:pPr>
+      <w:r>
+        <w:rPr>
+          <w:rFonts w:ascii="Times New Roman" w:hAnsi="Times New Roman" w:cs="Times New Roman"/>
+          <w:sz w:val="26"/>
+          <w:szCs w:val="26"/>
+        </w:rPr>
+        <w:t>Bảng 2.2.1. Cơ cấu mẫu khảo sát theo giới tính</w:t>
+      </w:r>
+    </w:p>
+    <w:p>
+      <w:pPr>
+        <w:spacing w:before="0" w:after="40" w:line="360" w:lineRule="auto"/>
+        <w:jc w:val="both"/>
+        <w:rPr>
+          <w:rFonts w:ascii="Times New Roman" w:hAnsi="Times New Roman" w:cs="Times New Roman"/>
+          <w:sz w:val="26"/>
+          <w:szCs w:val="26"/>
+        </w:rPr>
+      </w:pPr>
+      <w:r>
+        <w:rPr>
+          <w:rFonts w:ascii="Times New Roman" w:hAnsi="Times New Roman" w:cs="Times New Roman"/>
+          <w:sz w:val="26"/>
+          <w:szCs w:val="26"/>
+        </w:rPr>
+        <w:t>Bảng 2.2.2. Cơ cấu mẫu khảo sát theo độ tuổi</w:t>
+      </w:r>
+    </w:p>
+    <w:p>
+      <w:pPr>
+        <w:spacing w:before="0" w:after="40" w:line="360" w:lineRule="auto"/>
+        <w:jc w:val="both"/>
+        <w:rPr>
+          <w:rFonts w:ascii="Times New Roman" w:hAnsi="Times New Roman" w:cs="Times New Roman"/>
+          <w:sz w:val="26"/>
+          <w:szCs w:val="26"/>
+        </w:rPr>
+      </w:pPr>
+      <w:r>
+        <w:rPr>
+          <w:rFonts w:ascii="Times New Roman" w:hAnsi="Times New Roman" w:cs="Times New Roman"/>
+          <w:sz w:val="26"/>
+          <w:szCs w:val="26"/>
+        </w:rPr>
+        <w:t>Bảng 2.2.3. Cơ cấu mẫu khảo sát theo nghề nghiệp</w:t>
+      </w:r>
+    </w:p>
+    <w:p>
+      <w:pPr>
+        <w:spacing w:before="0" w:after="40" w:line="360" w:lineRule="auto"/>
+        <w:jc w:val="both"/>
+        <w:rPr>
+          <w:rFonts w:ascii="Times New Roman" w:hAnsi="Times New Roman" w:cs="Times New Roman"/>
+          <w:sz w:val="26"/>
+          <w:szCs w:val="26"/>
+        </w:rPr>
+      </w:pPr>
+      <w:r>
+        <w:rPr>
+          <w:rFonts w:ascii="Times New Roman" w:hAnsi="Times New Roman" w:cs="Times New Roman"/>
+          <w:sz w:val="26"/>
+          <w:szCs w:val="26"/>
+        </w:rPr>
+        <w:t>Bảng 2.3.1. Kết quả đánh giá các tiêu chí về môi trường</w:t>
+      </w:r>
+    </w:p>
+    <w:p>
+      <w:pPr>
+        <w:spacing w:before="0" w:after="40" w:line="360" w:lineRule="auto"/>
+        <w:jc w:val="both"/>
+        <w:rPr>
+          <w:rFonts w:ascii="Times New Roman" w:hAnsi="Times New Roman" w:cs="Times New Roman"/>
+          <w:sz w:val="26"/>
+          <w:szCs w:val="26"/>
+        </w:rPr>
+      </w:pPr>
+      <w:r>
+        <w:rPr>
+          <w:rFonts w:ascii="Times New Roman" w:hAnsi="Times New Roman" w:cs="Times New Roman"/>
+          <w:sz w:val="26"/>
+          <w:szCs w:val="26"/>
+        </w:rPr>
+        <w:t>Bảng 2.3.2. Kết quả đánh giá thực trạng phát triển trên phương diện kinh tế</w:t>
+      </w:r>
+    </w:p>
+    <w:p>
+      <w:pPr>
+        <w:spacing w:before="0" w:after="40" w:line="360" w:lineRule="auto"/>
+        <w:jc w:val="both"/>
+        <w:rPr>
+          <w:rFonts w:ascii="Times New Roman" w:hAnsi="Times New Roman" w:cs="Times New Roman"/>
+          <w:sz w:val="26"/>
+          <w:szCs w:val="26"/>
+        </w:rPr>
+      </w:pPr>
+      <w:r>
+        <w:rPr>
+          <w:rFonts w:ascii="Times New Roman" w:hAnsi="Times New Roman" w:cs="Times New Roman"/>
+          <w:sz w:val="26"/>
+          <w:szCs w:val="26"/>
+        </w:rPr>
+        <w:t>Bảng 2.3.3. Kết quả đánh giá thực trạng phát triển trên phương diện xã hội - văn hóa (n = 241)</w:t>
+      </w:r>
+    </w:p>
+    <w:p>
+      <w:pPr>
+        <w:spacing w:before="0" w:after="40" w:line="360" w:lineRule="auto"/>
+        <w:jc w:val="both"/>
+        <w:rPr>
+          <w:rFonts w:ascii="Times New Roman" w:hAnsi="Times New Roman" w:cs="Times New Roman"/>
+          <w:sz w:val="26"/>
+          <w:szCs w:val="26"/>
+        </w:rPr>
+      </w:pPr>
+      <w:r>
+        <w:rPr>
+          <w:rFonts w:ascii="Times New Roman" w:hAnsi="Times New Roman" w:cs="Times New Roman"/>
+          <w:sz w:val="26"/>
+          <w:szCs w:val="26"/>
+        </w:rPr>
+        <w:t>Bảng 2.3.4. Kết quả đánh giá thực trạng phát triển trên phương diện quản trị (n = 241)</w:t>
+      </w:r>
+    </w:p>
+    <w:p>
+      <w:r>
+        <w:br w:type="page"/>
+      </w:r>
+    </w:p>
+    <w:p>
+      <w:pPr>
+        <w:spacing w:before="0" w:after="240" w:line="360" w:lineRule="auto"/>
+        <w:jc w:val="center"/>
         <w:rPr>
           <w:rFonts w:ascii="Times New Roman" w:hAnsi="Times New Roman" w:cs="Times New Roman"/>
           <w:b/>
@@ -356,184 +3340,8 @@
           <w:sz w:val="30"/>
           <w:szCs w:val="30"/>
         </w:rPr>
-        <w:t>"ĐÁNH GIÁ THỰC TRẠNG PHÁT TRIỂN DU LỊCH NÔNG NGHIỆP THEO HƯỚNG DU LỊCH XANH TẠI XÃ CỦ CHI, TP.HCM"</w:t>
-      </w:r>
-    </w:p>
-    <w:p>
-      <w:pPr>
-        <w:spacing w:after="360"/>
-      </w:pPr>
-    </w:p>
-    <w:p>
-      <w:pPr>
-        <w:spacing w:before="0" w:after="80" w:line="360" w:lineRule="auto"/>
-        <w:jc w:val="both"/>
-        <w:rPr>
-          <w:rFonts w:ascii="Times New Roman" w:hAnsi="Times New Roman" w:cs="Times New Roman"/>
-          <w:sz w:val="26"/>
-          <w:szCs w:val="26"/>
-        </w:rPr>
-      </w:pPr>
-      <w:r>
-        <w:rPr>
-          <w:rFonts w:ascii="Times New Roman" w:hAnsi="Times New Roman" w:cs="Times New Roman"/>
-          <w:sz w:val="26"/>
-          <w:szCs w:val="26"/>
-        </w:rPr>
-        <w:t>Ngành: Quản Trị Dịch Vụ Du Lịch Và Lữ Hành</w:t>
-      </w:r>
-    </w:p>
-    <w:p>
-      <w:pPr>
-        <w:spacing w:before="0" w:after="300" w:line="360" w:lineRule="auto"/>
-        <w:jc w:val="both"/>
-        <w:rPr>
-          <w:rFonts w:ascii="Times New Roman" w:hAnsi="Times New Roman" w:cs="Times New Roman"/>
-          <w:sz w:val="26"/>
-          <w:szCs w:val="26"/>
-        </w:rPr>
-      </w:pPr>
-      <w:r>
-        <w:rPr>
-          <w:rFonts w:ascii="Times New Roman" w:hAnsi="Times New Roman" w:cs="Times New Roman"/>
-          <w:sz w:val="26"/>
-          <w:szCs w:val="26"/>
-        </w:rPr>
-        <w:t>Chuyên ngành: Quản Trị Dịch Vụ Du Lịch Và Lữ Hành</w:t>
-      </w:r>
-    </w:p>
-    <w:p>
-      <w:pPr>
-        <w:spacing w:after="120"/>
-      </w:pPr>
-    </w:p>
-    <w:p>
-      <w:pPr>
-        <w:spacing w:before="0" w:after="60" w:line="360" w:lineRule="auto"/>
-        <w:jc w:val="both"/>
-        <w:rPr>
-          <w:rFonts w:ascii="Times New Roman" w:hAnsi="Times New Roman" w:cs="Times New Roman"/>
-          <w:sz w:val="26"/>
-          <w:szCs w:val="26"/>
-        </w:rPr>
-      </w:pPr>
-      <w:r>
-        <w:rPr>
-          <w:rFonts w:ascii="Times New Roman" w:hAnsi="Times New Roman" w:cs="Times New Roman"/>
-          <w:sz w:val="26"/>
-          <w:szCs w:val="26"/>
-        </w:rPr>
-        <w:t>Giảng viên hướng dẫn: ................................................</w:t>
-      </w:r>
-    </w:p>
-    <w:p>
-      <w:pPr>
-        <w:spacing w:before="0" w:after="60" w:line="360" w:lineRule="auto"/>
-        <w:jc w:val="both"/>
-        <w:rPr>
-          <w:rFonts w:ascii="Times New Roman" w:hAnsi="Times New Roman" w:cs="Times New Roman"/>
-          <w:sz w:val="26"/>
-          <w:szCs w:val="26"/>
-        </w:rPr>
-      </w:pPr>
-      <w:r>
-        <w:rPr>
-          <w:rFonts w:ascii="Times New Roman" w:hAnsi="Times New Roman" w:cs="Times New Roman"/>
-          <w:sz w:val="26"/>
-          <w:szCs w:val="26"/>
-        </w:rPr>
-        <w:t>Sinh viên thực hiện: ................................................</w:t>
-      </w:r>
-    </w:p>
-    <w:p>
-      <w:pPr>
-        <w:spacing w:before="0" w:after="60" w:line="360" w:lineRule="auto"/>
-        <w:jc w:val="both"/>
-        <w:rPr>
-          <w:rFonts w:ascii="Times New Roman" w:hAnsi="Times New Roman" w:cs="Times New Roman"/>
-          <w:sz w:val="26"/>
-          <w:szCs w:val="26"/>
-        </w:rPr>
-      </w:pPr>
-      <w:r>
-        <w:rPr>
-          <w:rFonts w:ascii="Times New Roman" w:hAnsi="Times New Roman" w:cs="Times New Roman"/>
-          <w:sz w:val="26"/>
-          <w:szCs w:val="26"/>
-        </w:rPr>
-        <w:t>MSSV: ................................................</w:t>
-      </w:r>
-    </w:p>
-    <w:p>
-      <w:pPr>
-        <w:spacing w:before="0" w:after="60" w:line="360" w:lineRule="auto"/>
-        <w:jc w:val="both"/>
-        <w:rPr>
-          <w:rFonts w:ascii="Times New Roman" w:hAnsi="Times New Roman" w:cs="Times New Roman"/>
-          <w:sz w:val="26"/>
-          <w:szCs w:val="26"/>
-        </w:rPr>
-      </w:pPr>
-      <w:r>
-        <w:rPr>
-          <w:rFonts w:ascii="Times New Roman" w:hAnsi="Times New Roman" w:cs="Times New Roman"/>
-          <w:sz w:val="26"/>
-          <w:szCs w:val="26"/>
-        </w:rPr>
-        <w:t>Lớp: ................................................</w:t>
-      </w:r>
-    </w:p>
-    <w:p>
-      <w:pPr>
-        <w:spacing w:after="720"/>
-      </w:pPr>
-    </w:p>
-    <w:p>
-      <w:pPr>
-        <w:spacing w:before="0" w:after="0" w:line="360" w:lineRule="auto"/>
-        <w:jc w:val="center"/>
-        <w:rPr>
-          <w:rFonts w:ascii="Times New Roman" w:hAnsi="Times New Roman" w:cs="Times New Roman"/>
-          <w:sz w:val="26"/>
-          <w:szCs w:val="26"/>
-        </w:rPr>
-      </w:pPr>
-      <w:r>
-        <w:rPr>
-          <w:rFonts w:ascii="Times New Roman" w:hAnsi="Times New Roman" w:cs="Times New Roman"/>
-          <w:sz w:val="26"/>
-          <w:szCs w:val="26"/>
-        </w:rPr>
-        <w:t>TP. Hồ Chí Minh, 2026</w:t>
-      </w:r>
-    </w:p>
-    <w:p>
-      <w:r>
-        <w:br w:type="page"/>
-      </w:r>
-    </w:p>
-    <w:p>
-      <w:pPr>
-        <w:bidi w:val="0"/>
-        <w:spacing w:line="360" w:lineRule="auto"/>
-        <w:jc w:val="both"/>
-        <w:rPr>
-          <w:rFonts w:hint="default" w:ascii="Times New Roman" w:hAnsi="Times New Roman" w:cs="Times New Roman"/>
-          <w:sz w:val="26"/>
-          <w:szCs w:val="26"/>
-        </w:rPr>
-        <w:sectPr>
-          <w:pgSz w:w="11906" w:h="16838"/>
-          <w:pgMar w:top="1440" w:right="1800" w:bottom="1440" w:left="1800" w:header="720" w:footer="720" w:gutter="0"/>
-          <w:cols w:space="720" w:num="1"/>
-          <w:docGrid w:linePitch="360" w:charSpace="0"/>
-        </w:sectPr>
-      </w:pPr>
-    </w:p>
-    <w:p>
-      <w:pPr>
-        <w:spacing w:before="0" w:after="240" w:line="360" w:lineRule="auto"/>
-        <w:jc w:val="center"/>
+      </w:pPr>
+      <w:r>
         <w:rPr>
           <w:rFonts w:ascii="Times New Roman" w:hAnsi="Times New Roman" w:cs="Times New Roman"/>
           <w:b/>
@@ -541,8 +3349,170 @@
           <w:sz w:val="30"/>
           <w:szCs w:val="30"/>
         </w:rPr>
-      </w:pPr>
-      <w:r>
+        <w:t>DANH MỤC HÌNH</w:t>
+      </w:r>
+    </w:p>
+    <w:p>
+      <w:pPr>
+        <w:spacing w:before="0" w:after="40" w:line="360" w:lineRule="auto"/>
+        <w:jc w:val="both"/>
+        <w:rPr>
+          <w:rFonts w:ascii="Times New Roman" w:hAnsi="Times New Roman" w:cs="Times New Roman"/>
+          <w:sz w:val="26"/>
+          <w:szCs w:val="26"/>
+        </w:rPr>
+      </w:pPr>
+      <w:r>
+        <w:rPr>
+          <w:rFonts w:ascii="Times New Roman" w:hAnsi="Times New Roman" w:cs="Times New Roman"/>
+          <w:sz w:val="26"/>
+          <w:szCs w:val="26"/>
+        </w:rPr>
+        <w:t>Hình 2.1. Bản đồ vị trí xã Củ Chi trong TP. Hồ Chí Minh</w:t>
+      </w:r>
+    </w:p>
+    <w:p>
+      <w:pPr>
+        <w:spacing w:before="0" w:after="40" w:line="360" w:lineRule="auto"/>
+        <w:jc w:val="both"/>
+        <w:rPr>
+          <w:rFonts w:ascii="Times New Roman" w:hAnsi="Times New Roman" w:cs="Times New Roman"/>
+          <w:sz w:val="26"/>
+          <w:szCs w:val="26"/>
+        </w:rPr>
+      </w:pPr>
+      <w:r>
+        <w:rPr>
+          <w:rFonts w:ascii="Times New Roman" w:hAnsi="Times New Roman" w:cs="Times New Roman"/>
+          <w:sz w:val="26"/>
+          <w:szCs w:val="26"/>
+        </w:rPr>
+        <w:t>Biểu đồ 2.1. Cơ cấu mẫu khảo sát theo giới tính</w:t>
+      </w:r>
+    </w:p>
+    <w:p>
+      <w:pPr>
+        <w:spacing w:before="0" w:after="40" w:line="360" w:lineRule="auto"/>
+        <w:jc w:val="both"/>
+        <w:rPr>
+          <w:rFonts w:ascii="Times New Roman" w:hAnsi="Times New Roman" w:cs="Times New Roman"/>
+          <w:sz w:val="26"/>
+          <w:szCs w:val="26"/>
+        </w:rPr>
+      </w:pPr>
+      <w:r>
+        <w:rPr>
+          <w:rFonts w:ascii="Times New Roman" w:hAnsi="Times New Roman" w:cs="Times New Roman"/>
+          <w:sz w:val="26"/>
+          <w:szCs w:val="26"/>
+        </w:rPr>
+        <w:t>Biểu đồ 2.2.2. Cơ cấu mẫu khảo sát theo độ tuổi</w:t>
+      </w:r>
+    </w:p>
+    <w:p>
+      <w:pPr>
+        <w:spacing w:before="0" w:after="40" w:line="360" w:lineRule="auto"/>
+        <w:jc w:val="both"/>
+        <w:rPr>
+          <w:rFonts w:ascii="Times New Roman" w:hAnsi="Times New Roman" w:cs="Times New Roman"/>
+          <w:sz w:val="26"/>
+          <w:szCs w:val="26"/>
+        </w:rPr>
+      </w:pPr>
+      <w:r>
+        <w:rPr>
+          <w:rFonts w:ascii="Times New Roman" w:hAnsi="Times New Roman" w:cs="Times New Roman"/>
+          <w:sz w:val="26"/>
+          <w:szCs w:val="26"/>
+        </w:rPr>
+        <w:t>Biểu đồ 2.2.3. Cơ cấu mẫu khảo sát theo nghề nghiệp</w:t>
+      </w:r>
+    </w:p>
+    <w:p>
+      <w:pPr>
+        <w:spacing w:before="0" w:after="40" w:line="360" w:lineRule="auto"/>
+        <w:jc w:val="both"/>
+        <w:rPr>
+          <w:rFonts w:ascii="Times New Roman" w:hAnsi="Times New Roman" w:cs="Times New Roman"/>
+          <w:sz w:val="26"/>
+          <w:szCs w:val="26"/>
+        </w:rPr>
+      </w:pPr>
+      <w:r>
+        <w:rPr>
+          <w:rFonts w:ascii="Times New Roman" w:hAnsi="Times New Roman" w:cs="Times New Roman"/>
+          <w:sz w:val="26"/>
+          <w:szCs w:val="26"/>
+        </w:rPr>
+        <w:t>Hình 2.2.1. Điểm trung bình các tiêu chí thuộc trụ cột môi trường</w:t>
+      </w:r>
+    </w:p>
+    <w:p>
+      <w:pPr>
+        <w:spacing w:before="0" w:after="40" w:line="360" w:lineRule="auto"/>
+        <w:jc w:val="both"/>
+        <w:rPr>
+          <w:rFonts w:ascii="Times New Roman" w:hAnsi="Times New Roman" w:cs="Times New Roman"/>
+          <w:sz w:val="26"/>
+          <w:szCs w:val="26"/>
+        </w:rPr>
+      </w:pPr>
+      <w:r>
+        <w:rPr>
+          <w:rFonts w:ascii="Times New Roman" w:hAnsi="Times New Roman" w:cs="Times New Roman"/>
+          <w:sz w:val="26"/>
+          <w:szCs w:val="26"/>
+        </w:rPr>
+        <w:t>Biểu đồ 2.3.2. Điểm trung bình các tiêu chí kinh tế</w:t>
+      </w:r>
+    </w:p>
+    <w:p>
+      <w:pPr>
+        <w:spacing w:before="0" w:after="40" w:line="360" w:lineRule="auto"/>
+        <w:jc w:val="both"/>
+        <w:rPr>
+          <w:rFonts w:ascii="Times New Roman" w:hAnsi="Times New Roman" w:cs="Times New Roman"/>
+          <w:sz w:val="26"/>
+          <w:szCs w:val="26"/>
+        </w:rPr>
+      </w:pPr>
+      <w:r>
+        <w:rPr>
+          <w:rFonts w:ascii="Times New Roman" w:hAnsi="Times New Roman" w:cs="Times New Roman"/>
+          <w:sz w:val="26"/>
+          <w:szCs w:val="26"/>
+        </w:rPr>
+        <w:t>Biểu đồ 2.3.3. Điểm trung bình các tiêu chí xã hội - văn hóa</w:t>
+      </w:r>
+    </w:p>
+    <w:p>
+      <w:pPr>
+        <w:spacing w:before="0" w:after="40" w:line="360" w:lineRule="auto"/>
+        <w:jc w:val="both"/>
+        <w:rPr>
+          <w:rFonts w:ascii="Times New Roman" w:hAnsi="Times New Roman" w:cs="Times New Roman"/>
+          <w:sz w:val="26"/>
+          <w:szCs w:val="26"/>
+        </w:rPr>
+      </w:pPr>
+      <w:r>
+        <w:rPr>
+          <w:rFonts w:ascii="Times New Roman" w:hAnsi="Times New Roman" w:cs="Times New Roman"/>
+          <w:sz w:val="26"/>
+          <w:szCs w:val="26"/>
+        </w:rPr>
+        <w:t>Biểu đồ 2.3.4. Điểm trung bình các tiêu chí quản trị</w:t>
+      </w:r>
+    </w:p>
+    <w:p>
+      <w:r>
+        <w:br w:type="page"/>
+      </w:r>
+    </w:p>
+    <w:p>
+      <w:pPr>
+        <w:spacing w:before="0" w:after="240" w:line="360" w:lineRule="auto"/>
+        <w:jc w:val="center"/>
         <w:rPr>
           <w:rFonts w:ascii="Times New Roman" w:hAnsi="Times New Roman" w:cs="Times New Roman"/>
           <w:b/>
@@ -550,591 +3520,8 @@
           <w:sz w:val="30"/>
           <w:szCs w:val="30"/>
         </w:rPr>
-        <w:t>MỤC LỤC</w:t>
-      </w:r>
-    </w:p>
-    <w:p>
-      <w:pPr>
-        <w:spacing w:before="0" w:after="40" w:line="360" w:lineRule="auto"/>
-        <w:jc w:val="both"/>
-        <w:rPr>
-          <w:rFonts w:ascii="Times New Roman" w:hAnsi="Times New Roman" w:cs="Times New Roman"/>
-          <w:sz w:val="26"/>
-          <w:szCs w:val="26"/>
-        </w:rPr>
-      </w:pPr>
-      <w:r>
-        <w:rPr>
-          <w:rFonts w:ascii="Times New Roman" w:hAnsi="Times New Roman" w:cs="Times New Roman"/>
-          <w:sz w:val="26"/>
-          <w:szCs w:val="26"/>
-        </w:rPr>
-        <w:t>MỞ ĐẦU</w:t>
-      </w:r>
-    </w:p>
-    <w:p>
-      <w:pPr>
-        <w:spacing w:before="0" w:after="40" w:line="360" w:lineRule="auto"/>
-        <w:jc w:val="both"/>
-        <w:ind w:left="360"/>
-        <w:rPr>
-          <w:rFonts w:ascii="Times New Roman" w:hAnsi="Times New Roman" w:cs="Times New Roman"/>
-          <w:sz w:val="26"/>
-          <w:szCs w:val="26"/>
-        </w:rPr>
-      </w:pPr>
-      <w:r>
-        <w:rPr>
-          <w:rFonts w:ascii="Times New Roman" w:hAnsi="Times New Roman" w:cs="Times New Roman"/>
-          <w:sz w:val="26"/>
-          <w:szCs w:val="26"/>
-        </w:rPr>
-        <w:t>1.1. Lý do chọn đề tài</w:t>
-      </w:r>
-    </w:p>
-    <w:p>
-      <w:pPr>
-        <w:spacing w:before="0" w:after="40" w:line="360" w:lineRule="auto"/>
-        <w:jc w:val="both"/>
-        <w:ind w:left="360"/>
-        <w:rPr>
-          <w:rFonts w:ascii="Times New Roman" w:hAnsi="Times New Roman" w:cs="Times New Roman"/>
-          <w:sz w:val="26"/>
-          <w:szCs w:val="26"/>
-        </w:rPr>
-      </w:pPr>
-      <w:r>
-        <w:rPr>
-          <w:rFonts w:ascii="Times New Roman" w:hAnsi="Times New Roman" w:cs="Times New Roman"/>
-          <w:sz w:val="26"/>
-          <w:szCs w:val="26"/>
-        </w:rPr>
-        <w:t>1.2. Mục tiêu nghiên cứu</w:t>
-      </w:r>
-    </w:p>
-    <w:p>
-      <w:pPr>
-        <w:spacing w:before="0" w:after="40" w:line="360" w:lineRule="auto"/>
-        <w:jc w:val="both"/>
-        <w:ind w:left="360"/>
-        <w:rPr>
-          <w:rFonts w:ascii="Times New Roman" w:hAnsi="Times New Roman" w:cs="Times New Roman"/>
-          <w:sz w:val="26"/>
-          <w:szCs w:val="26"/>
-        </w:rPr>
-      </w:pPr>
-      <w:r>
-        <w:rPr>
-          <w:rFonts w:ascii="Times New Roman" w:hAnsi="Times New Roman" w:cs="Times New Roman"/>
-          <w:sz w:val="26"/>
-          <w:szCs w:val="26"/>
-        </w:rPr>
-        <w:t>1.3. Câu hỏi nghiên cứu</w:t>
-      </w:r>
-    </w:p>
-    <w:p>
-      <w:pPr>
-        <w:spacing w:before="0" w:after="40" w:line="360" w:lineRule="auto"/>
-        <w:jc w:val="both"/>
-        <w:ind w:left="360"/>
-        <w:rPr>
-          <w:rFonts w:ascii="Times New Roman" w:hAnsi="Times New Roman" w:cs="Times New Roman"/>
-          <w:sz w:val="26"/>
-          <w:szCs w:val="26"/>
-        </w:rPr>
-      </w:pPr>
-      <w:r>
-        <w:rPr>
-          <w:rFonts w:ascii="Times New Roman" w:hAnsi="Times New Roman" w:cs="Times New Roman"/>
-          <w:sz w:val="26"/>
-          <w:szCs w:val="26"/>
-        </w:rPr>
-        <w:t>1.4. Đối tượng và phạm vi nghiên cứu</w:t>
-      </w:r>
-    </w:p>
-    <w:p>
-      <w:pPr>
-        <w:spacing w:before="0" w:after="40" w:line="360" w:lineRule="auto"/>
-        <w:jc w:val="both"/>
-        <w:ind w:left="360"/>
-        <w:rPr>
-          <w:rFonts w:ascii="Times New Roman" w:hAnsi="Times New Roman" w:cs="Times New Roman"/>
-          <w:sz w:val="26"/>
-          <w:szCs w:val="26"/>
-        </w:rPr>
-      </w:pPr>
-      <w:r>
-        <w:rPr>
-          <w:rFonts w:ascii="Times New Roman" w:hAnsi="Times New Roman" w:cs="Times New Roman"/>
-          <w:sz w:val="26"/>
-          <w:szCs w:val="26"/>
-        </w:rPr>
-        <w:t>1.5. Phương pháp thu thập dữ liệu</w:t>
-      </w:r>
-    </w:p>
-    <w:p>
-      <w:pPr>
-        <w:spacing w:before="0" w:after="40" w:line="360" w:lineRule="auto"/>
-        <w:jc w:val="both"/>
-        <w:ind w:left="360"/>
-        <w:rPr>
-          <w:rFonts w:ascii="Times New Roman" w:hAnsi="Times New Roman" w:cs="Times New Roman"/>
-          <w:sz w:val="26"/>
-          <w:szCs w:val="26"/>
-        </w:rPr>
-      </w:pPr>
-      <w:r>
-        <w:rPr>
-          <w:rFonts w:ascii="Times New Roman" w:hAnsi="Times New Roman" w:cs="Times New Roman"/>
-          <w:sz w:val="26"/>
-          <w:szCs w:val="26"/>
-        </w:rPr>
-        <w:t>1.6. Ý nghĩa của nghiên cứu</w:t>
-      </w:r>
-    </w:p>
-    <w:p>
-      <w:pPr>
-        <w:spacing w:before="0" w:after="40" w:line="360" w:lineRule="auto"/>
-        <w:jc w:val="both"/>
-        <w:ind w:left="360"/>
-        <w:rPr>
-          <w:rFonts w:ascii="Times New Roman" w:hAnsi="Times New Roman" w:cs="Times New Roman"/>
-          <w:sz w:val="26"/>
-          <w:szCs w:val="26"/>
-        </w:rPr>
-      </w:pPr>
-      <w:r>
-        <w:rPr>
-          <w:rFonts w:ascii="Times New Roman" w:hAnsi="Times New Roman" w:cs="Times New Roman"/>
-          <w:sz w:val="26"/>
-          <w:szCs w:val="26"/>
-        </w:rPr>
-        <w:t>1.7. Cấu trúc khóa luận</w:t>
-      </w:r>
-    </w:p>
-    <w:p>
-      <w:pPr>
-        <w:spacing w:before="0" w:after="40" w:line="360" w:lineRule="auto"/>
-        <w:jc w:val="both"/>
-        <w:rPr>
-          <w:rFonts w:ascii="Times New Roman" w:hAnsi="Times New Roman" w:cs="Times New Roman"/>
-          <w:sz w:val="26"/>
-          <w:szCs w:val="26"/>
-        </w:rPr>
-      </w:pPr>
-      <w:r>
-        <w:rPr>
-          <w:rFonts w:ascii="Times New Roman" w:hAnsi="Times New Roman" w:cs="Times New Roman"/>
-          <w:sz w:val="26"/>
-          <w:szCs w:val="26"/>
-        </w:rPr>
-        <w:t>CHƯƠNG 1: CƠ SỞ LÝ LUẬN VÀ THỰC TIỄN VỀ DU LỊCH NÔNG NGHIỆP THEO HƯỚNG DU LỊCH XANH</w:t>
-      </w:r>
-    </w:p>
-    <w:p>
-      <w:pPr>
-        <w:spacing w:before="0" w:after="40" w:line="360" w:lineRule="auto"/>
-        <w:jc w:val="both"/>
-        <w:ind w:left="360"/>
-        <w:rPr>
-          <w:rFonts w:ascii="Times New Roman" w:hAnsi="Times New Roman" w:cs="Times New Roman"/>
-          <w:sz w:val="26"/>
-          <w:szCs w:val="26"/>
-        </w:rPr>
-      </w:pPr>
-      <w:r>
-        <w:rPr>
-          <w:rFonts w:ascii="Times New Roman" w:hAnsi="Times New Roman" w:cs="Times New Roman"/>
-          <w:sz w:val="26"/>
-          <w:szCs w:val="26"/>
-        </w:rPr>
-        <w:t>1.1. Các khái niệm cơ bản</w:t>
-      </w:r>
-    </w:p>
-    <w:p>
-      <w:pPr>
-        <w:spacing w:before="0" w:after="40" w:line="360" w:lineRule="auto"/>
-        <w:jc w:val="both"/>
-        <w:ind w:left="360"/>
-        <w:rPr>
-          <w:rFonts w:ascii="Times New Roman" w:hAnsi="Times New Roman" w:cs="Times New Roman"/>
-          <w:sz w:val="26"/>
-          <w:szCs w:val="26"/>
-        </w:rPr>
-      </w:pPr>
-      <w:r>
-        <w:rPr>
-          <w:rFonts w:ascii="Times New Roman" w:hAnsi="Times New Roman" w:cs="Times New Roman"/>
-          <w:sz w:val="26"/>
-          <w:szCs w:val="26"/>
-        </w:rPr>
-        <w:t>1.2. Đặc điểm và vai trò của du lịch nông nghiệp xanh</w:t>
-      </w:r>
-    </w:p>
-    <w:p>
-      <w:pPr>
-        <w:spacing w:before="0" w:after="40" w:line="360" w:lineRule="auto"/>
-        <w:jc w:val="both"/>
-        <w:ind w:left="360"/>
-        <w:rPr>
-          <w:rFonts w:ascii="Times New Roman" w:hAnsi="Times New Roman" w:cs="Times New Roman"/>
-          <w:sz w:val="26"/>
-          <w:szCs w:val="26"/>
-        </w:rPr>
-      </w:pPr>
-      <w:r>
-        <w:rPr>
-          <w:rFonts w:ascii="Times New Roman" w:hAnsi="Times New Roman" w:cs="Times New Roman"/>
-          <w:sz w:val="26"/>
-          <w:szCs w:val="26"/>
-        </w:rPr>
-        <w:t>1.3. Các mô hình du lịch nông nghiệp xanh thành công trên thế giới và Việt Nam</w:t>
-      </w:r>
-    </w:p>
-    <w:p>
-      <w:pPr>
-        <w:spacing w:before="0" w:after="40" w:line="360" w:lineRule="auto"/>
-        <w:jc w:val="both"/>
-        <w:ind w:left="360"/>
-        <w:rPr>
-          <w:rFonts w:ascii="Times New Roman" w:hAnsi="Times New Roman" w:cs="Times New Roman"/>
-          <w:sz w:val="26"/>
-          <w:szCs w:val="26"/>
-        </w:rPr>
-      </w:pPr>
-      <w:r>
-        <w:rPr>
-          <w:rFonts w:ascii="Times New Roman" w:hAnsi="Times New Roman" w:cs="Times New Roman"/>
-          <w:sz w:val="26"/>
-          <w:szCs w:val="26"/>
-        </w:rPr>
-        <w:t>1.4. Các tiêu chí/trụ cột đánh giá phát triển du lịch nông nghiệp theo hướng du lịch xanh</w:t>
-      </w:r>
-    </w:p>
-    <w:p>
-      <w:pPr>
-        <w:spacing w:before="0" w:after="40" w:line="360" w:lineRule="auto"/>
-        <w:jc w:val="both"/>
-        <w:ind w:left="360"/>
-        <w:rPr>
-          <w:rFonts w:ascii="Times New Roman" w:hAnsi="Times New Roman" w:cs="Times New Roman"/>
-          <w:sz w:val="26"/>
-          <w:szCs w:val="26"/>
-        </w:rPr>
-      </w:pPr>
-      <w:r>
-        <w:rPr>
-          <w:rFonts w:ascii="Times New Roman" w:hAnsi="Times New Roman" w:cs="Times New Roman"/>
-          <w:sz w:val="26"/>
-          <w:szCs w:val="26"/>
-        </w:rPr>
-        <w:t>1.5. Các lý thuyết và mô hình phân tích sử dụng trong nghiên cứu</w:t>
-      </w:r>
-    </w:p>
-    <w:p>
-      <w:pPr>
-        <w:spacing w:before="0" w:after="40" w:line="360" w:lineRule="auto"/>
-        <w:jc w:val="both"/>
-        <w:rPr>
-          <w:rFonts w:ascii="Times New Roman" w:hAnsi="Times New Roman" w:cs="Times New Roman"/>
-          <w:sz w:val="26"/>
-          <w:szCs w:val="26"/>
-        </w:rPr>
-      </w:pPr>
-      <w:r>
-        <w:rPr>
-          <w:rFonts w:ascii="Times New Roman" w:hAnsi="Times New Roman" w:cs="Times New Roman"/>
-          <w:sz w:val="26"/>
-          <w:szCs w:val="26"/>
-        </w:rPr>
-        <w:t>CHƯƠNG 2: THỰC TRẠNG PHÁT TRIỂN DU LỊCH NÔNG NGHIỆP THEO HƯỚNG DU LỊCH XANH TẠI XÃ CỦ CHI, TP. HỒ CHÍ MINH</w:t>
-      </w:r>
-    </w:p>
-    <w:p>
-      <w:pPr>
-        <w:spacing w:before="0" w:after="40" w:line="360" w:lineRule="auto"/>
-        <w:jc w:val="both"/>
-        <w:ind w:left="360"/>
-        <w:rPr>
-          <w:rFonts w:ascii="Times New Roman" w:hAnsi="Times New Roman" w:cs="Times New Roman"/>
-          <w:sz w:val="26"/>
-          <w:szCs w:val="26"/>
-        </w:rPr>
-      </w:pPr>
-      <w:r>
-        <w:rPr>
-          <w:rFonts w:ascii="Times New Roman" w:hAnsi="Times New Roman" w:cs="Times New Roman"/>
-          <w:sz w:val="26"/>
-          <w:szCs w:val="26"/>
-        </w:rPr>
-        <w:t>2.1. Khái quát về địa bàn nghiên cứu</w:t>
-      </w:r>
-    </w:p>
-    <w:p>
-      <w:pPr>
-        <w:spacing w:before="0" w:after="40" w:line="360" w:lineRule="auto"/>
-        <w:jc w:val="both"/>
-        <w:ind w:left="360"/>
-        <w:rPr>
-          <w:rFonts w:ascii="Times New Roman" w:hAnsi="Times New Roman" w:cs="Times New Roman"/>
-          <w:sz w:val="26"/>
-          <w:szCs w:val="26"/>
-        </w:rPr>
-      </w:pPr>
-      <w:r>
-        <w:rPr>
-          <w:rFonts w:ascii="Times New Roman" w:hAnsi="Times New Roman" w:cs="Times New Roman"/>
-          <w:sz w:val="26"/>
-          <w:szCs w:val="26"/>
-        </w:rPr>
-        <w:t>2.2. Đặc điểm mẫu khảo sát</w:t>
-      </w:r>
-    </w:p>
-    <w:p>
-      <w:pPr>
-        <w:spacing w:before="0" w:after="40" w:line="360" w:lineRule="auto"/>
-        <w:jc w:val="both"/>
-        <w:ind w:left="360"/>
-        <w:rPr>
-          <w:rFonts w:ascii="Times New Roman" w:hAnsi="Times New Roman" w:cs="Times New Roman"/>
-          <w:sz w:val="26"/>
-          <w:szCs w:val="26"/>
-        </w:rPr>
-      </w:pPr>
-      <w:r>
-        <w:rPr>
-          <w:rFonts w:ascii="Times New Roman" w:hAnsi="Times New Roman" w:cs="Times New Roman"/>
-          <w:sz w:val="26"/>
-          <w:szCs w:val="26"/>
-        </w:rPr>
-        <w:t>2.3. Thực trạng phát triển du lịch nông nghiệp theo hướng du lịch xanh tại xã Củ Chi</w:t>
-      </w:r>
-    </w:p>
-    <w:p>
-      <w:pPr>
-        <w:spacing w:before="0" w:after="40" w:line="360" w:lineRule="auto"/>
-        <w:jc w:val="both"/>
-        <w:ind w:left="360"/>
-        <w:rPr>
-          <w:rFonts w:ascii="Times New Roman" w:hAnsi="Times New Roman" w:cs="Times New Roman"/>
-          <w:sz w:val="26"/>
-          <w:szCs w:val="26"/>
-        </w:rPr>
-      </w:pPr>
-      <w:r>
-        <w:rPr>
-          <w:rFonts w:ascii="Times New Roman" w:hAnsi="Times New Roman" w:cs="Times New Roman"/>
-          <w:sz w:val="26"/>
-          <w:szCs w:val="26"/>
-        </w:rPr>
-        <w:t>2.4. Đánh giá chung về thực trạng phát triển du lịch nông nghiệp theo hướng du lịch xanh tại xã Củ Chi</w:t>
-      </w:r>
-    </w:p>
-    <w:p>
-      <w:pPr>
-        <w:spacing w:before="0" w:after="40" w:line="360" w:lineRule="auto"/>
-        <w:jc w:val="both"/>
-        <w:ind w:left="360"/>
-        <w:rPr>
-          <w:rFonts w:ascii="Times New Roman" w:hAnsi="Times New Roman" w:cs="Times New Roman"/>
-          <w:sz w:val="26"/>
-          <w:szCs w:val="26"/>
-        </w:rPr>
-      </w:pPr>
-      <w:r>
-        <w:rPr>
-          <w:rFonts w:ascii="Times New Roman" w:hAnsi="Times New Roman" w:cs="Times New Roman"/>
-          <w:sz w:val="26"/>
-          <w:szCs w:val="26"/>
-        </w:rPr>
-        <w:t>2.5. Phân tích SWOT</w:t>
-      </w:r>
-    </w:p>
-    <w:p>
-      <w:pPr>
-        <w:spacing w:before="0" w:after="40" w:line="360" w:lineRule="auto"/>
-        <w:jc w:val="both"/>
-        <w:ind w:left="360"/>
-        <w:rPr>
-          <w:rFonts w:ascii="Times New Roman" w:hAnsi="Times New Roman" w:cs="Times New Roman"/>
-          <w:sz w:val="26"/>
-          <w:szCs w:val="26"/>
-        </w:rPr>
-      </w:pPr>
-      <w:r>
-        <w:rPr>
-          <w:rFonts w:ascii="Times New Roman" w:hAnsi="Times New Roman" w:cs="Times New Roman"/>
-          <w:sz w:val="26"/>
-          <w:szCs w:val="26"/>
-        </w:rPr>
-        <w:t>2.6. Phân tích nguyên nhân gốc rễ bằng sơ đồ Fishbone</w:t>
-      </w:r>
-    </w:p>
-    <w:p>
-      <w:pPr>
-        <w:spacing w:before="0" w:after="40" w:line="360" w:lineRule="auto"/>
-        <w:jc w:val="both"/>
-        <w:ind w:left="360"/>
-        <w:rPr>
-          <w:rFonts w:ascii="Times New Roman" w:hAnsi="Times New Roman" w:cs="Times New Roman"/>
-          <w:sz w:val="26"/>
-          <w:szCs w:val="26"/>
-        </w:rPr>
-      </w:pPr>
-      <w:r>
-        <w:rPr>
-          <w:rFonts w:ascii="Times New Roman" w:hAnsi="Times New Roman" w:cs="Times New Roman"/>
-          <w:sz w:val="26"/>
-          <w:szCs w:val="26"/>
-        </w:rPr>
-        <w:t>2.7. Tiểu kết Chương 2</w:t>
-      </w:r>
-    </w:p>
-    <w:p>
-      <w:pPr>
-        <w:spacing w:before="0" w:after="40" w:line="360" w:lineRule="auto"/>
-        <w:jc w:val="both"/>
-        <w:rPr>
-          <w:rFonts w:ascii="Times New Roman" w:hAnsi="Times New Roman" w:cs="Times New Roman"/>
-          <w:sz w:val="26"/>
-          <w:szCs w:val="26"/>
-        </w:rPr>
-      </w:pPr>
-      <w:r>
-        <w:rPr>
-          <w:rFonts w:ascii="Times New Roman" w:hAnsi="Times New Roman" w:cs="Times New Roman"/>
-          <w:sz w:val="26"/>
-          <w:szCs w:val="26"/>
-        </w:rPr>
-        <w:t>CHƯƠNG 3: GIẢI PHÁP HOÀN THIỆN PHÁT TRIỂN DU LỊCH NÔNG NGHIỆP THEO HƯỚNG DU LỊCH XANH TẠI XÃ CỦ CHI, TP. HỒ CHÍ MINH</w:t>
-      </w:r>
-    </w:p>
-    <w:p>
-      <w:pPr>
-        <w:spacing w:before="0" w:after="40" w:line="360" w:lineRule="auto"/>
-        <w:jc w:val="both"/>
-        <w:ind w:left="360"/>
-        <w:rPr>
-          <w:rFonts w:ascii="Times New Roman" w:hAnsi="Times New Roman" w:cs="Times New Roman"/>
-          <w:sz w:val="26"/>
-          <w:szCs w:val="26"/>
-        </w:rPr>
-      </w:pPr>
-      <w:r>
-        <w:rPr>
-          <w:rFonts w:ascii="Times New Roman" w:hAnsi="Times New Roman" w:cs="Times New Roman"/>
-          <w:sz w:val="26"/>
-          <w:szCs w:val="26"/>
-        </w:rPr>
-        <w:t>3.1. Định hướng phát triển du lịch nông nghiệp theo hướng du lịch xanh tại xã Củ Chi</w:t>
-      </w:r>
-    </w:p>
-    <w:p>
-      <w:pPr>
-        <w:spacing w:before="0" w:after="40" w:line="360" w:lineRule="auto"/>
-        <w:jc w:val="both"/>
-        <w:ind w:left="360"/>
-        <w:rPr>
-          <w:rFonts w:ascii="Times New Roman" w:hAnsi="Times New Roman" w:cs="Times New Roman"/>
-          <w:sz w:val="26"/>
-          <w:szCs w:val="26"/>
-        </w:rPr>
-      </w:pPr>
-      <w:r>
-        <w:rPr>
-          <w:rFonts w:ascii="Times New Roman" w:hAnsi="Times New Roman" w:cs="Times New Roman"/>
-          <w:sz w:val="26"/>
-          <w:szCs w:val="26"/>
-        </w:rPr>
-        <w:t>3.2. Hệ thống giải pháp phát triển du lịch nông nghiệp theo hướng du lịch xanh tại xã Củ Chi</w:t>
-      </w:r>
-    </w:p>
-    <w:p>
-      <w:pPr>
-        <w:spacing w:before="0" w:after="40" w:line="360" w:lineRule="auto"/>
-        <w:jc w:val="both"/>
-        <w:ind w:left="360"/>
-        <w:rPr>
-          <w:rFonts w:ascii="Times New Roman" w:hAnsi="Times New Roman" w:cs="Times New Roman"/>
-          <w:sz w:val="26"/>
-          <w:szCs w:val="26"/>
-        </w:rPr>
-      </w:pPr>
-      <w:r>
-        <w:rPr>
-          <w:rFonts w:ascii="Times New Roman" w:hAnsi="Times New Roman" w:cs="Times New Roman"/>
-          <w:sz w:val="26"/>
-          <w:szCs w:val="26"/>
-        </w:rPr>
-        <w:t>3.3. Kiến nghị</w:t>
-      </w:r>
-    </w:p>
-    <w:p>
-      <w:pPr>
-        <w:spacing w:before="0" w:after="40" w:line="360" w:lineRule="auto"/>
-        <w:jc w:val="both"/>
-        <w:rPr>
-          <w:rFonts w:ascii="Times New Roman" w:hAnsi="Times New Roman" w:cs="Times New Roman"/>
-          <w:sz w:val="26"/>
-          <w:szCs w:val="26"/>
-        </w:rPr>
-      </w:pPr>
-      <w:r>
-        <w:rPr>
-          <w:rFonts w:ascii="Times New Roman" w:hAnsi="Times New Roman" w:cs="Times New Roman"/>
-          <w:sz w:val="26"/>
-          <w:szCs w:val="26"/>
-        </w:rPr>
-        <w:t>Kết luận</w:t>
-      </w:r>
-    </w:p>
-    <w:p>
-      <w:pPr>
-        <w:spacing w:before="0" w:after="40" w:line="360" w:lineRule="auto"/>
-        <w:jc w:val="both"/>
-        <w:rPr>
-          <w:rFonts w:ascii="Times New Roman" w:hAnsi="Times New Roman" w:cs="Times New Roman"/>
-          <w:sz w:val="26"/>
-          <w:szCs w:val="26"/>
-        </w:rPr>
-      </w:pPr>
-      <w:r>
-        <w:rPr>
-          <w:rFonts w:ascii="Times New Roman" w:hAnsi="Times New Roman" w:cs="Times New Roman"/>
-          <w:sz w:val="26"/>
-          <w:szCs w:val="26"/>
-        </w:rPr>
-        <w:t>TÀI LIỆU THAM KHẢO</w:t>
-      </w:r>
-    </w:p>
-    <w:p>
-      <w:pPr>
-        <w:spacing w:before="0" w:after="40" w:line="360" w:lineRule="auto"/>
-        <w:jc w:val="both"/>
-        <w:rPr>
-          <w:rFonts w:ascii="Times New Roman" w:hAnsi="Times New Roman" w:cs="Times New Roman"/>
-          <w:sz w:val="26"/>
-          <w:szCs w:val="26"/>
-        </w:rPr>
-      </w:pPr>
-      <w:r>
-        <w:rPr>
-          <w:rFonts w:ascii="Times New Roman" w:hAnsi="Times New Roman" w:cs="Times New Roman"/>
-          <w:sz w:val="26"/>
-          <w:szCs w:val="26"/>
-        </w:rPr>
-        <w:t>PHỤ LỤC</w:t>
-      </w:r>
-    </w:p>
-    <w:p>
-      <w:r>
-        <w:br w:type="page"/>
-      </w:r>
-    </w:p>
-    <w:p>
-      <w:pPr>
-        <w:spacing w:before="0" w:after="240" w:line="360" w:lineRule="auto"/>
-        <w:jc w:val="center"/>
+      </w:pPr>
+      <w:r>
         <w:rPr>
           <w:rFonts w:ascii="Times New Roman" w:hAnsi="Times New Roman" w:cs="Times New Roman"/>
           <w:b/>
@@ -1142,8 +3529,436 @@
           <w:sz w:val="30"/>
           <w:szCs w:val="30"/>
         </w:rPr>
-      </w:pPr>
-      <w:r>
+        <w:t>DANH MỤC TỪ VIẾT TẮT</w:t>
+      </w:r>
+    </w:p>
+    <w:p>
+      <w:pPr>
+        <w:spacing w:before="0" w:after="40" w:line="360" w:lineRule="auto"/>
+        <w:jc w:val="both"/>
+        <w:rPr>
+          <w:rFonts w:ascii="Times New Roman" w:hAnsi="Times New Roman" w:cs="Times New Roman"/>
+          <w:sz w:val="26"/>
+          <w:szCs w:val="26"/>
+        </w:rPr>
+      </w:pPr>
+      <w:r>
+        <w:rPr>
+          <w:rFonts w:ascii="Times New Roman" w:hAnsi="Times New Roman" w:cs="Times New Roman"/>
+          <w:sz w:val="26"/>
+          <w:szCs w:val="26"/>
+        </w:rPr>
+        <w:t>AI: Trí tuệ nhân tạo (Artificial Intelligence)</w:t>
+      </w:r>
+    </w:p>
+    <w:p>
+      <w:pPr>
+        <w:spacing w:before="0" w:after="40" w:line="360" w:lineRule="auto"/>
+        <w:jc w:val="both"/>
+        <w:rPr>
+          <w:rFonts w:ascii="Times New Roman" w:hAnsi="Times New Roman" w:cs="Times New Roman"/>
+          <w:sz w:val="26"/>
+          <w:szCs w:val="26"/>
+        </w:rPr>
+      </w:pPr>
+      <w:r>
+        <w:rPr>
+          <w:rFonts w:ascii="Times New Roman" w:hAnsi="Times New Roman" w:cs="Times New Roman"/>
+          <w:sz w:val="26"/>
+          <w:szCs w:val="26"/>
+        </w:rPr>
+        <w:t>AR/VR: Thực tế tăng cường / Thực tế ảo (Augmented Reality / Virtual Reality)</w:t>
+      </w:r>
+    </w:p>
+    <w:p>
+      <w:pPr>
+        <w:spacing w:before="0" w:after="40" w:line="360" w:lineRule="auto"/>
+        <w:jc w:val="both"/>
+        <w:rPr>
+          <w:rFonts w:ascii="Times New Roman" w:hAnsi="Times New Roman" w:cs="Times New Roman"/>
+          <w:sz w:val="26"/>
+          <w:szCs w:val="26"/>
+        </w:rPr>
+      </w:pPr>
+      <w:r>
+        <w:rPr>
+          <w:rFonts w:ascii="Times New Roman" w:hAnsi="Times New Roman" w:cs="Times New Roman"/>
+          <w:sz w:val="26"/>
+          <w:szCs w:val="26"/>
+        </w:rPr>
+        <w:t>CBT: Du lịch cộng đồng (Community-Based Tourism)</w:t>
+      </w:r>
+    </w:p>
+    <w:p>
+      <w:pPr>
+        <w:spacing w:before="0" w:after="40" w:line="360" w:lineRule="auto"/>
+        <w:jc w:val="both"/>
+        <w:rPr>
+          <w:rFonts w:ascii="Times New Roman" w:hAnsi="Times New Roman" w:cs="Times New Roman"/>
+          <w:sz w:val="26"/>
+          <w:szCs w:val="26"/>
+        </w:rPr>
+      </w:pPr>
+      <w:r>
+        <w:rPr>
+          <w:rFonts w:ascii="Times New Roman" w:hAnsi="Times New Roman" w:cs="Times New Roman"/>
+          <w:sz w:val="26"/>
+          <w:szCs w:val="26"/>
+        </w:rPr>
+        <w:t>ĐBSCL: Đồng bằng sông Cửu Long</w:t>
+      </w:r>
+    </w:p>
+    <w:p>
+      <w:pPr>
+        <w:spacing w:before="0" w:after="40" w:line="360" w:lineRule="auto"/>
+        <w:jc w:val="both"/>
+        <w:rPr>
+          <w:rFonts w:ascii="Times New Roman" w:hAnsi="Times New Roman" w:cs="Times New Roman"/>
+          <w:sz w:val="26"/>
+          <w:szCs w:val="26"/>
+        </w:rPr>
+      </w:pPr>
+      <w:r>
+        <w:rPr>
+          <w:rFonts w:ascii="Times New Roman" w:hAnsi="Times New Roman" w:cs="Times New Roman"/>
+          <w:sz w:val="26"/>
+          <w:szCs w:val="26"/>
+        </w:rPr>
+        <w:t>GSTC: Hội đồng Du lịch Bền vững Toàn cầu (Global Sustainable Tourism Council)</w:t>
+      </w:r>
+    </w:p>
+    <w:p>
+      <w:pPr>
+        <w:spacing w:before="0" w:after="40" w:line="360" w:lineRule="auto"/>
+        <w:jc w:val="both"/>
+        <w:rPr>
+          <w:rFonts w:ascii="Times New Roman" w:hAnsi="Times New Roman" w:cs="Times New Roman"/>
+          <w:sz w:val="26"/>
+          <w:szCs w:val="26"/>
+        </w:rPr>
+      </w:pPr>
+      <w:r>
+        <w:rPr>
+          <w:rFonts w:ascii="Times New Roman" w:hAnsi="Times New Roman" w:cs="Times New Roman"/>
+          <w:sz w:val="26"/>
+          <w:szCs w:val="26"/>
+        </w:rPr>
+        <w:t>KPI: Chỉ số đánh giá hiệu quả công việc (Key Performance Indicator)</w:t>
+      </w:r>
+    </w:p>
+    <w:p>
+      <w:pPr>
+        <w:spacing w:before="0" w:after="40" w:line="360" w:lineRule="auto"/>
+        <w:jc w:val="both"/>
+        <w:rPr>
+          <w:rFonts w:ascii="Times New Roman" w:hAnsi="Times New Roman" w:cs="Times New Roman"/>
+          <w:sz w:val="26"/>
+          <w:szCs w:val="26"/>
+        </w:rPr>
+      </w:pPr>
+      <w:r>
+        <w:rPr>
+          <w:rFonts w:ascii="Times New Roman" w:hAnsi="Times New Roman" w:cs="Times New Roman"/>
+          <w:sz w:val="26"/>
+          <w:szCs w:val="26"/>
+        </w:rPr>
+        <w:t>OCOP: Chương trình Mỗi xã một sản phẩm (One Commune One Product)</w:t>
+      </w:r>
+    </w:p>
+    <w:p>
+      <w:pPr>
+        <w:spacing w:before="0" w:after="40" w:line="360" w:lineRule="auto"/>
+        <w:jc w:val="both"/>
+        <w:rPr>
+          <w:rFonts w:ascii="Times New Roman" w:hAnsi="Times New Roman" w:cs="Times New Roman"/>
+          <w:sz w:val="26"/>
+          <w:szCs w:val="26"/>
+        </w:rPr>
+      </w:pPr>
+      <w:r>
+        <w:rPr>
+          <w:rFonts w:ascii="Times New Roman" w:hAnsi="Times New Roman" w:cs="Times New Roman"/>
+          <w:sz w:val="26"/>
+          <w:szCs w:val="26"/>
+        </w:rPr>
+        <w:t>OTOP: Chương trình Mỗi làng một sản phẩm (One Tambon One Product)</w:t>
+      </w:r>
+    </w:p>
+    <w:p>
+      <w:pPr>
+        <w:spacing w:before="0" w:after="40" w:line="360" w:lineRule="auto"/>
+        <w:jc w:val="both"/>
+        <w:rPr>
+          <w:rFonts w:ascii="Times New Roman" w:hAnsi="Times New Roman" w:cs="Times New Roman"/>
+          <w:sz w:val="26"/>
+          <w:szCs w:val="26"/>
+        </w:rPr>
+      </w:pPr>
+      <w:r>
+        <w:rPr>
+          <w:rFonts w:ascii="Times New Roman" w:hAnsi="Times New Roman" w:cs="Times New Roman"/>
+          <w:sz w:val="26"/>
+          <w:szCs w:val="26"/>
+        </w:rPr>
+        <w:t>PESTLE: Khung phân tích chính trị, kinh tế, xã hội, công nghệ, pháp lý và môi trường</w:t>
+      </w:r>
+    </w:p>
+    <w:p>
+      <w:pPr>
+        <w:spacing w:before="0" w:after="40" w:line="360" w:lineRule="auto"/>
+        <w:jc w:val="both"/>
+        <w:rPr>
+          <w:rFonts w:ascii="Times New Roman" w:hAnsi="Times New Roman" w:cs="Times New Roman"/>
+          <w:sz w:val="26"/>
+          <w:szCs w:val="26"/>
+        </w:rPr>
+      </w:pPr>
+      <w:r>
+        <w:rPr>
+          <w:rFonts w:ascii="Times New Roman" w:hAnsi="Times New Roman" w:cs="Times New Roman"/>
+          <w:sz w:val="26"/>
+          <w:szCs w:val="26"/>
+        </w:rPr>
+        <w:t>PPP: Hợp tác công - tư (Public-Private Partnership)</w:t>
+      </w:r>
+    </w:p>
+    <w:p>
+      <w:pPr>
+        <w:spacing w:before="0" w:after="40" w:line="360" w:lineRule="auto"/>
+        <w:jc w:val="both"/>
+        <w:rPr>
+          <w:rFonts w:ascii="Times New Roman" w:hAnsi="Times New Roman" w:cs="Times New Roman"/>
+          <w:sz w:val="26"/>
+          <w:szCs w:val="26"/>
+        </w:rPr>
+      </w:pPr>
+      <w:r>
+        <w:rPr>
+          <w:rFonts w:ascii="Times New Roman" w:hAnsi="Times New Roman" w:cs="Times New Roman"/>
+          <w:sz w:val="26"/>
+          <w:szCs w:val="26"/>
+        </w:rPr>
+        <w:t>QR: Mã phản hồi nhanh (Quick Response)</w:t>
+      </w:r>
+    </w:p>
+    <w:p>
+      <w:pPr>
+        <w:spacing w:before="0" w:after="40" w:line="360" w:lineRule="auto"/>
+        <w:jc w:val="both"/>
+        <w:rPr>
+          <w:rFonts w:ascii="Times New Roman" w:hAnsi="Times New Roman" w:cs="Times New Roman"/>
+          <w:sz w:val="26"/>
+          <w:szCs w:val="26"/>
+        </w:rPr>
+      </w:pPr>
+      <w:r>
+        <w:rPr>
+          <w:rFonts w:ascii="Times New Roman" w:hAnsi="Times New Roman" w:cs="Times New Roman"/>
+          <w:sz w:val="26"/>
+          <w:szCs w:val="26"/>
+        </w:rPr>
+        <w:t>SD: Độ lệch chuẩn (Standard Deviation)</w:t>
+      </w:r>
+    </w:p>
+    <w:p>
+      <w:pPr>
+        <w:spacing w:before="0" w:after="40" w:line="360" w:lineRule="auto"/>
+        <w:jc w:val="both"/>
+        <w:rPr>
+          <w:rFonts w:ascii="Times New Roman" w:hAnsi="Times New Roman" w:cs="Times New Roman"/>
+          <w:sz w:val="26"/>
+          <w:szCs w:val="26"/>
+        </w:rPr>
+      </w:pPr>
+      <w:r>
+        <w:rPr>
+          <w:rFonts w:ascii="Times New Roman" w:hAnsi="Times New Roman" w:cs="Times New Roman"/>
+          <w:sz w:val="26"/>
+          <w:szCs w:val="26"/>
+        </w:rPr>
+        <w:t>SMART: Nguyên tắc mục tiêu cụ thể, đo lường được, khả thi, phù hợp và có thời hạn</w:t>
+      </w:r>
+    </w:p>
+    <w:p>
+      <w:pPr>
+        <w:spacing w:before="0" w:after="40" w:line="360" w:lineRule="auto"/>
+        <w:jc w:val="both"/>
+        <w:rPr>
+          <w:rFonts w:ascii="Times New Roman" w:hAnsi="Times New Roman" w:cs="Times New Roman"/>
+          <w:sz w:val="26"/>
+          <w:szCs w:val="26"/>
+        </w:rPr>
+      </w:pPr>
+      <w:r>
+        <w:rPr>
+          <w:rFonts w:ascii="Times New Roman" w:hAnsi="Times New Roman" w:cs="Times New Roman"/>
+          <w:sz w:val="26"/>
+          <w:szCs w:val="26"/>
+        </w:rPr>
+        <w:t>STEM: Khoa học, công nghệ, kỹ thuật và toán học</w:t>
+      </w:r>
+    </w:p>
+    <w:p>
+      <w:pPr>
+        <w:spacing w:before="0" w:after="40" w:line="360" w:lineRule="auto"/>
+        <w:jc w:val="both"/>
+        <w:rPr>
+          <w:rFonts w:ascii="Times New Roman" w:hAnsi="Times New Roman" w:cs="Times New Roman"/>
+          <w:sz w:val="26"/>
+          <w:szCs w:val="26"/>
+        </w:rPr>
+      </w:pPr>
+      <w:r>
+        <w:rPr>
+          <w:rFonts w:ascii="Times New Roman" w:hAnsi="Times New Roman" w:cs="Times New Roman"/>
+          <w:sz w:val="26"/>
+          <w:szCs w:val="26"/>
+        </w:rPr>
+        <w:t>SWOT: Điểm mạnh, điểm yếu, cơ hội và thách thức</w:t>
+      </w:r>
+    </w:p>
+    <w:p>
+      <w:pPr>
+        <w:spacing w:before="0" w:after="40" w:line="360" w:lineRule="auto"/>
+        <w:jc w:val="both"/>
+        <w:rPr>
+          <w:rFonts w:ascii="Times New Roman" w:hAnsi="Times New Roman" w:cs="Times New Roman"/>
+          <w:sz w:val="26"/>
+          <w:szCs w:val="26"/>
+        </w:rPr>
+      </w:pPr>
+      <w:r>
+        <w:rPr>
+          <w:rFonts w:ascii="Times New Roman" w:hAnsi="Times New Roman" w:cs="Times New Roman"/>
+          <w:sz w:val="26"/>
+          <w:szCs w:val="26"/>
+        </w:rPr>
+        <w:t>TIES: Hiệp hội Du lịch Sinh thái Quốc tế (The International Ecotourism Society)</w:t>
+      </w:r>
+    </w:p>
+    <w:p>
+      <w:pPr>
+        <w:spacing w:before="0" w:after="40" w:line="360" w:lineRule="auto"/>
+        <w:jc w:val="both"/>
+        <w:rPr>
+          <w:rFonts w:ascii="Times New Roman" w:hAnsi="Times New Roman" w:cs="Times New Roman"/>
+          <w:sz w:val="26"/>
+          <w:szCs w:val="26"/>
+        </w:rPr>
+      </w:pPr>
+      <w:r>
+        <w:rPr>
+          <w:rFonts w:ascii="Times New Roman" w:hAnsi="Times New Roman" w:cs="Times New Roman"/>
+          <w:sz w:val="26"/>
+          <w:szCs w:val="26"/>
+        </w:rPr>
+        <w:t>TP.HCM: Thành phố Hồ Chí Minh</w:t>
+      </w:r>
+    </w:p>
+    <w:p>
+      <w:pPr>
+        <w:spacing w:before="0" w:after="40" w:line="360" w:lineRule="auto"/>
+        <w:jc w:val="both"/>
+        <w:rPr>
+          <w:rFonts w:ascii="Times New Roman" w:hAnsi="Times New Roman" w:cs="Times New Roman"/>
+          <w:sz w:val="26"/>
+          <w:szCs w:val="26"/>
+        </w:rPr>
+      </w:pPr>
+      <w:r>
+        <w:rPr>
+          <w:rFonts w:ascii="Times New Roman" w:hAnsi="Times New Roman" w:cs="Times New Roman"/>
+          <w:sz w:val="26"/>
+          <w:szCs w:val="26"/>
+        </w:rPr>
+        <w:t>UBND: Ủy ban nhân dân</w:t>
+      </w:r>
+    </w:p>
+    <w:p>
+      <w:pPr>
+        <w:spacing w:before="0" w:after="40" w:line="360" w:lineRule="auto"/>
+        <w:jc w:val="both"/>
+        <w:rPr>
+          <w:rFonts w:ascii="Times New Roman" w:hAnsi="Times New Roman" w:cs="Times New Roman"/>
+          <w:sz w:val="26"/>
+          <w:szCs w:val="26"/>
+        </w:rPr>
+      </w:pPr>
+      <w:r>
+        <w:rPr>
+          <w:rFonts w:ascii="Times New Roman" w:hAnsi="Times New Roman" w:cs="Times New Roman"/>
+          <w:sz w:val="26"/>
+          <w:szCs w:val="26"/>
+        </w:rPr>
+        <w:t>UNEP: Chương trình Môi trường Liên Hợp Quốc</w:t>
+      </w:r>
+    </w:p>
+    <w:p>
+      <w:pPr>
+        <w:spacing w:before="0" w:after="40" w:line="360" w:lineRule="auto"/>
+        <w:jc w:val="both"/>
+        <w:rPr>
+          <w:rFonts w:ascii="Times New Roman" w:hAnsi="Times New Roman" w:cs="Times New Roman"/>
+          <w:sz w:val="26"/>
+          <w:szCs w:val="26"/>
+        </w:rPr>
+      </w:pPr>
+      <w:r>
+        <w:rPr>
+          <w:rFonts w:ascii="Times New Roman" w:hAnsi="Times New Roman" w:cs="Times New Roman"/>
+          <w:sz w:val="26"/>
+          <w:szCs w:val="26"/>
+        </w:rPr>
+        <w:t>UNWTO: Tổ chức Du lịch Thế giới của Liên Hợp Quốc</w:t>
+      </w:r>
+    </w:p>
+    <w:p>
+      <w:pPr>
+        <w:spacing w:before="0" w:after="40" w:line="360" w:lineRule="auto"/>
+        <w:jc w:val="both"/>
+        <w:rPr>
+          <w:rFonts w:ascii="Times New Roman" w:hAnsi="Times New Roman" w:cs="Times New Roman"/>
+          <w:sz w:val="26"/>
+          <w:szCs w:val="26"/>
+        </w:rPr>
+      </w:pPr>
+      <w:r>
+        <w:rPr>
+          <w:rFonts w:ascii="Times New Roman" w:hAnsi="Times New Roman" w:cs="Times New Roman"/>
+          <w:sz w:val="26"/>
+          <w:szCs w:val="26"/>
+        </w:rPr>
+        <w:t>VietGAP: Thực hành sản xuất nông nghiệp tốt tại Việt Nam</w:t>
+      </w:r>
+    </w:p>
+    <w:p>
+      <w:pPr>
+        <w:spacing w:before="0" w:after="40" w:line="360" w:lineRule="auto"/>
+        <w:jc w:val="both"/>
+        <w:rPr>
+          <w:rFonts w:ascii="Times New Roman" w:hAnsi="Times New Roman" w:cs="Times New Roman"/>
+          <w:sz w:val="26"/>
+          <w:szCs w:val="26"/>
+        </w:rPr>
+      </w:pPr>
+      <w:r>
+        <w:rPr>
+          <w:rFonts w:ascii="Times New Roman" w:hAnsi="Times New Roman" w:cs="Times New Roman"/>
+          <w:sz w:val="26"/>
+          <w:szCs w:val="26"/>
+        </w:rPr>
+        <w:t>WCED: Ủy ban Môi trường và Phát triển Thế giới</w:t>
+      </w:r>
+    </w:p>
+    <w:p>
+      <w:r>
+        <w:br w:type="page"/>
+      </w:r>
+    </w:p>
+    <w:p>
+      <w:pPr>
+        <w:spacing w:before="0" w:after="240" w:line="360" w:lineRule="auto"/>
+        <w:jc w:val="center"/>
         <w:rPr>
           <w:rFonts w:ascii="Times New Roman" w:hAnsi="Times New Roman" w:cs="Times New Roman"/>
           <w:b/>
@@ -1151,189 +3966,9 @@
           <w:sz w:val="30"/>
           <w:szCs w:val="30"/>
         </w:rPr>
-        <w:t>DANH MỤC BẢNG</w:t>
-      </w:r>
-    </w:p>
-    <w:p>
-      <w:pPr>
-        <w:spacing w:before="0" w:after="40" w:line="360" w:lineRule="auto"/>
-        <w:jc w:val="both"/>
-        <w:rPr>
-          <w:rFonts w:ascii="Times New Roman" w:hAnsi="Times New Roman" w:cs="Times New Roman"/>
-          <w:sz w:val="26"/>
-          <w:szCs w:val="26"/>
-        </w:rPr>
-      </w:pPr>
-      <w:r>
-        <w:rPr>
-          <w:rFonts w:ascii="Times New Roman" w:hAnsi="Times New Roman" w:cs="Times New Roman"/>
-          <w:sz w:val="26"/>
-          <w:szCs w:val="26"/>
-        </w:rPr>
-        <w:t>Bảng 1.3.2. Tóm tắt bài học chính từ 8 mô hình và khả năng áp dụng tại xã Củ Chi</w:t>
-      </w:r>
-    </w:p>
-    <w:p>
-      <w:pPr>
-        <w:spacing w:before="0" w:after="40" w:line="360" w:lineRule="auto"/>
-        <w:jc w:val="both"/>
-        <w:rPr>
-          <w:rFonts w:ascii="Times New Roman" w:hAnsi="Times New Roman" w:cs="Times New Roman"/>
-          <w:sz w:val="26"/>
-          <w:szCs w:val="26"/>
-        </w:rPr>
-      </w:pPr>
-      <w:r>
-        <w:rPr>
-          <w:rFonts w:ascii="Times New Roman" w:hAnsi="Times New Roman" w:cs="Times New Roman"/>
-          <w:sz w:val="26"/>
-          <w:szCs w:val="26"/>
-        </w:rPr>
-        <w:t>Bảng 1.4. Hệ thống chỉ số đánh giá du lịch nông nghiệp xanh tại xã Củ Chi</w:t>
-      </w:r>
-    </w:p>
-    <w:p>
-      <w:pPr>
-        <w:spacing w:before="0" w:after="40" w:line="360" w:lineRule="auto"/>
-        <w:jc w:val="both"/>
-        <w:rPr>
-          <w:rFonts w:ascii="Times New Roman" w:hAnsi="Times New Roman" w:cs="Times New Roman"/>
-          <w:sz w:val="26"/>
-          <w:szCs w:val="26"/>
-        </w:rPr>
-      </w:pPr>
-      <w:r>
-        <w:rPr>
-          <w:rFonts w:ascii="Times New Roman" w:hAnsi="Times New Roman" w:cs="Times New Roman"/>
-          <w:sz w:val="26"/>
-          <w:szCs w:val="26"/>
-        </w:rPr>
-        <w:t>Bảng 2.2.1. Cơ cấu mẫu khảo sát theo giới tính</w:t>
-      </w:r>
-    </w:p>
-    <w:p>
-      <w:pPr>
-        <w:spacing w:before="0" w:after="40" w:line="360" w:lineRule="auto"/>
-        <w:jc w:val="both"/>
-        <w:rPr>
-          <w:rFonts w:ascii="Times New Roman" w:hAnsi="Times New Roman" w:cs="Times New Roman"/>
-          <w:sz w:val="26"/>
-          <w:szCs w:val="26"/>
-        </w:rPr>
-      </w:pPr>
-      <w:r>
-        <w:rPr>
-          <w:rFonts w:ascii="Times New Roman" w:hAnsi="Times New Roman" w:cs="Times New Roman"/>
-          <w:sz w:val="26"/>
-          <w:szCs w:val="26"/>
-        </w:rPr>
-        <w:t>Bảng 2.2.2. Cơ cấu mẫu khảo sát theo độ tuổi</w:t>
-      </w:r>
-    </w:p>
-    <w:p>
-      <w:pPr>
-        <w:spacing w:before="0" w:after="40" w:line="360" w:lineRule="auto"/>
-        <w:jc w:val="both"/>
-        <w:rPr>
-          <w:rFonts w:ascii="Times New Roman" w:hAnsi="Times New Roman" w:cs="Times New Roman"/>
-          <w:sz w:val="26"/>
-          <w:szCs w:val="26"/>
-        </w:rPr>
-      </w:pPr>
-      <w:r>
-        <w:rPr>
-          <w:rFonts w:ascii="Times New Roman" w:hAnsi="Times New Roman" w:cs="Times New Roman"/>
-          <w:sz w:val="26"/>
-          <w:szCs w:val="26"/>
-        </w:rPr>
-        <w:t>Bảng 2.2.3. Cơ cấu mẫu khảo sát theo nghề nghiệp</w:t>
-      </w:r>
-    </w:p>
-    <w:p>
-      <w:pPr>
-        <w:spacing w:before="0" w:after="40" w:line="360" w:lineRule="auto"/>
-        <w:jc w:val="both"/>
-        <w:rPr>
-          <w:rFonts w:ascii="Times New Roman" w:hAnsi="Times New Roman" w:cs="Times New Roman"/>
-          <w:sz w:val="26"/>
-          <w:szCs w:val="26"/>
-        </w:rPr>
-      </w:pPr>
-      <w:r>
-        <w:rPr>
-          <w:rFonts w:ascii="Times New Roman" w:hAnsi="Times New Roman" w:cs="Times New Roman"/>
-          <w:sz w:val="26"/>
-          <w:szCs w:val="26"/>
-        </w:rPr>
-        <w:t>Bảng 2.3.1. Kết quả đánh giá các tiêu chí về môi trường</w:t>
-      </w:r>
-    </w:p>
-    <w:p>
-      <w:pPr>
-        <w:spacing w:before="0" w:after="40" w:line="360" w:lineRule="auto"/>
-        <w:jc w:val="both"/>
-        <w:rPr>
-          <w:rFonts w:ascii="Times New Roman" w:hAnsi="Times New Roman" w:cs="Times New Roman"/>
-          <w:sz w:val="26"/>
-          <w:szCs w:val="26"/>
-        </w:rPr>
-      </w:pPr>
-      <w:r>
-        <w:rPr>
-          <w:rFonts w:ascii="Times New Roman" w:hAnsi="Times New Roman" w:cs="Times New Roman"/>
-          <w:sz w:val="26"/>
-          <w:szCs w:val="26"/>
-        </w:rPr>
-        <w:t>Bảng 2.3.2. Kết quả đánh giá thực trạng phát triển trên phương diện kinh tế</w:t>
-      </w:r>
-    </w:p>
-    <w:p>
-      <w:pPr>
-        <w:spacing w:before="0" w:after="40" w:line="360" w:lineRule="auto"/>
-        <w:jc w:val="both"/>
-        <w:rPr>
-          <w:rFonts w:ascii="Times New Roman" w:hAnsi="Times New Roman" w:cs="Times New Roman"/>
-          <w:sz w:val="26"/>
-          <w:szCs w:val="26"/>
-        </w:rPr>
-      </w:pPr>
-      <w:r>
-        <w:rPr>
-          <w:rFonts w:ascii="Times New Roman" w:hAnsi="Times New Roman" w:cs="Times New Roman"/>
-          <w:sz w:val="26"/>
-          <w:szCs w:val="26"/>
-        </w:rPr>
-        <w:t>Bảng 2.3.3. Kết quả đánh giá thực trạng phát triển trên phương diện xã hội - văn hóa (n = 241)</w:t>
-      </w:r>
-    </w:p>
-    <w:p>
-      <w:pPr>
-        <w:spacing w:before="0" w:after="40" w:line="360" w:lineRule="auto"/>
-        <w:jc w:val="both"/>
-        <w:rPr>
-          <w:rFonts w:ascii="Times New Roman" w:hAnsi="Times New Roman" w:cs="Times New Roman"/>
-          <w:sz w:val="26"/>
-          <w:szCs w:val="26"/>
-        </w:rPr>
-      </w:pPr>
-      <w:r>
-        <w:rPr>
-          <w:rFonts w:ascii="Times New Roman" w:hAnsi="Times New Roman" w:cs="Times New Roman"/>
-          <w:sz w:val="26"/>
-          <w:szCs w:val="26"/>
-        </w:rPr>
-        <w:t>Bảng 2.3.4. Kết quả đánh giá thực trạng phát triển trên phương diện quản trị (n = 241)</w:t>
-      </w:r>
-    </w:p>
-    <w:p>
-      <w:r>
-        <w:br w:type="page"/>
-      </w:r>
-    </w:p>
-    <w:p>
-      <w:pPr>
-        <w:spacing w:before="0" w:after="240" w:line="360" w:lineRule="auto"/>
-        <w:jc w:val="center"/>
+      </w:pPr>
+      <w:bookmarkStart w:id="1" w:name="toc_auto_001"/>
+      <w:r>
         <w:rPr>
           <w:rFonts w:ascii="Times New Roman" w:hAnsi="Times New Roman" w:cs="Times New Roman"/>
           <w:b/>
@@ -1341,643 +3976,9 @@
           <w:sz w:val="30"/>
           <w:szCs w:val="30"/>
         </w:rPr>
-      </w:pPr>
-      <w:r>
-        <w:rPr>
-          <w:rFonts w:ascii="Times New Roman" w:hAnsi="Times New Roman" w:cs="Times New Roman"/>
-          <w:b/>
-          <w:bCs/>
-          <w:sz w:val="30"/>
-          <w:szCs w:val="30"/>
-        </w:rPr>
-        <w:t>DANH MỤC HÌNH</w:t>
-      </w:r>
-    </w:p>
-    <w:p>
-      <w:pPr>
-        <w:spacing w:before="0" w:after="40" w:line="360" w:lineRule="auto"/>
-        <w:jc w:val="both"/>
-        <w:rPr>
-          <w:rFonts w:ascii="Times New Roman" w:hAnsi="Times New Roman" w:cs="Times New Roman"/>
-          <w:sz w:val="26"/>
-          <w:szCs w:val="26"/>
-        </w:rPr>
-      </w:pPr>
-      <w:r>
-        <w:rPr>
-          <w:rFonts w:ascii="Times New Roman" w:hAnsi="Times New Roman" w:cs="Times New Roman"/>
-          <w:sz w:val="26"/>
-          <w:szCs w:val="26"/>
-        </w:rPr>
-        <w:t>Hình 2.1. Bản đồ vị trí xã Củ Chi trong TP. Hồ Chí Minh</w:t>
-      </w:r>
-    </w:p>
-    <w:p>
-      <w:pPr>
-        <w:spacing w:before="0" w:after="40" w:line="360" w:lineRule="auto"/>
-        <w:jc w:val="both"/>
-        <w:rPr>
-          <w:rFonts w:ascii="Times New Roman" w:hAnsi="Times New Roman" w:cs="Times New Roman"/>
-          <w:sz w:val="26"/>
-          <w:szCs w:val="26"/>
-        </w:rPr>
-      </w:pPr>
-      <w:r>
-        <w:rPr>
-          <w:rFonts w:ascii="Times New Roman" w:hAnsi="Times New Roman" w:cs="Times New Roman"/>
-          <w:sz w:val="26"/>
-          <w:szCs w:val="26"/>
-        </w:rPr>
-        <w:t>Biểu đồ 2.1. Cơ cấu mẫu khảo sát theo giới tính</w:t>
-      </w:r>
-    </w:p>
-    <w:p>
-      <w:pPr>
-        <w:spacing w:before="0" w:after="40" w:line="360" w:lineRule="auto"/>
-        <w:jc w:val="both"/>
-        <w:rPr>
-          <w:rFonts w:ascii="Times New Roman" w:hAnsi="Times New Roman" w:cs="Times New Roman"/>
-          <w:sz w:val="26"/>
-          <w:szCs w:val="26"/>
-        </w:rPr>
-      </w:pPr>
-      <w:r>
-        <w:rPr>
-          <w:rFonts w:ascii="Times New Roman" w:hAnsi="Times New Roman" w:cs="Times New Roman"/>
-          <w:sz w:val="26"/>
-          <w:szCs w:val="26"/>
-        </w:rPr>
-        <w:t>Biểu đồ 2.2.2. Cơ cấu mẫu khảo sát theo độ tuổi</w:t>
-      </w:r>
-    </w:p>
-    <w:p>
-      <w:pPr>
-        <w:spacing w:before="0" w:after="40" w:line="360" w:lineRule="auto"/>
-        <w:jc w:val="both"/>
-        <w:rPr>
-          <w:rFonts w:ascii="Times New Roman" w:hAnsi="Times New Roman" w:cs="Times New Roman"/>
-          <w:sz w:val="26"/>
-          <w:szCs w:val="26"/>
-        </w:rPr>
-      </w:pPr>
-      <w:r>
-        <w:rPr>
-          <w:rFonts w:ascii="Times New Roman" w:hAnsi="Times New Roman" w:cs="Times New Roman"/>
-          <w:sz w:val="26"/>
-          <w:szCs w:val="26"/>
-        </w:rPr>
-        <w:t>Biểu đồ 2.2.3. Cơ cấu mẫu khảo sát theo nghề nghiệp</w:t>
-      </w:r>
-    </w:p>
-    <w:p>
-      <w:pPr>
-        <w:spacing w:before="0" w:after="40" w:line="360" w:lineRule="auto"/>
-        <w:jc w:val="both"/>
-        <w:rPr>
-          <w:rFonts w:ascii="Times New Roman" w:hAnsi="Times New Roman" w:cs="Times New Roman"/>
-          <w:sz w:val="26"/>
-          <w:szCs w:val="26"/>
-        </w:rPr>
-      </w:pPr>
-      <w:r>
-        <w:rPr>
-          <w:rFonts w:ascii="Times New Roman" w:hAnsi="Times New Roman" w:cs="Times New Roman"/>
-          <w:sz w:val="26"/>
-          <w:szCs w:val="26"/>
-        </w:rPr>
-        <w:t>Hình 2.2.1. Điểm trung bình các tiêu chí thuộc trụ cột môi trường</w:t>
-      </w:r>
-    </w:p>
-    <w:p>
-      <w:pPr>
-        <w:spacing w:before="0" w:after="40" w:line="360" w:lineRule="auto"/>
-        <w:jc w:val="both"/>
-        <w:rPr>
-          <w:rFonts w:ascii="Times New Roman" w:hAnsi="Times New Roman" w:cs="Times New Roman"/>
-          <w:sz w:val="26"/>
-          <w:szCs w:val="26"/>
-        </w:rPr>
-      </w:pPr>
-      <w:r>
-        <w:rPr>
-          <w:rFonts w:ascii="Times New Roman" w:hAnsi="Times New Roman" w:cs="Times New Roman"/>
-          <w:sz w:val="26"/>
-          <w:szCs w:val="26"/>
-        </w:rPr>
-        <w:t>Biểu đồ 2.3.2. Điểm trung bình các tiêu chí kinh tế</w:t>
-      </w:r>
-    </w:p>
-    <w:p>
-      <w:pPr>
-        <w:spacing w:before="0" w:after="40" w:line="360" w:lineRule="auto"/>
-        <w:jc w:val="both"/>
-        <w:rPr>
-          <w:rFonts w:ascii="Times New Roman" w:hAnsi="Times New Roman" w:cs="Times New Roman"/>
-          <w:sz w:val="26"/>
-          <w:szCs w:val="26"/>
-        </w:rPr>
-      </w:pPr>
-      <w:r>
-        <w:rPr>
-          <w:rFonts w:ascii="Times New Roman" w:hAnsi="Times New Roman" w:cs="Times New Roman"/>
-          <w:sz w:val="26"/>
-          <w:szCs w:val="26"/>
-        </w:rPr>
-        <w:t>Biểu đồ 2.3.3. Điểm trung bình các tiêu chí xã hội - văn hóa</w:t>
-      </w:r>
-    </w:p>
-    <w:p>
-      <w:pPr>
-        <w:spacing w:before="0" w:after="40" w:line="360" w:lineRule="auto"/>
-        <w:jc w:val="both"/>
-        <w:rPr>
-          <w:rFonts w:ascii="Times New Roman" w:hAnsi="Times New Roman" w:cs="Times New Roman"/>
-          <w:sz w:val="26"/>
-          <w:szCs w:val="26"/>
-        </w:rPr>
-      </w:pPr>
-      <w:r>
-        <w:rPr>
-          <w:rFonts w:ascii="Times New Roman" w:hAnsi="Times New Roman" w:cs="Times New Roman"/>
-          <w:sz w:val="26"/>
-          <w:szCs w:val="26"/>
-        </w:rPr>
-        <w:t>Biểu đồ 2.3.4. Điểm trung bình các tiêu chí quản trị</w:t>
-      </w:r>
-    </w:p>
-    <w:p>
-      <w:r>
-        <w:br w:type="page"/>
-      </w:r>
-    </w:p>
-    <w:p>
-      <w:pPr>
-        <w:spacing w:before="0" w:after="240" w:line="360" w:lineRule="auto"/>
-        <w:jc w:val="center"/>
-        <w:rPr>
-          <w:rFonts w:ascii="Times New Roman" w:hAnsi="Times New Roman" w:cs="Times New Roman"/>
-          <w:b/>
-          <w:bCs/>
-          <w:sz w:val="30"/>
-          <w:szCs w:val="30"/>
-        </w:rPr>
-      </w:pPr>
-      <w:r>
-        <w:rPr>
-          <w:rFonts w:ascii="Times New Roman" w:hAnsi="Times New Roman" w:cs="Times New Roman"/>
-          <w:b/>
-          <w:bCs/>
-          <w:sz w:val="30"/>
-          <w:szCs w:val="30"/>
-        </w:rPr>
-        <w:t>DANH MỤC TỪ VIẾT TẮT</w:t>
-      </w:r>
-    </w:p>
-    <w:p>
-      <w:pPr>
-        <w:spacing w:before="0" w:after="40" w:line="360" w:lineRule="auto"/>
-        <w:jc w:val="both"/>
-        <w:rPr>
-          <w:rFonts w:ascii="Times New Roman" w:hAnsi="Times New Roman" w:cs="Times New Roman"/>
-          <w:sz w:val="26"/>
-          <w:szCs w:val="26"/>
-        </w:rPr>
-      </w:pPr>
-      <w:r>
-        <w:rPr>
-          <w:rFonts w:ascii="Times New Roman" w:hAnsi="Times New Roman" w:cs="Times New Roman"/>
-          <w:sz w:val="26"/>
-          <w:szCs w:val="26"/>
-        </w:rPr>
-        <w:t>AI: Trí tuệ nhân tạo (Artificial Intelligence)</w:t>
-      </w:r>
-    </w:p>
-    <w:p>
-      <w:pPr>
-        <w:spacing w:before="0" w:after="40" w:line="360" w:lineRule="auto"/>
-        <w:jc w:val="both"/>
-        <w:rPr>
-          <w:rFonts w:ascii="Times New Roman" w:hAnsi="Times New Roman" w:cs="Times New Roman"/>
-          <w:sz w:val="26"/>
-          <w:szCs w:val="26"/>
-        </w:rPr>
-      </w:pPr>
-      <w:r>
-        <w:rPr>
-          <w:rFonts w:ascii="Times New Roman" w:hAnsi="Times New Roman" w:cs="Times New Roman"/>
-          <w:sz w:val="26"/>
-          <w:szCs w:val="26"/>
-        </w:rPr>
-        <w:t>AR/VR: Thực tế tăng cường / Thực tế ảo (Augmented Reality / Virtual Reality)</w:t>
-      </w:r>
-    </w:p>
-    <w:p>
-      <w:pPr>
-        <w:spacing w:before="0" w:after="40" w:line="360" w:lineRule="auto"/>
-        <w:jc w:val="both"/>
-        <w:rPr>
-          <w:rFonts w:ascii="Times New Roman" w:hAnsi="Times New Roman" w:cs="Times New Roman"/>
-          <w:sz w:val="26"/>
-          <w:szCs w:val="26"/>
-        </w:rPr>
-      </w:pPr>
-      <w:r>
-        <w:rPr>
-          <w:rFonts w:ascii="Times New Roman" w:hAnsi="Times New Roman" w:cs="Times New Roman"/>
-          <w:sz w:val="26"/>
-          <w:szCs w:val="26"/>
-        </w:rPr>
-        <w:t>CBT: Du lịch cộng đồng (Community-Based Tourism)</w:t>
-      </w:r>
-    </w:p>
-    <w:p>
-      <w:pPr>
-        <w:spacing w:before="0" w:after="40" w:line="360" w:lineRule="auto"/>
-        <w:jc w:val="both"/>
-        <w:rPr>
-          <w:rFonts w:ascii="Times New Roman" w:hAnsi="Times New Roman" w:cs="Times New Roman"/>
-          <w:sz w:val="26"/>
-          <w:szCs w:val="26"/>
-        </w:rPr>
-      </w:pPr>
-      <w:r>
-        <w:rPr>
-          <w:rFonts w:ascii="Times New Roman" w:hAnsi="Times New Roman" w:cs="Times New Roman"/>
-          <w:sz w:val="26"/>
-          <w:szCs w:val="26"/>
-        </w:rPr>
-        <w:t>ĐBSCL: Đồng bằng sông Cửu Long</w:t>
-      </w:r>
-    </w:p>
-    <w:p>
-      <w:pPr>
-        <w:spacing w:before="0" w:after="40" w:line="360" w:lineRule="auto"/>
-        <w:jc w:val="both"/>
-        <w:rPr>
-          <w:rFonts w:ascii="Times New Roman" w:hAnsi="Times New Roman" w:cs="Times New Roman"/>
-          <w:sz w:val="26"/>
-          <w:szCs w:val="26"/>
-        </w:rPr>
-      </w:pPr>
-      <w:r>
-        <w:rPr>
-          <w:rFonts w:ascii="Times New Roman" w:hAnsi="Times New Roman" w:cs="Times New Roman"/>
-          <w:sz w:val="26"/>
-          <w:szCs w:val="26"/>
-        </w:rPr>
-        <w:t>GSTC: Hội đồng Du lịch Bền vững Toàn cầu (Global Sustainable Tourism Council)</w:t>
-      </w:r>
-    </w:p>
-    <w:p>
-      <w:pPr>
-        <w:spacing w:before="0" w:after="40" w:line="360" w:lineRule="auto"/>
-        <w:jc w:val="both"/>
-        <w:rPr>
-          <w:rFonts w:ascii="Times New Roman" w:hAnsi="Times New Roman" w:cs="Times New Roman"/>
-          <w:sz w:val="26"/>
-          <w:szCs w:val="26"/>
-        </w:rPr>
-      </w:pPr>
-      <w:r>
-        <w:rPr>
-          <w:rFonts w:ascii="Times New Roman" w:hAnsi="Times New Roman" w:cs="Times New Roman"/>
-          <w:sz w:val="26"/>
-          <w:szCs w:val="26"/>
-        </w:rPr>
-        <w:t>KPI: Chỉ số đánh giá hiệu quả công việc (Key Performance Indicator)</w:t>
-      </w:r>
-    </w:p>
-    <w:p>
-      <w:pPr>
-        <w:spacing w:before="0" w:after="40" w:line="360" w:lineRule="auto"/>
-        <w:jc w:val="both"/>
-        <w:rPr>
-          <w:rFonts w:ascii="Times New Roman" w:hAnsi="Times New Roman" w:cs="Times New Roman"/>
-          <w:sz w:val="26"/>
-          <w:szCs w:val="26"/>
-        </w:rPr>
-      </w:pPr>
-      <w:r>
-        <w:rPr>
-          <w:rFonts w:ascii="Times New Roman" w:hAnsi="Times New Roman" w:cs="Times New Roman"/>
-          <w:sz w:val="26"/>
-          <w:szCs w:val="26"/>
-        </w:rPr>
-        <w:t>OCOP: Chương trình Mỗi xã một sản phẩm (One Commune One Product)</w:t>
-      </w:r>
-    </w:p>
-    <w:p>
-      <w:pPr>
-        <w:spacing w:before="0" w:after="40" w:line="360" w:lineRule="auto"/>
-        <w:jc w:val="both"/>
-        <w:rPr>
-          <w:rFonts w:ascii="Times New Roman" w:hAnsi="Times New Roman" w:cs="Times New Roman"/>
-          <w:sz w:val="26"/>
-          <w:szCs w:val="26"/>
-        </w:rPr>
-      </w:pPr>
-      <w:r>
-        <w:rPr>
-          <w:rFonts w:ascii="Times New Roman" w:hAnsi="Times New Roman" w:cs="Times New Roman"/>
-          <w:sz w:val="26"/>
-          <w:szCs w:val="26"/>
-        </w:rPr>
-        <w:t>OTOP: Chương trình Mỗi làng một sản phẩm (One Tambon One Product)</w:t>
-      </w:r>
-    </w:p>
-    <w:p>
-      <w:pPr>
-        <w:spacing w:before="0" w:after="40" w:line="360" w:lineRule="auto"/>
-        <w:jc w:val="both"/>
-        <w:rPr>
-          <w:rFonts w:ascii="Times New Roman" w:hAnsi="Times New Roman" w:cs="Times New Roman"/>
-          <w:sz w:val="26"/>
-          <w:szCs w:val="26"/>
-        </w:rPr>
-      </w:pPr>
-      <w:r>
-        <w:rPr>
-          <w:rFonts w:ascii="Times New Roman" w:hAnsi="Times New Roman" w:cs="Times New Roman"/>
-          <w:sz w:val="26"/>
-          <w:szCs w:val="26"/>
-        </w:rPr>
-        <w:t>PESTLE: Khung phân tích chính trị, kinh tế, xã hội, công nghệ, pháp lý và môi trường</w:t>
-      </w:r>
-    </w:p>
-    <w:p>
-      <w:pPr>
-        <w:spacing w:before="0" w:after="40" w:line="360" w:lineRule="auto"/>
-        <w:jc w:val="both"/>
-        <w:rPr>
-          <w:rFonts w:ascii="Times New Roman" w:hAnsi="Times New Roman" w:cs="Times New Roman"/>
-          <w:sz w:val="26"/>
-          <w:szCs w:val="26"/>
-        </w:rPr>
-      </w:pPr>
-      <w:r>
-        <w:rPr>
-          <w:rFonts w:ascii="Times New Roman" w:hAnsi="Times New Roman" w:cs="Times New Roman"/>
-          <w:sz w:val="26"/>
-          <w:szCs w:val="26"/>
-        </w:rPr>
-        <w:t>PPP: Hợp tác công - tư (Public-Private Partnership)</w:t>
-      </w:r>
-    </w:p>
-    <w:p>
-      <w:pPr>
-        <w:spacing w:before="0" w:after="40" w:line="360" w:lineRule="auto"/>
-        <w:jc w:val="both"/>
-        <w:rPr>
-          <w:rFonts w:ascii="Times New Roman" w:hAnsi="Times New Roman" w:cs="Times New Roman"/>
-          <w:sz w:val="26"/>
-          <w:szCs w:val="26"/>
-        </w:rPr>
-      </w:pPr>
-      <w:r>
-        <w:rPr>
-          <w:rFonts w:ascii="Times New Roman" w:hAnsi="Times New Roman" w:cs="Times New Roman"/>
-          <w:sz w:val="26"/>
-          <w:szCs w:val="26"/>
-        </w:rPr>
-        <w:t>QR: Mã phản hồi nhanh (Quick Response)</w:t>
-      </w:r>
-    </w:p>
-    <w:p>
-      <w:pPr>
-        <w:spacing w:before="0" w:after="40" w:line="360" w:lineRule="auto"/>
-        <w:jc w:val="both"/>
-        <w:rPr>
-          <w:rFonts w:ascii="Times New Roman" w:hAnsi="Times New Roman" w:cs="Times New Roman"/>
-          <w:sz w:val="26"/>
-          <w:szCs w:val="26"/>
-        </w:rPr>
-      </w:pPr>
-      <w:r>
-        <w:rPr>
-          <w:rFonts w:ascii="Times New Roman" w:hAnsi="Times New Roman" w:cs="Times New Roman"/>
-          <w:sz w:val="26"/>
-          <w:szCs w:val="26"/>
-        </w:rPr>
-        <w:t>SD: Độ lệch chuẩn (Standard Deviation)</w:t>
-      </w:r>
-    </w:p>
-    <w:p>
-      <w:pPr>
-        <w:spacing w:before="0" w:after="40" w:line="360" w:lineRule="auto"/>
-        <w:jc w:val="both"/>
-        <w:rPr>
-          <w:rFonts w:ascii="Times New Roman" w:hAnsi="Times New Roman" w:cs="Times New Roman"/>
-          <w:sz w:val="26"/>
-          <w:szCs w:val="26"/>
-        </w:rPr>
-      </w:pPr>
-      <w:r>
-        <w:rPr>
-          <w:rFonts w:ascii="Times New Roman" w:hAnsi="Times New Roman" w:cs="Times New Roman"/>
-          <w:sz w:val="26"/>
-          <w:szCs w:val="26"/>
-        </w:rPr>
-        <w:t>SMART: Nguyên tắc mục tiêu cụ thể, đo lường được, khả thi, phù hợp và có thời hạn</w:t>
-      </w:r>
-    </w:p>
-    <w:p>
-      <w:pPr>
-        <w:spacing w:before="0" w:after="40" w:line="360" w:lineRule="auto"/>
-        <w:jc w:val="both"/>
-        <w:rPr>
-          <w:rFonts w:ascii="Times New Roman" w:hAnsi="Times New Roman" w:cs="Times New Roman"/>
-          <w:sz w:val="26"/>
-          <w:szCs w:val="26"/>
-        </w:rPr>
-      </w:pPr>
-      <w:r>
-        <w:rPr>
-          <w:rFonts w:ascii="Times New Roman" w:hAnsi="Times New Roman" w:cs="Times New Roman"/>
-          <w:sz w:val="26"/>
-          <w:szCs w:val="26"/>
-        </w:rPr>
-        <w:t>STEM: Khoa học, công nghệ, kỹ thuật và toán học</w:t>
-      </w:r>
-    </w:p>
-    <w:p>
-      <w:pPr>
-        <w:spacing w:before="0" w:after="40" w:line="360" w:lineRule="auto"/>
-        <w:jc w:val="both"/>
-        <w:rPr>
-          <w:rFonts w:ascii="Times New Roman" w:hAnsi="Times New Roman" w:cs="Times New Roman"/>
-          <w:sz w:val="26"/>
-          <w:szCs w:val="26"/>
-        </w:rPr>
-      </w:pPr>
-      <w:r>
-        <w:rPr>
-          <w:rFonts w:ascii="Times New Roman" w:hAnsi="Times New Roman" w:cs="Times New Roman"/>
-          <w:sz w:val="26"/>
-          <w:szCs w:val="26"/>
-        </w:rPr>
-        <w:t>SWOT: Điểm mạnh, điểm yếu, cơ hội và thách thức</w:t>
-      </w:r>
-    </w:p>
-    <w:p>
-      <w:pPr>
-        <w:spacing w:before="0" w:after="40" w:line="360" w:lineRule="auto"/>
-        <w:jc w:val="both"/>
-        <w:rPr>
-          <w:rFonts w:ascii="Times New Roman" w:hAnsi="Times New Roman" w:cs="Times New Roman"/>
-          <w:sz w:val="26"/>
-          <w:szCs w:val="26"/>
-        </w:rPr>
-      </w:pPr>
-      <w:r>
-        <w:rPr>
-          <w:rFonts w:ascii="Times New Roman" w:hAnsi="Times New Roman" w:cs="Times New Roman"/>
-          <w:sz w:val="26"/>
-          <w:szCs w:val="26"/>
-        </w:rPr>
-        <w:t>TIES: Hiệp hội Du lịch Sinh thái Quốc tế (The International Ecotourism Society)</w:t>
-      </w:r>
-    </w:p>
-    <w:p>
-      <w:pPr>
-        <w:spacing w:before="0" w:after="40" w:line="360" w:lineRule="auto"/>
-        <w:jc w:val="both"/>
-        <w:rPr>
-          <w:rFonts w:ascii="Times New Roman" w:hAnsi="Times New Roman" w:cs="Times New Roman"/>
-          <w:sz w:val="26"/>
-          <w:szCs w:val="26"/>
-        </w:rPr>
-      </w:pPr>
-      <w:r>
-        <w:rPr>
-          <w:rFonts w:ascii="Times New Roman" w:hAnsi="Times New Roman" w:cs="Times New Roman"/>
-          <w:sz w:val="26"/>
-          <w:szCs w:val="26"/>
-        </w:rPr>
-        <w:t>TP.HCM: Thành phố Hồ Chí Minh</w:t>
-      </w:r>
-    </w:p>
-    <w:p>
-      <w:pPr>
-        <w:spacing w:before="0" w:after="40" w:line="360" w:lineRule="auto"/>
-        <w:jc w:val="both"/>
-        <w:rPr>
-          <w:rFonts w:ascii="Times New Roman" w:hAnsi="Times New Roman" w:cs="Times New Roman"/>
-          <w:sz w:val="26"/>
-          <w:szCs w:val="26"/>
-        </w:rPr>
-      </w:pPr>
-      <w:r>
-        <w:rPr>
-          <w:rFonts w:ascii="Times New Roman" w:hAnsi="Times New Roman" w:cs="Times New Roman"/>
-          <w:sz w:val="26"/>
-          <w:szCs w:val="26"/>
-        </w:rPr>
-        <w:t>UBND: Ủy ban nhân dân</w:t>
-      </w:r>
-    </w:p>
-    <w:p>
-      <w:pPr>
-        <w:spacing w:before="0" w:after="40" w:line="360" w:lineRule="auto"/>
-        <w:jc w:val="both"/>
-        <w:rPr>
-          <w:rFonts w:ascii="Times New Roman" w:hAnsi="Times New Roman" w:cs="Times New Roman"/>
-          <w:sz w:val="26"/>
-          <w:szCs w:val="26"/>
-        </w:rPr>
-      </w:pPr>
-      <w:r>
-        <w:rPr>
-          <w:rFonts w:ascii="Times New Roman" w:hAnsi="Times New Roman" w:cs="Times New Roman"/>
-          <w:sz w:val="26"/>
-          <w:szCs w:val="26"/>
-        </w:rPr>
-        <w:t>UNEP: Chương trình Môi trường Liên Hợp Quốc</w:t>
-      </w:r>
-    </w:p>
-    <w:p>
-      <w:pPr>
-        <w:spacing w:before="0" w:after="40" w:line="360" w:lineRule="auto"/>
-        <w:jc w:val="both"/>
-        <w:rPr>
-          <w:rFonts w:ascii="Times New Roman" w:hAnsi="Times New Roman" w:cs="Times New Roman"/>
-          <w:sz w:val="26"/>
-          <w:szCs w:val="26"/>
-        </w:rPr>
-      </w:pPr>
-      <w:r>
-        <w:rPr>
-          <w:rFonts w:ascii="Times New Roman" w:hAnsi="Times New Roman" w:cs="Times New Roman"/>
-          <w:sz w:val="26"/>
-          <w:szCs w:val="26"/>
-        </w:rPr>
-        <w:t>UNWTO: Tổ chức Du lịch Thế giới của Liên Hợp Quốc</w:t>
-      </w:r>
-    </w:p>
-    <w:p>
-      <w:pPr>
-        <w:spacing w:before="0" w:after="40" w:line="360" w:lineRule="auto"/>
-        <w:jc w:val="both"/>
-        <w:rPr>
-          <w:rFonts w:ascii="Times New Roman" w:hAnsi="Times New Roman" w:cs="Times New Roman"/>
-          <w:sz w:val="26"/>
-          <w:szCs w:val="26"/>
-        </w:rPr>
-      </w:pPr>
-      <w:r>
-        <w:rPr>
-          <w:rFonts w:ascii="Times New Roman" w:hAnsi="Times New Roman" w:cs="Times New Roman"/>
-          <w:sz w:val="26"/>
-          <w:szCs w:val="26"/>
-        </w:rPr>
-        <w:t>VietGAP: Thực hành sản xuất nông nghiệp tốt tại Việt Nam</w:t>
-      </w:r>
-    </w:p>
-    <w:p>
-      <w:pPr>
-        <w:spacing w:before="0" w:after="40" w:line="360" w:lineRule="auto"/>
-        <w:jc w:val="both"/>
-        <w:rPr>
-          <w:rFonts w:ascii="Times New Roman" w:hAnsi="Times New Roman" w:cs="Times New Roman"/>
-          <w:sz w:val="26"/>
-          <w:szCs w:val="26"/>
-        </w:rPr>
-      </w:pPr>
-      <w:r>
-        <w:rPr>
-          <w:rFonts w:ascii="Times New Roman" w:hAnsi="Times New Roman" w:cs="Times New Roman"/>
-          <w:sz w:val="26"/>
-          <w:szCs w:val="26"/>
-        </w:rPr>
-        <w:t>WCED: Ủy ban Môi trường và Phát triển Thế giới</w:t>
-      </w:r>
-    </w:p>
-    <w:p>
-      <w:r>
-        <w:br w:type="page"/>
-      </w:r>
-    </w:p>
-    <w:p>
-      <w:pPr>
-        <w:spacing w:before="0" w:after="240" w:line="360" w:lineRule="auto"/>
-        <w:jc w:val="center"/>
-        <w:rPr>
-          <w:rFonts w:ascii="Times New Roman" w:hAnsi="Times New Roman" w:cs="Times New Roman"/>
-          <w:b/>
-          <w:bCs/>
-          <w:sz w:val="30"/>
-          <w:szCs w:val="30"/>
-        </w:rPr>
-      </w:pPr>
-      <w:r>
-        <w:rPr>
-          <w:rFonts w:ascii="Times New Roman" w:hAnsi="Times New Roman" w:cs="Times New Roman"/>
-          <w:b/>
-          <w:bCs/>
-          <w:sz w:val="30"/>
-          <w:szCs w:val="30"/>
-        </w:rPr>
         <w:t>MỞ ĐẦU</w:t>
       </w:r>
+      <w:bookmarkEnd w:id="1"/>
     </w:p>
     <w:p>
       <w:pPr>
@@ -1990,6 +3991,7 @@
           <w:szCs w:val="26"/>
         </w:rPr>
       </w:pPr>
+      <w:bookmarkStart w:id="2" w:name="toc_auto_002"/>
       <w:r>
         <w:rPr>
           <w:rFonts w:hint="default" w:ascii="Times New Roman" w:hAnsi="Times New Roman" w:cs="Times New Roman"/>
@@ -1998,6 +4000,7 @@
         </w:rPr>
         <w:t>1.1. Lý do chọn đề tài</w:t>
       </w:r>
+      <w:bookmarkEnd w:id="2"/>
     </w:p>
     <w:p>
       <w:pPr>
@@ -2090,6 +4093,7 @@
           <w:szCs w:val="26"/>
         </w:rPr>
       </w:pPr>
+      <w:bookmarkStart w:id="3" w:name="toc_auto_003"/>
       <w:r>
         <w:rPr>
           <w:rFonts w:hint="default" w:ascii="Times New Roman" w:hAnsi="Times New Roman" w:cs="Times New Roman"/>
@@ -2098,6 +4102,7 @@
         </w:rPr>
         <w:t>1.2. Mục tiêu nghiên cứu</w:t>
       </w:r>
+      <w:bookmarkEnd w:id="3"/>
     </w:p>
     <w:p>
       <w:pPr>
@@ -2221,6 +4226,7 @@
           <w:szCs w:val="26"/>
         </w:rPr>
       </w:pPr>
+      <w:bookmarkStart w:id="4" w:name="toc_auto_004"/>
       <w:r>
         <w:rPr>
           <w:rFonts w:hint="default" w:ascii="Times New Roman" w:hAnsi="Times New Roman" w:cs="Times New Roman"/>
@@ -2229,6 +4235,7 @@
         </w:rPr>
         <w:t>1.3. Câu hỏi nghiên cứu</w:t>
       </w:r>
+      <w:bookmarkEnd w:id="4"/>
     </w:p>
     <w:p>
       <w:pPr>
@@ -2341,6 +4348,7 @@
           <w:szCs w:val="26"/>
         </w:rPr>
       </w:pPr>
+      <w:bookmarkStart w:id="5" w:name="toc_auto_005"/>
       <w:r>
         <w:rPr>
           <w:rFonts w:hint="default" w:ascii="Times New Roman" w:hAnsi="Times New Roman" w:cs="Times New Roman"/>
@@ -2349,6 +4357,7 @@
         </w:rPr>
         <w:t>1.4. Đối tượng và phạm vi nghiên cứu</w:t>
       </w:r>
+      <w:bookmarkEnd w:id="5"/>
     </w:p>
     <w:p>
       <w:pPr>
@@ -2356,9 +4365,11 @@
         <w:spacing w:line="360" w:lineRule="auto"/>
         <w:jc w:val="both"/>
       </w:pPr>
+      <w:bookmarkStart w:id="6" w:name="toc_auto_006"/>
       <w:r>
         <w:t>1.4.1. Đối tượng nghiên cứu</w:t>
       </w:r>
+      <w:bookmarkEnd w:id="6"/>
     </w:p>
     <w:p>
       <w:pPr>
@@ -2410,9 +4421,11 @@
         <w:widowControl/>
         <w:suppressLineNumbers w:val="0"/>
       </w:pPr>
+      <w:bookmarkStart w:id="7" w:name="toc_auto_007"/>
       <w:r>
         <w:t>1.4.2. Đối tượng khảo sát</w:t>
       </w:r>
+      <w:bookmarkEnd w:id="7"/>
     </w:p>
     <w:p>
       <w:pPr>
@@ -2514,9 +4527,11 @@
         <w:widowControl/>
         <w:suppressLineNumbers w:val="0"/>
       </w:pPr>
+      <w:bookmarkStart w:id="8" w:name="toc_auto_008"/>
       <w:r>
         <w:t>1.4.3. Phạm vi nội dung</w:t>
       </w:r>
+      <w:bookmarkEnd w:id="8"/>
     </w:p>
     <w:p>
       <w:pPr>
@@ -2627,9 +4642,11 @@
         <w:widowControl/>
         <w:suppressLineNumbers w:val="0"/>
       </w:pPr>
+      <w:bookmarkStart w:id="9" w:name="toc_auto_009"/>
       <w:r>
         <w:t>1.4.4. Phạm vi không gian</w:t>
       </w:r>
+      <w:bookmarkEnd w:id="9"/>
     </w:p>
     <w:p>
       <w:pPr>
@@ -2684,9 +4701,11 @@
         <w:widowControl/>
         <w:suppressLineNumbers w:val="0"/>
       </w:pPr>
+      <w:bookmarkStart w:id="10" w:name="toc_auto_010"/>
       <w:r>
         <w:t>1.4.5. Phạm vi thời gian</w:t>
       </w:r>
+      <w:bookmarkEnd w:id="10"/>
     </w:p>
     <w:p>
       <w:pPr>
@@ -2742,9 +4761,11 @@
         <w:widowControl/>
         <w:suppressLineNumbers w:val="0"/>
       </w:pPr>
+      <w:bookmarkStart w:id="11" w:name="toc_auto_011"/>
       <w:r>
         <w:t xml:space="preserve">1.4.6. Giới hạn nghiên cứu </w:t>
       </w:r>
+      <w:bookmarkEnd w:id="11"/>
     </w:p>
     <w:p>
       <w:pPr>
@@ -2790,6 +4811,7 @@
           <w:szCs w:val="26"/>
         </w:rPr>
       </w:pPr>
+      <w:bookmarkStart w:id="12" w:name="toc_auto_012"/>
       <w:r>
         <w:rPr>
           <w:rFonts w:hint="default" w:ascii="Times New Roman" w:hAnsi="Times New Roman" w:cs="Times New Roman"/>
@@ -2798,6 +4820,7 @@
         </w:rPr>
         <w:t>1.5. Phương pháp thu thập dữ liệu</w:t>
       </w:r>
+      <w:bookmarkEnd w:id="12"/>
     </w:p>
     <w:p>
       <w:pPr>
@@ -2810,6 +4833,7 @@
           <w:szCs w:val="26"/>
         </w:rPr>
       </w:pPr>
+      <w:bookmarkStart w:id="13" w:name="toc_auto_013"/>
       <w:r>
         <w:rPr>
           <w:rFonts w:hint="default" w:ascii="Times New Roman" w:hAnsi="Times New Roman" w:cs="Times New Roman"/>
@@ -2818,6 +4842,7 @@
         </w:rPr>
         <w:t>1.5.1. Phương pháp thu thập dữ liệu</w:t>
       </w:r>
+      <w:bookmarkEnd w:id="13"/>
     </w:p>
     <w:p>
       <w:pPr>
@@ -3576,6 +5601,7 @@
           <w:szCs w:val="26"/>
         </w:rPr>
       </w:pPr>
+      <w:bookmarkStart w:id="14" w:name="toc_auto_014"/>
       <w:r>
         <w:rPr>
           <w:rFonts w:hint="default" w:ascii="Times New Roman" w:hAnsi="Times New Roman" w:cs="Times New Roman"/>
@@ -3584,6 +5610,7 @@
         </w:rPr>
         <w:t>1.5.2. Phương pháp xử lý và phân tích dữ liệu</w:t>
       </w:r>
+      <w:bookmarkEnd w:id="14"/>
     </w:p>
     <w:p>
       <w:pPr>
@@ -3696,6 +5723,7 @@
           <w:szCs w:val="26"/>
         </w:rPr>
       </w:pPr>
+      <w:bookmarkStart w:id="15" w:name="toc_auto_015"/>
       <w:r>
         <w:rPr>
           <w:rFonts w:hint="default" w:ascii="Times New Roman" w:hAnsi="Times New Roman" w:cs="Times New Roman"/>
@@ -3704,6 +5732,7 @@
         </w:rPr>
         <w:t>1.6. Ý nghĩa của nghiên cứu</w:t>
       </w:r>
+      <w:bookmarkEnd w:id="15"/>
     </w:p>
     <w:p>
       <w:pPr>
@@ -3716,6 +5745,7 @@
           <w:szCs w:val="26"/>
         </w:rPr>
       </w:pPr>
+      <w:bookmarkStart w:id="16" w:name="toc_auto_016"/>
       <w:r>
         <w:rPr>
           <w:rFonts w:hint="default" w:ascii="Times New Roman" w:hAnsi="Times New Roman" w:cs="Times New Roman"/>
@@ -3724,6 +5754,7 @@
         </w:rPr>
         <w:t>1.6.1. Ý nghĩa khoa học</w:t>
       </w:r>
+      <w:bookmarkEnd w:id="16"/>
     </w:p>
     <w:p>
       <w:pPr>
@@ -3776,6 +5807,7 @@
           <w:szCs w:val="26"/>
         </w:rPr>
       </w:pPr>
+      <w:bookmarkStart w:id="17" w:name="toc_auto_017"/>
       <w:r>
         <w:rPr>
           <w:rFonts w:hint="default" w:ascii="Times New Roman" w:hAnsi="Times New Roman" w:cs="Times New Roman"/>
@@ -3784,6 +5816,7 @@
         </w:rPr>
         <w:t>1.6.2. Ý nghĩa thực tiễn</w:t>
       </w:r>
+      <w:bookmarkEnd w:id="17"/>
     </w:p>
     <w:p>
       <w:pPr>
@@ -3856,6 +5889,7 @@
           <w:szCs w:val="26"/>
         </w:rPr>
       </w:pPr>
+      <w:bookmarkStart w:id="18" w:name="toc_auto_018"/>
       <w:r>
         <w:rPr>
           <w:rFonts w:hint="default" w:ascii="Times New Roman" w:hAnsi="Times New Roman" w:cs="Times New Roman"/>
@@ -3864,6 +5898,7 @@
         </w:rPr>
         <w:t>1.7. Cấu trúc khóa luận</w:t>
       </w:r>
+      <w:bookmarkEnd w:id="18"/>
     </w:p>
     <w:p>
       <w:pPr>
@@ -4248,6 +6283,7 @@
           <w:szCs w:val="26"/>
         </w:rPr>
       </w:pPr>
+      <w:bookmarkStart w:id="19" w:name="toc_auto_019"/>
       <w:r>
         <w:rPr>
           <w:rFonts w:hint="default" w:ascii="Times New Roman" w:hAnsi="Times New Roman" w:cs="Times New Roman"/>
@@ -4273,6 +6309,7 @@
         </w:rPr>
         <w:t>CƠ SỞ LÝ LUẬN VÀ THỰC TIỄN VỀ DU LỊCH NÔNG NGHIỆP THEO HƯỚNG DU LỊCH XANH</w:t>
       </w:r>
+      <w:bookmarkEnd w:id="19"/>
     </w:p>
     <w:p>
       <w:pPr>
@@ -4285,6 +6322,7 @@
           <w:szCs w:val="26"/>
         </w:rPr>
       </w:pPr>
+      <w:bookmarkStart w:id="20" w:name="toc_auto_020"/>
       <w:r>
         <w:rPr>
           <w:rFonts w:hint="default" w:ascii="Times New Roman" w:hAnsi="Times New Roman" w:cs="Times New Roman"/>
@@ -4293,6 +6331,7 @@
         </w:rPr>
         <w:t>1.1. Các khái niệm cơ bản</w:t>
       </w:r>
+      <w:bookmarkEnd w:id="20"/>
     </w:p>
     <w:p>
       <w:pPr>
@@ -4367,54 +6406,34 @@
       </w:pPr>
       <w:r>
         <w:rPr>
-          <w:rFonts w:ascii="SimSun" w:hAnsi="SimSun" w:eastAsia="SimSun" w:cs="SimSun"/>
-          <w:sz w:val="24"/>
-          <w:szCs w:val="24"/>
-        </w:rPr>
-        <w:t xml:space="preserve">Trên cơ sở kế thừa các quan điểm về du lịch nông nghiệp, du lịch xanh và phát triển bền vững, nghiên cứu xác định </w:t>
-      </w:r>
-      <w:r>
-        <w:rPr>
-          <w:rStyle w:val="14"/>
-          <w:rFonts w:ascii="SimSun" w:hAnsi="SimSun" w:eastAsia="SimSun" w:cs="SimSun"/>
-          <w:sz w:val="24"/>
-          <w:szCs w:val="24"/>
-        </w:rPr>
-        <w:t>phát triển du lịch nông nghiệp theo hướng du lịch xanh</w:t>
-      </w:r>
-      <w:r>
-        <w:rPr>
-          <w:rFonts w:ascii="SimSun" w:hAnsi="SimSun" w:eastAsia="SimSun" w:cs="SimSun"/>
-          <w:sz w:val="24"/>
-          <w:szCs w:val="24"/>
-        </w:rPr>
-        <w:t xml:space="preserve"> là quá trình phát triển các hoạt động du lịch dựa trên tài nguyên nông nghiệp và nông thôn theo định hướng sử dụng tài nguyên hiệu quả, bảo vệ môi trường, bảo tồn các giá trị văn hóa bản địa, nâng cao thu nhập cho người dân và bảo đảm lợi ích hài hòa giữa các bên liên quan. Theo cách tiếp cận này, mức độ phát triển được đánh giá thông qua bốn nhóm tiêu chí gồm: </w:t>
-      </w:r>
-      <w:r>
-        <w:rPr>
-          <w:rStyle w:val="14"/>
-          <w:rFonts w:ascii="SimSun" w:hAnsi="SimSun" w:eastAsia="SimSun" w:cs="SimSun"/>
-          <w:sz w:val="24"/>
-          <w:szCs w:val="24"/>
-        </w:rPr>
-        <w:t>(i) kinh tế, (ii) xã hội, (iii) môi trường và (iv) quản trị</w:t>
-      </w:r>
-      <w:r>
-        <w:rPr>
-          <w:rFonts w:ascii="SimSun" w:hAnsi="SimSun" w:eastAsia="SimSun" w:cs="SimSun"/>
-          <w:sz w:val="24"/>
-          <w:szCs w:val="24"/>
-        </w:rPr>
-        <w:t>. Đây cũng là cơ sở lý luận để xây dựng khung nghiên cứu, thiết kế bảng hỏi và phân tích thực trạng trong các chương tiếp theo của khóa luận.</w:t>
-      </w:r>
-      <w:r>
-        <w:rPr>
-          <w:rFonts w:hint="default" w:ascii="Times New Roman" w:hAnsi="Times New Roman" w:cs="Times New Roman"/>
+          <w:rFonts w:ascii="Times New Roman" w:hAnsi="Times New Roman" w:cs="Times New Roman"/>
+          <w:sz w:val="26"/>
+          <w:szCs w:val="26"/>
+        </w:rPr>
+        <w:t>Trên cơ sở kế thừa các quan điểm về du lịch nông nghiệp, du lịch xanh và phát triển bền vững, nghiên cứu xác định phát triển du lịch nông nghiệp theo hướng du lịch xanh là quá trình phát triển các hoạt động du lịch dựa trên tài nguyên nông nghiệp và nông thôn theo định hướng sử dụng tài nguyên hiệu quả, bảo vệ môi trường, bảo tồn các giá trị văn hóa bản địa, nâng cao thu nhập cho người dân và bảo đảm lợi ích hài hòa giữa các bên liên quan. Theo cách tiếp cận này, mức độ phát triển được đánh giá thông qua bốn nhóm tiêu chí gồm: (i) kinh tế, (ii) xã hội, (iii) môi trường và (iv) quản trị. Đây cũng là cơ sở lý luận để xây dựng khung nghiên cứu, thiết kế bảng hỏi và phân tích thực trạng trong các chương tiếp theo của khóa luận.</w:t>
+      </w:r>
+    </w:p>
+    <w:p>
+      <w:pPr>
+        <w:bidi w:val="0"/>
+        <w:spacing w:line="360" w:lineRule="auto"/>
+        <w:jc w:val="both"/>
+        <w:rPr>
+          <w:rFonts w:hint="default" w:ascii="Times New Roman" w:hAnsi="Times New Roman" w:cs="Times New Roman"/>
+          <w:sz w:val="26"/>
+          <w:szCs w:val="26"/>
+        </w:rPr>
+      </w:pPr>
+      <w:bookmarkStart w:id="21" w:name="toc_auto_021"/>
+      <w:r>
+        <w:rPr>
+          <w:rFonts w:ascii="Times New Roman" w:hAnsi="Times New Roman" w:cs="Times New Roman"/>
           <w:sz w:val="26"/>
           <w:szCs w:val="26"/>
         </w:rPr>
         <w:t>1.2. Đặc điểm và vai trò của du lịch nông nghiệp xanh đối với phát triển nông thôn mới và kinh tế địa phương</w:t>
       </w:r>
+      <w:bookmarkEnd w:id="21"/>
     </w:p>
     <w:p>
       <w:pPr>
@@ -4467,6 +6486,7 @@
           <w:szCs w:val="26"/>
         </w:rPr>
       </w:pPr>
+      <w:bookmarkStart w:id="22" w:name="toc_auto_022"/>
       <w:r>
         <w:rPr>
           <w:rFonts w:hint="default" w:ascii="Times New Roman" w:hAnsi="Times New Roman" w:cs="Times New Roman"/>
@@ -4475,6 +6495,7 @@
         </w:rPr>
         <w:t>1.3. Các mô hình du lịch nông nghiệp xanh thành công trên thế giới và Việt Nam</w:t>
       </w:r>
+      <w:bookmarkEnd w:id="22"/>
     </w:p>
     <w:p>
       <w:pPr>
@@ -4507,6 +6528,7 @@
           <w:szCs w:val="26"/>
         </w:rPr>
       </w:pPr>
+      <w:bookmarkStart w:id="23" w:name="toc_auto_023"/>
       <w:r>
         <w:rPr>
           <w:rFonts w:hint="default" w:ascii="Times New Roman" w:hAnsi="Times New Roman" w:cs="Times New Roman"/>
@@ -4532,6 +6554,7 @@
         </w:rPr>
         <w:t xml:space="preserve">Mô hình Agriturismo (Ý) </w:t>
       </w:r>
+      <w:bookmarkEnd w:id="23"/>
     </w:p>
     <w:p>
       <w:pPr>
@@ -5262,6 +7285,7 @@
         <w:widowControl/>
         <w:suppressLineNumbers w:val="0"/>
       </w:pPr>
+      <w:bookmarkStart w:id="24" w:name="toc_auto_024"/>
       <w:r>
         <w:rPr>
           <w:rFonts w:hint="default"/>
@@ -5272,6 +7296,7 @@
       <w:r>
         <w:t>Mô hình Green Tourism (Nhật Bản)</w:t>
       </w:r>
+      <w:bookmarkEnd w:id="24"/>
     </w:p>
     <w:p>
       <w:pPr>
@@ -5972,16 +7997,36 @@
         <w:keepLines w:val="0"/>
         <w:widowControl/>
         <w:suppressLineNumbers w:val="0"/>
-      </w:pPr>
-      <w:r>
+        <w:jc w:val="both"/>
+      </w:pPr>
+      <w:r>
+        <w:rPr>
+          <w:rFonts w:ascii="Times New Roman" w:hAnsi="Times New Roman" w:cs="Times New Roman"/>
+          <w:sz w:val="26"/>
+          <w:szCs w:val="26"/>
+        </w:rPr>
         <w:t>Kết hợp bảo tồn văn hóa nông thôn với phát triển sản phẩm du lịch đặc trưng nhằm nâng cao sức hấp dẫn và tính bền vững của điểm đến.</w:t>
       </w:r>
-      <w:r>
-        <w:br w:type="textWrapping"/>
-      </w:r>
-      <w:r>
+    </w:p>
+    <w:p>
+      <w:pPr>
+        <w:pStyle w:val="3"/>
+        <w:keepNext w:val="0"/>
+        <w:keepLines w:val="0"/>
+        <w:widowControl/>
+        <w:suppressLineNumbers w:val="0"/>
+        <w:jc w:val="both"/>
+      </w:pPr>
+      <w:bookmarkStart w:id="25" w:name="toc_auto_025"/>
+      <w:r>
+        <w:rPr>
+          <w:rFonts w:ascii="Times New Roman" w:hAnsi="Times New Roman" w:cs="Times New Roman"/>
+          <w:sz w:val="26"/>
+          <w:szCs w:val="26"/>
+        </w:rPr>
         <w:t>1.3.3. Mô hình OTOP kết hợp Community-Based Tourism (Thái Lan)</w:t>
       </w:r>
+      <w:bookmarkEnd w:id="25"/>
     </w:p>
     <w:p>
       <w:pPr>
@@ -6586,9 +8631,11 @@
         <w:widowControl/>
         <w:suppressLineNumbers w:val="0"/>
       </w:pPr>
+      <w:bookmarkStart w:id="26" w:name="toc_auto_026"/>
       <w:r>
         <w:t>1.3.4. Mô hình Regenerative Agritourism</w:t>
       </w:r>
+      <w:bookmarkEnd w:id="26"/>
     </w:p>
     <w:p>
       <w:pPr>
@@ -7174,9 +9221,11 @@
         <w:widowControl/>
         <w:suppressLineNumbers w:val="0"/>
       </w:pPr>
+      <w:bookmarkStart w:id="27" w:name="toc_auto_027"/>
       <w:r>
         <w:t>1.3.5. Mô hình Làng rau Trà Quế (Quảng Nam)</w:t>
       </w:r>
+      <w:bookmarkEnd w:id="27"/>
     </w:p>
     <w:p>
       <w:pPr>
@@ -7761,9 +9810,11 @@
         <w:widowControl/>
         <w:suppressLineNumbers w:val="0"/>
       </w:pPr>
+      <w:bookmarkStart w:id="28" w:name="toc_auto_028"/>
       <w:r>
         <w:t>1.3.6. Mô hình du lịch cộng đồng Thiềng Liềng (Cần Giờ)</w:t>
       </w:r>
+      <w:bookmarkEnd w:id="28"/>
     </w:p>
     <w:p>
       <w:pPr>
@@ -8350,9 +10401,11 @@
         <w:widowControl/>
         <w:suppressLineNumbers w:val="0"/>
       </w:pPr>
+      <w:bookmarkStart w:id="29" w:name="toc_auto_029"/>
       <w:r>
         <w:t>1.3.7. Mô hình du lịch vườn trái cây và sinh thái Đồng bằng sông Cửu Long</w:t>
       </w:r>
+      <w:bookmarkEnd w:id="29"/>
     </w:p>
     <w:p>
       <w:pPr>
@@ -8937,9 +10990,11 @@
         <w:widowControl/>
         <w:suppressLineNumbers w:val="0"/>
       </w:pPr>
+      <w:bookmarkStart w:id="30" w:name="toc_auto_030"/>
       <w:r>
         <w:t>1.3.8. Mô hình du lịch nông nghiệp công nghệ cao Đà Lạt (Lâm Đồng)</w:t>
       </w:r>
+      <w:bookmarkEnd w:id="30"/>
     </w:p>
     <w:p>
       <w:pPr>
@@ -12057,6 +14112,7 @@
           <w:szCs w:val="26"/>
         </w:rPr>
       </w:pPr>
+      <w:bookmarkStart w:id="31" w:name="toc_auto_031"/>
       <w:r>
         <w:rPr>
           <w:rFonts w:hint="default" w:ascii="Times New Roman" w:hAnsi="Times New Roman" w:cs="Times New Roman"/>
@@ -12065,6 +14121,7 @@
         </w:rPr>
         <w:t xml:space="preserve">1.4. Các tiêu chí/trụ cột đánh giá phát triển du lịch nông nghiệp theo hướng du lịch xanh </w:t>
       </w:r>
+      <w:bookmarkEnd w:id="31"/>
     </w:p>
     <w:p>
       <w:pPr>
@@ -12978,6 +15035,7 @@
           <w:szCs w:val="26"/>
         </w:rPr>
       </w:pPr>
+      <w:bookmarkStart w:id="32" w:name="toc_auto_032"/>
       <w:r>
         <w:rPr>
           <w:rFonts w:hint="default" w:ascii="Times New Roman" w:hAnsi="Times New Roman" w:cs="Times New Roman"/>
@@ -12986,6 +15044,7 @@
         </w:rPr>
         <w:t>1.5. Các lý thuyết và mô hình phân tích sử dụng trong nghiên cứu</w:t>
       </w:r>
+      <w:bookmarkEnd w:id="32"/>
     </w:p>
     <w:p>
       <w:pPr>
@@ -13017,9 +15076,11 @@
         <w:widowControl/>
         <w:suppressLineNumbers w:val="0"/>
       </w:pPr>
+      <w:bookmarkStart w:id="33" w:name="toc_auto_033"/>
       <w:r>
         <w:t>1.5.1. Lý thuyết phát triển bền vững</w:t>
       </w:r>
+      <w:bookmarkEnd w:id="33"/>
     </w:p>
     <w:p>
       <w:pPr>
@@ -13083,9 +15144,11 @@
         <w:widowControl/>
         <w:suppressLineNumbers w:val="0"/>
       </w:pPr>
+      <w:bookmarkStart w:id="34" w:name="toc_auto_034"/>
       <w:r>
         <w:t>1.5.2. Mô hình phân tích SWOT</w:t>
       </w:r>
+      <w:bookmarkEnd w:id="34"/>
     </w:p>
     <w:p>
       <w:pPr>
@@ -13137,9 +15200,11 @@
         <w:widowControl/>
         <w:suppressLineNumbers w:val="0"/>
       </w:pPr>
+      <w:bookmarkStart w:id="35" w:name="toc_auto_035"/>
       <w:r>
         <w:t>1.5.3. Mô hình chuỗi giá trị của Porter</w:t>
       </w:r>
+      <w:bookmarkEnd w:id="35"/>
     </w:p>
     <w:p>
       <w:pPr>
@@ -13185,9 +15250,11 @@
         <w:widowControl/>
         <w:suppressLineNumbers w:val="0"/>
       </w:pPr>
+      <w:bookmarkStart w:id="36" w:name="toc_auto_036"/>
       <w:r>
         <w:t>1.5.4. Sơ đồ Fishbone và kỹ thuật 5 Whys</w:t>
       </w:r>
+      <w:bookmarkEnd w:id="36"/>
     </w:p>
     <w:p>
       <w:pPr>
@@ -13251,9 +15318,11 @@
         <w:widowControl/>
         <w:suppressLineNumbers w:val="0"/>
       </w:pPr>
+      <w:bookmarkStart w:id="37" w:name="toc_auto_037"/>
       <w:r>
         <w:t>1.5.5. Mô hình nghiên cứu tổng hợp</w:t>
       </w:r>
+      <w:bookmarkEnd w:id="37"/>
     </w:p>
     <w:p>
       <w:pPr>
@@ -13305,6 +15374,7 @@
           <w:szCs w:val="26"/>
         </w:rPr>
       </w:pPr>
+      <w:bookmarkStart w:id="38" w:name="toc_auto_038"/>
       <w:r>
         <w:rPr>
           <w:rFonts w:hint="default" w:ascii="Times New Roman" w:hAnsi="Times New Roman" w:cs="Times New Roman"/>
@@ -13313,6 +15383,7 @@
         </w:rPr>
         <w:t>1.6. Khung phân tích của đề tài</w:t>
       </w:r>
+      <w:bookmarkEnd w:id="38"/>
     </w:p>
     <w:p>
       <w:pPr>
@@ -13677,6 +15748,7 @@
           <w:szCs w:val="26"/>
         </w:rPr>
       </w:pPr>
+      <w:bookmarkStart w:id="39" w:name="toc_auto_039"/>
       <w:r>
         <w:rPr>
           <w:rFonts w:hint="default" w:ascii="Times New Roman" w:hAnsi="Times New Roman" w:cs="Times New Roman"/>
@@ -13685,6 +15757,7 @@
         </w:rPr>
         <w:t>CHƯƠNG 2 THỰC TRẠNG PHÁT TRIỂN DU LỊCH NÔNG NGHIỆP THEO HƯỚNG DU LỊCH XANH TẠI XÃ CỦ CHI, TP. HỒ CHÍ MINH</w:t>
       </w:r>
+      <w:bookmarkEnd w:id="39"/>
     </w:p>
     <w:p>
       <w:pPr>
@@ -13737,6 +15810,7 @@
           <w:szCs w:val="26"/>
         </w:rPr>
       </w:pPr>
+      <w:bookmarkStart w:id="40" w:name="toc_auto_040"/>
       <w:r>
         <w:rPr>
           <w:rFonts w:hint="default" w:ascii="Times New Roman" w:hAnsi="Times New Roman" w:cs="Times New Roman"/>
@@ -13745,6 +15819,7 @@
         </w:rPr>
         <w:t>2.1. Khái quát về địa bàn nghiên cứu</w:t>
       </w:r>
+      <w:bookmarkEnd w:id="40"/>
     </w:p>
     <w:p>
       <w:pPr>
@@ -13757,6 +15832,7 @@
           <w:szCs w:val="26"/>
         </w:rPr>
       </w:pPr>
+      <w:bookmarkStart w:id="41" w:name="toc_auto_041"/>
       <w:r>
         <w:rPr>
           <w:rFonts w:hint="default" w:ascii="Times New Roman" w:hAnsi="Times New Roman" w:cs="Times New Roman"/>
@@ -13765,6 +15841,7 @@
         </w:rPr>
         <w:t>2.1.1. Điều kiện tự nhiên</w:t>
       </w:r>
+      <w:bookmarkEnd w:id="41"/>
     </w:p>
     <w:p>
       <w:pPr>
@@ -13917,6 +15994,7 @@
           <w:szCs w:val="26"/>
         </w:rPr>
       </w:pPr>
+      <w:bookmarkStart w:id="42" w:name="toc_auto_042"/>
       <w:r>
         <w:rPr>
           <w:rFonts w:hint="default" w:ascii="Times New Roman" w:hAnsi="Times New Roman" w:cs="Times New Roman"/>
@@ -13925,6 +16003,7 @@
         </w:rPr>
         <w:t>2.1.2. Điều kiện kinh tế - xã hội</w:t>
       </w:r>
+      <w:bookmarkEnd w:id="42"/>
     </w:p>
     <w:p>
       <w:pPr>
@@ -14007,6 +16086,7 @@
           <w:szCs w:val="26"/>
         </w:rPr>
       </w:pPr>
+      <w:bookmarkStart w:id="43" w:name="toc_auto_043"/>
       <w:r>
         <w:rPr>
           <w:rFonts w:hint="default" w:ascii="Times New Roman" w:hAnsi="Times New Roman" w:cs="Times New Roman"/>
@@ -14015,6 +16095,7 @@
         </w:rPr>
         <w:t>2.1.3. Tiềm năng phát triển du lịch nông nghiệp theo hướng du lịch xanh</w:t>
       </w:r>
+      <w:bookmarkEnd w:id="43"/>
     </w:p>
     <w:p>
       <w:pPr>
@@ -14087,6 +16168,7 @@
           <w:szCs w:val="26"/>
         </w:rPr>
       </w:pPr>
+      <w:bookmarkStart w:id="44" w:name="toc_auto_044"/>
       <w:r>
         <w:rPr>
           <w:rFonts w:hint="default" w:ascii="Times New Roman" w:hAnsi="Times New Roman" w:cs="Times New Roman"/>
@@ -14112,6 +16194,7 @@
         </w:rPr>
         <w:t>. Đặc điểm mẫu khảo sát</w:t>
       </w:r>
+      <w:bookmarkEnd w:id="44"/>
     </w:p>
     <w:p>
       <w:pPr>
@@ -14164,6 +16247,7 @@
           <w:szCs w:val="26"/>
         </w:rPr>
       </w:pPr>
+      <w:bookmarkStart w:id="45" w:name="toc_auto_045"/>
       <w:r>
         <w:rPr>
           <w:rFonts w:hint="default" w:ascii="Times New Roman" w:hAnsi="Times New Roman" w:cs="Times New Roman"/>
@@ -14189,6 +16273,7 @@
         </w:rPr>
         <w:t>.1. Đặc điểm về giới tính</w:t>
       </w:r>
+      <w:bookmarkEnd w:id="45"/>
     </w:p>
     <w:p>
       <w:pPr>
@@ -14938,6 +17023,7 @@
           <w:szCs w:val="26"/>
         </w:rPr>
       </w:pPr>
+      <w:bookmarkStart w:id="46" w:name="toc_auto_046"/>
       <w:r>
         <w:rPr>
           <w:rFonts w:hint="default" w:ascii="Times New Roman" w:hAnsi="Times New Roman" w:cs="Times New Roman"/>
@@ -14963,6 +17049,7 @@
         </w:rPr>
         <w:t>.2. Đặc điểm về độ tuổi</w:t>
       </w:r>
+      <w:bookmarkEnd w:id="46"/>
     </w:p>
     <w:p>
       <w:pPr>
@@ -16041,6 +18128,7 @@
           <w:szCs w:val="26"/>
         </w:rPr>
       </w:pPr>
+      <w:bookmarkStart w:id="47" w:name="toc_auto_047"/>
       <w:r>
         <w:rPr>
           <w:rFonts w:hint="default" w:ascii="Times New Roman" w:hAnsi="Times New Roman" w:cs="Times New Roman"/>
@@ -16066,6 +18154,7 @@
         </w:rPr>
         <w:t>.3. Đặc điểm về nghề nghiệp</w:t>
       </w:r>
+      <w:bookmarkEnd w:id="47"/>
     </w:p>
     <w:p>
       <w:pPr>
@@ -17132,6 +19221,7 @@
           <w:szCs w:val="26"/>
         </w:rPr>
       </w:pPr>
+      <w:bookmarkStart w:id="48" w:name="toc_auto_048"/>
       <w:r>
         <w:rPr>
           <w:rFonts w:hint="default" w:ascii="Times New Roman" w:hAnsi="Times New Roman" w:cs="Times New Roman"/>
@@ -17157,6 +19247,7 @@
         </w:rPr>
         <w:t>4. Đặc điểm về nơi cư trú và vai trò</w:t>
       </w:r>
+      <w:bookmarkEnd w:id="48"/>
     </w:p>
     <w:p>
       <w:pPr>
@@ -17269,6 +19360,7 @@
           <w:szCs w:val="26"/>
         </w:rPr>
       </w:pPr>
+      <w:bookmarkStart w:id="49" w:name="toc_auto_049"/>
       <w:r>
         <w:rPr>
           <w:rFonts w:hint="default" w:ascii="Times New Roman" w:hAnsi="Times New Roman" w:cs="Times New Roman"/>
@@ -17294,6 +19386,7 @@
         </w:rPr>
         <w:t>.5. Đặc điểm về tần suất và thời gian trải nghiệm</w:t>
       </w:r>
+      <w:bookmarkEnd w:id="49"/>
     </w:p>
     <w:p>
       <w:pPr>
@@ -17388,20 +19481,87 @@
       </w:pPr>
       <w:r>
         <w:rPr>
-          <w:rFonts w:hint="default" w:ascii="Times New Roman" w:hAnsi="Times New Roman" w:cs="Times New Roman"/>
-          <w:sz w:val="26"/>
-          <w:szCs w:val="26"/>
-        </w:rPr>
-        <w:t xml:space="preserve">Đây là một phát hiện quan trọng vì nó gợi ý rằng, bên cạnh việc thu hút khách mới, Củ Chi cần chú trọng nâng cao chất lượng trải nghiệm, đa dạng hóa sản phẩm và tăng cường các hoạt động truyền thông nhằm cải thiện khả năng giữ chân du khách. </w:t>
-      </w:r>
-      <w:r>
-        <w:rPr>
-          <w:rFonts w:hint="default" w:ascii="Times New Roman" w:hAnsi="Times New Roman" w:cs="Times New Roman"/>
-          <w:sz w:val="26"/>
-          <w:szCs w:val="26"/>
-        </w:rPr>
-        <w:br w:type="textWrapping"/>
-      </w:r>
+          <w:rFonts w:ascii="Times New Roman" w:hAnsi="Times New Roman" w:cs="Times New Roman"/>
+          <w:sz w:val="26"/>
+          <w:szCs w:val="26"/>
+        </w:rPr>
+        <w:t>Đây là một phát hiện quan trọng vì nó gợi ý rằng, bên cạnh việc thu hút khách mới, Củ Chi cần chú trọng nâng cao chất lượng trải nghiệm, đa dạng hóa sản phẩm và tăng cường các hoạt động truyền thông nhằm cải thiện khả năng giữ chân du khách.</w:t>
+      </w:r>
+    </w:p>
+    <w:p>
+      <w:pPr>
+        <w:bidi w:val="0"/>
+        <w:spacing w:line="360" w:lineRule="auto"/>
+        <w:jc w:val="both"/>
+        <w:rPr>
+          <w:rFonts w:hint="default" w:ascii="Times New Roman" w:hAnsi="Times New Roman" w:cs="Times New Roman"/>
+          <w:sz w:val="26"/>
+          <w:szCs w:val="26"/>
+        </w:rPr>
+      </w:pPr>
+      <w:bookmarkStart w:id="50" w:name="toc_auto_050"/>
+      <w:r>
+        <w:rPr>
+          <w:rFonts w:ascii="Times New Roman" w:hAnsi="Times New Roman" w:cs="Times New Roman"/>
+          <w:sz w:val="26"/>
+          <w:szCs w:val="26"/>
+        </w:rPr>
+        <w:t>2.3. Thực trạng phát triển du lịch nông nghiệp theo hướng du lịch xanh tại xã Củ Chi</w:t>
+      </w:r>
+      <w:bookmarkEnd w:id="50"/>
+    </w:p>
+    <w:p>
+      <w:pPr>
+        <w:bidi w:val="0"/>
+        <w:spacing w:line="360" w:lineRule="auto"/>
+        <w:jc w:val="both"/>
+        <w:rPr>
+          <w:rFonts w:hint="default" w:ascii="Times New Roman" w:hAnsi="Times New Roman" w:cs="Times New Roman"/>
+          <w:sz w:val="26"/>
+          <w:szCs w:val="26"/>
+        </w:rPr>
+      </w:pPr>
+      <w:r>
+        <w:rPr>
+          <w:rFonts w:hint="default" w:ascii="Times New Roman" w:hAnsi="Times New Roman" w:cs="Times New Roman"/>
+          <w:sz w:val="26"/>
+          <w:szCs w:val="26"/>
+        </w:rPr>
+        <w:t>Hoạt động du lịch nông nghiệp theo hướng du lịch xanh tại xã Củ Chi trong những năm gần đây đã có nhiều chuyển biến tích cực, từng bước khai thác lợi thế về tài nguyên nông nghiệp, cảnh quan sinh thái và giá trị văn hóa – lịch sử của địa phương. Sự phát triển này không chỉ góp phần đa dạng hóa sản phẩm du lịch mà còn tạo thêm cơ hội nâng cao thu nhập cho người dân, thúc đẩy tiêu thụ nông sản địa phương và bảo tồn không gian nông thôn. Tuy nhiên, quá trình phát triển vẫn còn tồn tại nhiều hạn chế liên quan đến quản trị, chất lượng nguồn nhân lực, hạ tầng phục vụ du lịch xanh và sự liên kết giữa các chủ thể.</w:t>
+      </w:r>
+    </w:p>
+    <w:p>
+      <w:pPr>
+        <w:bidi w:val="0"/>
+        <w:spacing w:line="360" w:lineRule="auto"/>
+        <w:jc w:val="both"/>
+        <w:rPr>
+          <w:rFonts w:hint="default" w:ascii="Times New Roman" w:hAnsi="Times New Roman" w:cs="Times New Roman"/>
+          <w:sz w:val="26"/>
+          <w:szCs w:val="26"/>
+        </w:rPr>
+      </w:pPr>
+      <w:r>
+        <w:rPr>
+          <w:rFonts w:hint="default" w:ascii="Times New Roman" w:hAnsi="Times New Roman" w:cs="Times New Roman"/>
+          <w:sz w:val="26"/>
+          <w:szCs w:val="26"/>
+        </w:rPr>
+        <w:t>Để đánh giá toàn diện thực trạng, nghiên cứu phân tích theo bốn trụ cột của phát triển du lịch bền vững gồm: môi trường, kinh tế, xã hội – văn hóa và quản trị. Mỗi nội dung được đánh giá trên cơ sở kết hợp dữ liệu thứ cấp với kết quả khảo sát, qua đó bảo đảm tính khách quan và độ tin cậy của các nhận định.</w:t>
+      </w:r>
+    </w:p>
+    <w:p>
+      <w:pPr>
+        <w:bidi w:val="0"/>
+        <w:spacing w:line="360" w:lineRule="auto"/>
+        <w:jc w:val="both"/>
+        <w:rPr>
+          <w:rFonts w:hint="default" w:ascii="Times New Roman" w:hAnsi="Times New Roman" w:cs="Times New Roman"/>
+          <w:sz w:val="26"/>
+          <w:szCs w:val="26"/>
+        </w:rPr>
+      </w:pPr>
+      <w:bookmarkStart w:id="51" w:name="toc_auto_051"/>
       <w:r>
         <w:rPr>
           <w:rFonts w:hint="default" w:ascii="Times New Roman" w:hAnsi="Times New Roman" w:cs="Times New Roman"/>
@@ -17425,85 +19585,9 @@
           <w:sz w:val="26"/>
           <w:szCs w:val="26"/>
         </w:rPr>
-        <w:t>. Thực trạng phát triển du lịch nông nghiệp theo hướng du lịch xanh tại xã Củ Chi</w:t>
-      </w:r>
-    </w:p>
-    <w:p>
-      <w:pPr>
-        <w:bidi w:val="0"/>
-        <w:spacing w:line="360" w:lineRule="auto"/>
-        <w:jc w:val="both"/>
-        <w:rPr>
-          <w:rFonts w:hint="default" w:ascii="Times New Roman" w:hAnsi="Times New Roman" w:cs="Times New Roman"/>
-          <w:sz w:val="26"/>
-          <w:szCs w:val="26"/>
-        </w:rPr>
-      </w:pPr>
-      <w:r>
-        <w:rPr>
-          <w:rFonts w:hint="default" w:ascii="Times New Roman" w:hAnsi="Times New Roman" w:cs="Times New Roman"/>
-          <w:sz w:val="26"/>
-          <w:szCs w:val="26"/>
-        </w:rPr>
-        <w:t>Hoạt động du lịch nông nghiệp theo hướng du lịch xanh tại xã Củ Chi trong những năm gần đây đã có nhiều chuyển biến tích cực, từng bước khai thác lợi thế về tài nguyên nông nghiệp, cảnh quan sinh thái và giá trị văn hóa – lịch sử của địa phương. Sự phát triển này không chỉ góp phần đa dạng hóa sản phẩm du lịch mà còn tạo thêm cơ hội nâng cao thu nhập cho người dân, thúc đẩy tiêu thụ nông sản địa phương và bảo tồn không gian nông thôn. Tuy nhiên, quá trình phát triển vẫn còn tồn tại nhiều hạn chế liên quan đến quản trị, chất lượng nguồn nhân lực, hạ tầng phục vụ du lịch xanh và sự liên kết giữa các chủ thể.</w:t>
-      </w:r>
-    </w:p>
-    <w:p>
-      <w:pPr>
-        <w:bidi w:val="0"/>
-        <w:spacing w:line="360" w:lineRule="auto"/>
-        <w:jc w:val="both"/>
-        <w:rPr>
-          <w:rFonts w:hint="default" w:ascii="Times New Roman" w:hAnsi="Times New Roman" w:cs="Times New Roman"/>
-          <w:sz w:val="26"/>
-          <w:szCs w:val="26"/>
-        </w:rPr>
-      </w:pPr>
-      <w:r>
-        <w:rPr>
-          <w:rFonts w:hint="default" w:ascii="Times New Roman" w:hAnsi="Times New Roman" w:cs="Times New Roman"/>
-          <w:sz w:val="26"/>
-          <w:szCs w:val="26"/>
-        </w:rPr>
-        <w:t>Để đánh giá toàn diện thực trạng, nghiên cứu phân tích theo bốn trụ cột của phát triển du lịch bền vững gồm: môi trường, kinh tế, xã hội – văn hóa và quản trị. Mỗi nội dung được đánh giá trên cơ sở kết hợp dữ liệu thứ cấp với kết quả khảo sát, qua đó bảo đảm tính khách quan và độ tin cậy của các nhận định.</w:t>
-      </w:r>
-    </w:p>
-    <w:p>
-      <w:pPr>
-        <w:bidi w:val="0"/>
-        <w:spacing w:line="360" w:lineRule="auto"/>
-        <w:jc w:val="both"/>
-        <w:rPr>
-          <w:rFonts w:hint="default" w:ascii="Times New Roman" w:hAnsi="Times New Roman" w:cs="Times New Roman"/>
-          <w:sz w:val="26"/>
-          <w:szCs w:val="26"/>
-        </w:rPr>
-      </w:pPr>
-      <w:r>
-        <w:rPr>
-          <w:rFonts w:hint="default" w:ascii="Times New Roman" w:hAnsi="Times New Roman" w:cs="Times New Roman"/>
-          <w:sz w:val="26"/>
-          <w:szCs w:val="26"/>
-        </w:rPr>
-        <w:t>2.</w:t>
-      </w:r>
-      <w:r>
-        <w:rPr>
-          <w:rFonts w:hint="default" w:ascii="Times New Roman" w:hAnsi="Times New Roman" w:cs="Times New Roman"/>
-          <w:sz w:val="26"/>
-          <w:szCs w:val="26"/>
-          <w:lang w:val="en-US"/>
-        </w:rPr>
-        <w:t>3</w:t>
-      </w:r>
-      <w:r>
-        <w:rPr>
-          <w:rFonts w:hint="default" w:ascii="Times New Roman" w:hAnsi="Times New Roman" w:cs="Times New Roman"/>
-          <w:sz w:val="26"/>
-          <w:szCs w:val="26"/>
-        </w:rPr>
         <w:t>.1. Thực trạng phát triển trên phương diện môi trường</w:t>
       </w:r>
+      <w:bookmarkEnd w:id="51"/>
     </w:p>
     <w:p>
       <w:pPr>
@@ -19163,6 +21247,7 @@
           <w:szCs w:val="26"/>
         </w:rPr>
       </w:pPr>
+      <w:bookmarkStart w:id="52" w:name="toc_auto_052"/>
       <w:r>
         <w:rPr>
           <w:rFonts w:hint="default" w:ascii="Times New Roman" w:hAnsi="Times New Roman" w:cs="Times New Roman"/>
@@ -19188,6 +21273,7 @@
         </w:rPr>
         <w:t>.2. Thực trạng phát triển trên phương diện kinh tế</w:t>
       </w:r>
+      <w:bookmarkEnd w:id="52"/>
     </w:p>
     <w:p>
       <w:pPr>
@@ -20290,6 +22376,7 @@
           <w:szCs w:val="26"/>
         </w:rPr>
       </w:pPr>
+      <w:bookmarkStart w:id="53" w:name="toc_auto_053"/>
       <w:r>
         <w:rPr>
           <w:rFonts w:hint="default" w:ascii="Times New Roman" w:hAnsi="Times New Roman" w:cs="Times New Roman"/>
@@ -20315,6 +22402,7 @@
         </w:rPr>
         <w:t>.3. Thực trạng phát triển trên phương diện xã hội – văn hóa</w:t>
       </w:r>
+      <w:bookmarkEnd w:id="53"/>
     </w:p>
     <w:p>
       <w:pPr>
@@ -21363,6 +23451,7 @@
           <w:szCs w:val="26"/>
         </w:rPr>
       </w:pPr>
+      <w:bookmarkStart w:id="54" w:name="toc_auto_054"/>
       <w:r>
         <w:rPr>
           <w:rFonts w:hint="default" w:ascii="Times New Roman" w:hAnsi="Times New Roman" w:cs="Times New Roman"/>
@@ -21388,6 +23477,7 @@
         </w:rPr>
         <w:t>.4. Thực trạng phát triển trên phương diện quản trị</w:t>
       </w:r>
+      <w:bookmarkEnd w:id="54"/>
     </w:p>
     <w:p>
       <w:pPr>
@@ -22962,6 +25052,7 @@
           <w:szCs w:val="26"/>
         </w:rPr>
       </w:pPr>
+      <w:bookmarkStart w:id="55" w:name="toc_auto_055"/>
       <w:r>
         <w:rPr>
           <w:rFonts w:hint="default" w:ascii="Times New Roman" w:hAnsi="Times New Roman" w:cs="Times New Roman"/>
@@ -22970,6 +25061,7 @@
         </w:rPr>
         <w:t>2.4. Đánh giá chung về thực trạng phát triển du lịch nông nghiệp theo hướng du lịch xanh tại xã Củ Chi</w:t>
       </w:r>
+      <w:bookmarkEnd w:id="55"/>
     </w:p>
     <w:p>
       <w:pPr>
@@ -23000,6 +25092,7 @@
           <w:szCs w:val="26"/>
         </w:rPr>
       </w:pPr>
+      <w:bookmarkStart w:id="56" w:name="toc_auto_056"/>
       <w:r>
         <w:rPr>
           <w:rFonts w:hint="default" w:ascii="Times New Roman" w:hAnsi="Times New Roman" w:cs="Times New Roman"/>
@@ -23008,6 +25101,7 @@
         </w:rPr>
         <w:t>2.4.1. Những kết quả đạt được</w:t>
       </w:r>
+      <w:bookmarkEnd w:id="56"/>
     </w:p>
     <w:p>
       <w:pPr>
@@ -23095,6 +25189,7 @@
           <w:szCs w:val="26"/>
         </w:rPr>
       </w:pPr>
+      <w:bookmarkStart w:id="57" w:name="toc_auto_057"/>
       <w:r>
         <w:rPr>
           <w:rFonts w:hint="default" w:ascii="Times New Roman" w:hAnsi="Times New Roman" w:cs="Times New Roman"/>
@@ -23103,6 +25198,7 @@
         </w:rPr>
         <w:t>2.4.2. Những hạn chế</w:t>
       </w:r>
+      <w:bookmarkEnd w:id="57"/>
     </w:p>
     <w:p>
       <w:pPr>
@@ -23209,6 +25305,7 @@
           <w:szCs w:val="26"/>
         </w:rPr>
       </w:pPr>
+      <w:bookmarkStart w:id="58" w:name="toc_auto_058"/>
       <w:r>
         <w:rPr>
           <w:rFonts w:hint="default" w:ascii="Times New Roman" w:hAnsi="Times New Roman" w:cs="Times New Roman"/>
@@ -23217,6 +25314,7 @@
         </w:rPr>
         <w:t>2.4.3. Nguyên nhân của những hạn chế</w:t>
       </w:r>
+      <w:bookmarkEnd w:id="58"/>
     </w:p>
     <w:p>
       <w:pPr>
@@ -23372,6 +25470,7 @@
           <w:szCs w:val="26"/>
         </w:rPr>
       </w:pPr>
+      <w:bookmarkStart w:id="59" w:name="toc_auto_059"/>
       <w:r>
         <w:rPr>
           <w:rFonts w:hint="default" w:ascii="Times New Roman" w:hAnsi="Times New Roman" w:cs="Times New Roman"/>
@@ -23380,6 +25479,7 @@
         </w:rPr>
         <w:t>2.5. Phân tích SWOT</w:t>
       </w:r>
+      <w:bookmarkEnd w:id="59"/>
     </w:p>
     <w:p>
       <w:pPr>
@@ -24347,6 +26447,7 @@
           <w:szCs w:val="26"/>
         </w:rPr>
       </w:pPr>
+      <w:bookmarkStart w:id="60" w:name="toc_auto_060"/>
       <w:r>
         <w:rPr>
           <w:rFonts w:hint="default" w:ascii="Times New Roman" w:hAnsi="Times New Roman" w:cs="Times New Roman"/>
@@ -24355,6 +26456,7 @@
         </w:rPr>
         <w:t>2.6. Phân tích nguyên nhân gốc rễ bằng sơ đồ Fishbone</w:t>
       </w:r>
+      <w:bookmarkEnd w:id="60"/>
     </w:p>
     <w:p>
       <w:pPr>
@@ -24879,6 +26981,7 @@
           <w:szCs w:val="26"/>
         </w:rPr>
       </w:pPr>
+      <w:bookmarkStart w:id="61" w:name="toc_auto_061"/>
       <w:r>
         <w:rPr>
           <w:rFonts w:hint="default" w:ascii="Times New Roman" w:hAnsi="Times New Roman" w:cs="Times New Roman"/>
@@ -24887,6 +26990,7 @@
         </w:rPr>
         <w:t>2.7. Tiểu kết Chương 2</w:t>
       </w:r>
+      <w:bookmarkEnd w:id="61"/>
     </w:p>
     <w:p>
       <w:pPr>
@@ -25038,6 +27142,7 @@
           <w:szCs w:val="26"/>
         </w:rPr>
       </w:pPr>
+      <w:bookmarkStart w:id="62" w:name="toc_auto_062"/>
       <w:r>
         <w:rPr>
           <w:rFonts w:hint="default" w:ascii="Times New Roman" w:hAnsi="Times New Roman" w:cs="Times New Roman"/>
@@ -25046,17 +27151,19 @@
         </w:rPr>
         <w:t>CHƯƠNG 3 GIẢI PHÁP HOÀN THIỆN PHÁT TRIỂN DU LỊCH NÔNG NGHIỆP THEO HƯỚNG DU LỊCH XANH TẠI XÃ CỦ CHI, TP. HỒ CHÍ MINH</w:t>
       </w:r>
-    </w:p>
-    <w:p>
-      <w:pPr>
-        <w:bidi w:val="0"/>
-        <w:jc w:val="both"/>
-        <w:rPr>
-          <w:rFonts w:hint="default" w:ascii="Times New Roman" w:hAnsi="Times New Roman" w:cs="Times New Roman"/>
-          <w:sz w:val="26"/>
-          <w:szCs w:val="26"/>
-        </w:rPr>
-      </w:pPr>
+      <w:bookmarkEnd w:id="62"/>
+    </w:p>
+    <w:p>
+      <w:pPr>
+        <w:bidi w:val="0"/>
+        <w:jc w:val="both"/>
+        <w:rPr>
+          <w:rFonts w:hint="default" w:ascii="Times New Roman" w:hAnsi="Times New Roman" w:cs="Times New Roman"/>
+          <w:sz w:val="26"/>
+          <w:szCs w:val="26"/>
+        </w:rPr>
+      </w:pPr>
+      <w:bookmarkStart w:id="63" w:name="toc_auto_063"/>
       <w:r>
         <w:rPr>
           <w:rFonts w:hint="default" w:ascii="Times New Roman" w:hAnsi="Times New Roman" w:cs="Times New Roman"/>
@@ -25065,6 +27172,7 @@
         </w:rPr>
         <w:t>3.1. Định hướng phát triển du lịch nông nghiệp theo hướng du lịch xanh tại xã Củ Chi</w:t>
       </w:r>
+      <w:bookmarkEnd w:id="63"/>
     </w:p>
     <w:p>
       <w:pPr>
@@ -25152,6 +27260,7 @@
           <w:szCs w:val="26"/>
         </w:rPr>
       </w:pPr>
+      <w:bookmarkStart w:id="64" w:name="toc_auto_064"/>
       <w:r>
         <w:rPr>
           <w:rFonts w:hint="default" w:ascii="Times New Roman" w:hAnsi="Times New Roman" w:cs="Times New Roman"/>
@@ -25160,6 +27269,7 @@
         </w:rPr>
         <w:t>3.1.1. Phát triển theo định hướng bền vững trên cả bốn trụ cột</w:t>
       </w:r>
+      <w:bookmarkEnd w:id="64"/>
     </w:p>
     <w:p>
       <w:pPr>
@@ -25190,6 +27300,7 @@
           <w:szCs w:val="26"/>
         </w:rPr>
       </w:pPr>
+      <w:bookmarkStart w:id="65" w:name="toc_auto_065"/>
       <w:r>
         <w:rPr>
           <w:rFonts w:hint="default" w:ascii="Times New Roman" w:hAnsi="Times New Roman" w:cs="Times New Roman"/>
@@ -25198,6 +27309,7 @@
         </w:rPr>
         <w:t>3.1.2. Lấy cộng đồng địa phương làm trung tâm của quá trình phát triển</w:t>
       </w:r>
+      <w:bookmarkEnd w:id="65"/>
     </w:p>
     <w:p>
       <w:pPr>
@@ -25228,6 +27340,7 @@
           <w:szCs w:val="26"/>
         </w:rPr>
       </w:pPr>
+      <w:bookmarkStart w:id="66" w:name="toc_auto_066"/>
       <w:r>
         <w:rPr>
           <w:rFonts w:hint="default" w:ascii="Times New Roman" w:hAnsi="Times New Roman" w:cs="Times New Roman"/>
@@ -25236,6 +27349,7 @@
         </w:rPr>
         <w:t>3.1.3. Tăng cường liên kết chuỗi giá trị và hợp tác đa bên</w:t>
       </w:r>
+      <w:bookmarkEnd w:id="66"/>
     </w:p>
     <w:p>
       <w:pPr>
@@ -25266,6 +27380,7 @@
           <w:szCs w:val="26"/>
         </w:rPr>
       </w:pPr>
+      <w:bookmarkStart w:id="67" w:name="toc_auto_067"/>
       <w:r>
         <w:rPr>
           <w:rFonts w:hint="default" w:ascii="Times New Roman" w:hAnsi="Times New Roman" w:cs="Times New Roman"/>
@@ -25274,6 +27389,7 @@
         </w:rPr>
         <w:t>3.1.4. Đẩy mạnh chuyển đổi số trong quản lý và phát triển du lịch</w:t>
       </w:r>
+      <w:bookmarkEnd w:id="67"/>
     </w:p>
     <w:p>
       <w:pPr>
@@ -25304,6 +27420,7 @@
           <w:szCs w:val="26"/>
         </w:rPr>
       </w:pPr>
+      <w:bookmarkStart w:id="68" w:name="toc_auto_068"/>
       <w:r>
         <w:rPr>
           <w:rFonts w:hint="default" w:ascii="Times New Roman" w:hAnsi="Times New Roman" w:cs="Times New Roman"/>
@@ -25312,6 +27429,7 @@
         </w:rPr>
         <w:t>3.1.5. Phát triển theo hướng kinh tế xanh và kinh tế tuần hoàn</w:t>
       </w:r>
+      <w:bookmarkEnd w:id="68"/>
     </w:p>
     <w:p>
       <w:pPr>
@@ -25342,6 +27460,7 @@
           <w:szCs w:val="26"/>
         </w:rPr>
       </w:pPr>
+      <w:bookmarkStart w:id="69" w:name="toc_auto_069"/>
       <w:r>
         <w:rPr>
           <w:rFonts w:hint="default" w:ascii="Times New Roman" w:hAnsi="Times New Roman" w:cs="Times New Roman"/>
@@ -25350,6 +27469,7 @@
         </w:rPr>
         <w:t>3.1.6. Xây dựng thương hiệu điểm đến "Du lịch nông nghiệp xanh Củ Chi"</w:t>
       </w:r>
+      <w:bookmarkEnd w:id="69"/>
     </w:p>
     <w:p>
       <w:pPr>
@@ -25418,6 +27538,7 @@
           <w:szCs w:val="26"/>
         </w:rPr>
       </w:pPr>
+      <w:bookmarkStart w:id="70" w:name="toc_auto_070"/>
       <w:r>
         <w:rPr>
           <w:rFonts w:hint="default" w:ascii="Times New Roman" w:hAnsi="Times New Roman" w:cs="Times New Roman"/>
@@ -25426,17 +27547,19 @@
         </w:rPr>
         <w:t>3.2. Hệ thống giải pháp phát triển du lịch nông nghiệp theo hướng du lịch xanh tại xã Củ Chi</w:t>
       </w:r>
-    </w:p>
-    <w:p>
-      <w:pPr>
-        <w:bidi w:val="0"/>
-        <w:jc w:val="both"/>
-        <w:rPr>
-          <w:rFonts w:hint="default" w:ascii="Times New Roman" w:hAnsi="Times New Roman" w:cs="Times New Roman"/>
-          <w:sz w:val="26"/>
-          <w:szCs w:val="26"/>
-        </w:rPr>
-      </w:pPr>
+      <w:bookmarkEnd w:id="70"/>
+    </w:p>
+    <w:p>
+      <w:pPr>
+        <w:bidi w:val="0"/>
+        <w:jc w:val="both"/>
+        <w:rPr>
+          <w:rFonts w:hint="default" w:ascii="Times New Roman" w:hAnsi="Times New Roman" w:cs="Times New Roman"/>
+          <w:sz w:val="26"/>
+          <w:szCs w:val="26"/>
+        </w:rPr>
+      </w:pPr>
+      <w:bookmarkStart w:id="71" w:name="toc_auto_071"/>
       <w:r>
         <w:rPr>
           <w:rFonts w:hint="default" w:ascii="Times New Roman" w:hAnsi="Times New Roman" w:cs="Times New Roman"/>
@@ -25445,6 +27568,7 @@
         </w:rPr>
         <w:t>3.2.1. Hoàn thiện mô hình quản trị du lịch nông nghiệp theo hướng du lịch xanh tại xã Củ Chi</w:t>
       </w:r>
+      <w:bookmarkEnd w:id="71"/>
     </w:p>
     <w:p>
       <w:pPr>
@@ -26814,6 +28938,7 @@
           <w:szCs w:val="26"/>
         </w:rPr>
       </w:pPr>
+      <w:bookmarkStart w:id="72" w:name="toc_auto_072"/>
       <w:r>
         <w:rPr>
           <w:rFonts w:hint="default" w:ascii="Times New Roman" w:hAnsi="Times New Roman" w:cs="Times New Roman"/>
@@ -26822,6 +28947,7 @@
         </w:rPr>
         <w:t>3.2.2. Xây dựng và áp dụng Bộ tiêu chí chứng nhận “Hộ du lịch nông nghiệp xanh Củ Chi”</w:t>
       </w:r>
+      <w:bookmarkEnd w:id="72"/>
     </w:p>
     <w:p>
       <w:pPr>
@@ -29177,6 +31303,7 @@
           <w:szCs w:val="26"/>
         </w:rPr>
       </w:pPr>
+      <w:bookmarkStart w:id="73" w:name="toc_auto_073"/>
       <w:r>
         <w:rPr>
           <w:rFonts w:hint="default" w:ascii="Times New Roman" w:hAnsi="Times New Roman" w:cs="Times New Roman"/>
@@ -29185,6 +31312,7 @@
         </w:rPr>
         <w:t>3.2.3. Phát triển nền tảng số “Củ Chi Green Agri Hub” nhằm tăng cường liên kết chuỗi giá trị và nâng cao hiệu quả quản lý du lịch nông nghiệp xanh</w:t>
       </w:r>
+      <w:bookmarkEnd w:id="73"/>
     </w:p>
     <w:p>
       <w:pPr>
@@ -30630,6 +32758,7 @@
           <w:szCs w:val="26"/>
         </w:rPr>
       </w:pPr>
+      <w:bookmarkStart w:id="74" w:name="toc_auto_074"/>
       <w:r>
         <w:rPr>
           <w:rFonts w:hint="default" w:ascii="Times New Roman" w:hAnsi="Times New Roman" w:cs="Times New Roman"/>
@@ -30638,6 +32767,7 @@
         </w:rPr>
         <w:t>3.2.4. Nâng cao năng lực nguồn nhân lực và nhận thức cộng đồng thông qua Chương trình “Nông dân – Hướng dẫn viên xanh Củ Chi”</w:t>
       </w:r>
+      <w:bookmarkEnd w:id="74"/>
     </w:p>
     <w:p>
       <w:pPr>
@@ -31969,6 +34099,7 @@
           <w:szCs w:val="26"/>
         </w:rPr>
       </w:pPr>
+      <w:bookmarkStart w:id="75" w:name="toc_auto_075"/>
       <w:r>
         <w:rPr>
           <w:rFonts w:hint="default" w:ascii="Times New Roman" w:hAnsi="Times New Roman" w:cs="Times New Roman"/>
@@ -31977,6 +34108,7 @@
         </w:rPr>
         <w:t>3.2.5. Phát triển mô hình “Zero Waste Village – Làng Du lịch Nông nghiệp Xanh Củ Chi” theo định hướng kinh tế tuần hoàn</w:t>
       </w:r>
+      <w:bookmarkEnd w:id="75"/>
     </w:p>
     <w:p>
       <w:pPr>
@@ -33506,6 +35638,7 @@
           <w:szCs w:val="26"/>
         </w:rPr>
       </w:pPr>
+      <w:bookmarkStart w:id="76" w:name="toc_auto_076"/>
       <w:r>
         <w:rPr>
           <w:rFonts w:hint="default" w:ascii="Times New Roman" w:hAnsi="Times New Roman" w:cs="Times New Roman"/>
@@ -33514,6 +35647,7 @@
         </w:rPr>
         <w:t>3.3. Kiến nghị</w:t>
       </w:r>
+      <w:bookmarkEnd w:id="76"/>
     </w:p>
     <w:p>
       <w:pPr>
@@ -33544,6 +35678,7 @@
           <w:szCs w:val="26"/>
         </w:rPr>
       </w:pPr>
+      <w:bookmarkStart w:id="77" w:name="toc_auto_077"/>
       <w:r>
         <w:rPr>
           <w:rFonts w:hint="default" w:ascii="Times New Roman" w:hAnsi="Times New Roman" w:cs="Times New Roman"/>
@@ -33552,6 +35687,7 @@
         </w:rPr>
         <w:t>3.3.1. Đối với UBND TP. Hồ Chí Minh và các sở, ngành liên quan</w:t>
       </w:r>
+      <w:bookmarkEnd w:id="77"/>
     </w:p>
     <w:p>
       <w:pPr>
@@ -33649,6 +35785,7 @@
           <w:szCs w:val="26"/>
         </w:rPr>
       </w:pPr>
+      <w:bookmarkStart w:id="78" w:name="toc_auto_078"/>
       <w:r>
         <w:rPr>
           <w:rFonts w:hint="default" w:ascii="Times New Roman" w:hAnsi="Times New Roman" w:cs="Times New Roman"/>
@@ -33657,6 +35794,7 @@
         </w:rPr>
         <w:t>3.3.2. Đối với chính quyền địa phương xã Củ Chi</w:t>
       </w:r>
+      <w:bookmarkEnd w:id="78"/>
     </w:p>
     <w:p>
       <w:pPr>
@@ -33754,6 +35892,7 @@
           <w:szCs w:val="26"/>
         </w:rPr>
       </w:pPr>
+      <w:bookmarkStart w:id="79" w:name="toc_auto_079"/>
       <w:r>
         <w:rPr>
           <w:rFonts w:hint="default" w:ascii="Times New Roman" w:hAnsi="Times New Roman" w:cs="Times New Roman"/>
@@ -33762,6 +35901,7 @@
         </w:rPr>
         <w:t>3.3.3. Đối với doanh nghiệp và các hộ kinh doanh du lịch nông nghiệp</w:t>
       </w:r>
+      <w:bookmarkEnd w:id="79"/>
     </w:p>
     <w:p>
       <w:pPr>
@@ -33840,6 +35980,7 @@
           <w:szCs w:val="26"/>
         </w:rPr>
       </w:pPr>
+      <w:bookmarkStart w:id="80" w:name="toc_auto_080"/>
       <w:r>
         <w:rPr>
           <w:rFonts w:hint="default" w:ascii="Times New Roman" w:hAnsi="Times New Roman" w:cs="Times New Roman"/>
@@ -33848,6 +35989,7 @@
         </w:rPr>
         <w:t>3.3.4. Đối với cộng đồng dân cư</w:t>
       </w:r>
+      <w:bookmarkEnd w:id="80"/>
     </w:p>
     <w:p>
       <w:pPr>
@@ -33926,6 +36068,7 @@
           <w:szCs w:val="26"/>
         </w:rPr>
       </w:pPr>
+      <w:bookmarkStart w:id="81" w:name="toc_auto_081"/>
       <w:r>
         <w:rPr>
           <w:rFonts w:hint="default" w:ascii="Times New Roman" w:hAnsi="Times New Roman" w:cs="Times New Roman"/>
@@ -33934,6 +36077,7 @@
         </w:rPr>
         <w:t>3.3.5. Đối với các cơ sở đào tạo và viện nghiên cứu</w:t>
       </w:r>
+      <w:bookmarkEnd w:id="81"/>
     </w:p>
     <w:p>
       <w:pPr>
@@ -34090,6 +36234,7 @@
         <w:spacing w:before="0" w:after="240" w:line="360" w:lineRule="auto"/>
         <w:jc w:val="center"/>
       </w:pPr>
+      <w:bookmarkStart w:id="82" w:name="toc_auto_082"/>
       <w:r>
         <w:rPr>
           <w:rFonts w:ascii="Times New Roman" w:hAnsi="Times New Roman" w:cs="Times New Roman"/>
@@ -34100,6 +36245,7 @@
         </w:rPr>
         <w:t>KẾT LUẬN</w:t>
       </w:r>
+      <w:bookmarkEnd w:id="82"/>
     </w:p>
     <w:p>
       <w:pPr>
@@ -34190,6 +36336,7 @@
         <w:spacing w:before="240" w:after="240" w:line="360" w:lineRule="auto"/>
         <w:jc w:val="center"/>
       </w:pPr>
+      <w:bookmarkStart w:id="83" w:name="toc_auto_083"/>
       <w:r>
         <w:rPr>
           <w:rFonts w:ascii="Times New Roman" w:hAnsi="Times New Roman" w:cs="Times New Roman"/>
@@ -34200,6 +36347,7 @@
         </w:rPr>
         <w:t>TÀI LIỆU THAM KHẢO</w:t>
       </w:r>
+      <w:bookmarkEnd w:id="83"/>
     </w:p>
     <w:p>
       <w:pPr>
@@ -34373,7 +36521,7 @@
       <w:pPr>
         <w:bidi w:val="0"/>
         <w:spacing w:line="360" w:lineRule="auto"/>
-        <w:jc w:val="both"/>
+        <w:jc w:val="center"/>
         <w:rPr>
           <w:rStyle w:val="14"/>
           <w:rFonts w:hint="default" w:ascii="SimSun" w:hAnsi="SimSun" w:eastAsia="SimSun" w:cs="SimSun"/>
@@ -34382,66 +36530,30 @@
           <w:lang w:val="en-US"/>
         </w:rPr>
       </w:pPr>
-      <w:r>
-        <w:rPr>
-          <w:rFonts w:ascii="SimSun" w:hAnsi="SimSun" w:eastAsia="SimSun" w:cs="SimSun"/>
-          <w:sz w:val="24"/>
-          <w:szCs w:val="24"/>
-        </w:rPr>
-        <w:t xml:space="preserve"> </w:t>
-      </w:r>
-      <w:r>
-        <w:rPr>
-          <w:rStyle w:val="14"/>
-          <w:rFonts w:ascii="SimSun" w:hAnsi="SimSun" w:eastAsia="SimSun" w:cs="SimSun"/>
-          <w:sz w:val="24"/>
-          <w:szCs w:val="24"/>
+      <w:bookmarkStart w:id="84" w:name="toc_auto_084"/>
+      <w:r>
+        <w:rPr>
+          <w:rFonts w:ascii="Times New Roman" w:hAnsi="Times New Roman" w:cs="Times New Roman"/>
+          <w:b/>
+          <w:bCs/>
+          <w:sz w:val="30"/>
+          <w:szCs w:val="30"/>
         </w:rPr>
         <w:t>PHỤ LỤC</w:t>
       </w:r>
-      <w:r>
-        <w:rPr>
-          <w:rStyle w:val="14"/>
-          <w:rFonts w:ascii="SimSun" w:hAnsi="SimSun" w:eastAsia="SimSun" w:cs="SimSun"/>
-          <w:sz w:val="24"/>
-          <w:szCs w:val="24"/>
-        </w:rPr>
-        <w:br w:type="textWrapping"/>
-      </w:r>
-      <w:r>
-        <w:rPr>
-          <w:rStyle w:val="14"/>
-          <w:rFonts w:hint="default" w:ascii="SimSun" w:hAnsi="SimSun" w:eastAsia="SimSun" w:cs="SimSun"/>
-          <w:sz w:val="24"/>
-          <w:szCs w:val="24"/>
-          <w:lang w:val="en-US"/>
-        </w:rPr>
-        <w:t>BẢNG HỎI KHẢO SÁT</w:t>
-      </w:r>
-      <w:r>
-        <w:rPr>
-          <w:rStyle w:val="14"/>
-          <w:rFonts w:ascii="SimSun" w:hAnsi="SimSun" w:eastAsia="SimSun" w:cs="SimSun"/>
-          <w:sz w:val="24"/>
-          <w:szCs w:val="24"/>
-        </w:rPr>
-        <w:br w:type="textWrapping"/>
-      </w:r>
-      <w:r>
-        <w:rPr>
-          <w:rFonts w:ascii="SimSun" w:hAnsi="SimSun" w:eastAsia="SimSun" w:cs="SimSun"/>
-          <w:sz w:val="24"/>
-          <w:szCs w:val="24"/>
-        </w:rPr>
-        <w:t>PHẦN 1: THÔNG TIN CÁ NHÂN 1.Giới tính Nam / Nữ / Khác / Không muốn trả lời 2.Độ tuổi Dưới 18 / 18–25 / 26–35 / 36–45 / 46–60 / Trên 60 3.Nghề nghiệp Học sinh/Sinh viên / Nhân viên văn phòng / Kinh doanh/Tự do / Nông dân / Hướng dẫn viên du lịch / Cán bộ quản lý nhà nước / Khác: ____ 4.Nơi cư trú TP. Hồ Chí Minh (quận trung tâm) / Huyện Củ Chi / Tỉnh/thành khác / Quốc tế 5.Tần suất đến các điểm du lịch nông nghiệp tại xã Củ Chi Lần đầu / 1–2 lần/năm / 3–5 lần/năm / Hơn 5 lần/năm / Thường xuyên (cư trú địa phương) 6.Vai trò của Quý vị trong hoạt động du lịch nông nghiệp tại Củ Chi (Câu quan trọng để phân tích và branching) Du khách / Người dân địa phương / Hộ kinh doanh du lịch nông nghiệp (vườn trái cây, homestay…) / Cán bộ quản lý (UBND xã/huyện, Sở Du lịch…) 7.Thời gian gần nhất Quý vị tham gia trải nghiệm du lịch nông nghiệp tại xã Củ Chi Trong 6 tháng qua / 6–12 tháng qua / Hơn 1 năm / Chưa từng PHẦN 2: ĐÁNH GIÁ THỰC TRẠNG PHÁT TRIỂN DU LỊCH NÔNG NGHIỆP XANH (Thang đo Likert 5 mức: 1 = Hoàn toàn không đồng ý → 5 = Hoàn toàn đồng ý) 8.Các điểm du lịch nông nghiệp tại xã Củ Chi có kế hoạch quản lý môi trường và an toàn rõ ràng. 9.Tỷ lệ chủ hộ và nhân viên được đào tạo kỹ năng du lịch xanh còn thấp. 10.Có bộ quy tắc ứng xử cho du khách được áp dụng khá tốt tại các điểm du lịch. 11.Câu ngược: Công tác giám sát và đánh giá tiêu chí du lịch xanh tại xã Củ Chi còn yếu và thiếu hệ thống. 12.Du lịch nông nghiệp xanh góp phần tăng thu nhập đáng kể cho người dân và hộ kinh doanh địa phương. 13.Hoạt động du lịch tạo thêm việc làm toàn thời gian và bán thời gian cho cộng đồng. 14.Tỷ lệ sản phẩm OCOP được tiêu thụ qua kênh du lịch nông nghiệp còn thấp. 15.Lợi ích từ du lịch nông nghiệp được phân phối khá công bằng giữa các hộ tham gia. 16.Du khách hài lòng với giá trị trải nghiệm (chất lượng dịch vụ, giá cả, tính chân thực) tại các điểm du lịch nông nghiệp xanh. 17.Cộng đồng địa phương được tham gia khá tốt vào việc quản lý và ra quyết định phát triển du lịch nông nghiệp. 18.Du lịch nông nghiệp góp phần bảo tồn và phát huy bản sắc văn hóa, làng nghề truyền thống của xã Củ Chi. 19.Việc kết hợp di sản lịch sử Địa đạo Củ Chi với trải nghiệm nông nghiệp xanh tạo được điểm nhấn riêng biệt. 20.Câu ngược: Sự phát triển du lịch nông nghiệp chưa gây tác động tiêu cực đáng kể đến đời sống và không gian cộng đồng địa phương. 21.Các điểm du lịch nông nghiệp kiểm soát tốt rác thải nhựa và chất thải từ du khách. 22.Hệ thống xử lý nước thải tại các điểm du lịch nông nghiệp còn thiếu và chưa hiệu quả. 23.Tỷ lệ diện tích canh tác chuyển sang hữu cơ hoặc VietGAP tại các hộ làm du lịch còn thấp. 24.Du khách được giáo dục và nâng cao ý thức bảo vệ môi trường khi tham gia trải nghiệm. 25.Hoạt động du lịch nông nghiệp góp phần bảo tồn đa dạng sinh học và cảnh quan nông thôn. PHẦN 3: ĐÁNH GIÁ NGUYÊN NHÂN GỐC RỄ CỦA CÁC HẠN CHẾ (Thang đo Likert 5 mức) 26.Quy hoạch du lịch nông nghiệp xanh cấp xã chưa cụ thể và thiếu định hướng rõ ràng. 27.Nguồn vốn đầu tư hạ tầng xanh và cơ chế hợp tác công-tư (PPP) còn hạn chế. 28.Năng lực quản lý và kỹ năng du lịch xanh của người dân, hộ kinh doanh còn yếu. 29.Nhận thức của cộng đồng về lợi ích dài hạn của du lịch nông nghiệp xanh còn thấp. 30.Liên kết chuỗi giá trị giữa nông dân – doanh nghiệp lữ hành – chính quyền còn lỏng lẻo. 31.Chưa có hệ thống giám sát định kỳ và chứng nhận tiêu chuẩn du lịch xanh (GSTC, OCOP) hiệu quả. PHẦN 4: MỨC ĐỘ ĐỒNG Ý VỚI CÁC GIẢI PHÁP ĐỀ XUẤT (Thang đo Likert 5 mức) 32.Cần triển khai mô hình “Zero Waste Village – Làng Du lịch Nông nghiệp Xanh Củ Chi” tại các điểm có lượng khách cao. 33.Nên phát triển các tuyến tour tích hợp “Du lịch Xanh – Lịch sử Củ Chi” kết hợp Địa đạo với trải nghiệm nông nghiệp xanh và công nghệ AR/VR. 34.Cần xây dựng nền tảng số “Củ Chi Green Agri Hub” để kết nối nông dân, du khách và công ty lữ hành. 35.Nên tổ chức chương trình đào tạo “Nông dân – Hướng dẫn viên Xanh Củ Chi” quy mô lớn cho cộng đồng. 36.Cần xây dựng bộ tiêu chí chứng nhận “Hộ du lịch nông nghiệp xanh Củ Chi” (5 sao) để tạo động lực cho các hộ. 37.Cần đẩ</w:t>
-      </w:r>
-      <w:r>
-        <w:rPr>
-          <w:rFonts w:ascii="SimSun" w:hAnsi="SimSun" w:eastAsia="SimSun" w:cs="SimSun"/>
-          <w:sz w:val="24"/>
-          <w:szCs w:val="24"/>
-        </w:rPr>
-        <w:t>y mạnh chiến dịch truyền thông cộng đồng “Củ Chi Xanh – Nơi Mọi Người Cùng Sống Xanh”. 38.Cần thành lập Ban Quản lý Du lịch Nông nghiệp Xanh xã Củ Chi với sự tham gia của cộng đồng và doanh nghiệp. PHẦN 5: Ý KIẾN GÓP Ý MỞ 39.Theo Quý vị, điểm mạnh nổi bật nhất của du lịch nông nghiệp xanh tại xã Củ Chi hiện nay là gì? 40.Quý vị có giải pháp hoặc ý kiến nào khác để phát triển du lịch nông nghiệp theo hướng du lịch xanh bền vững tại đây không?</w:t>
+      <w:bookmarkEnd w:id="84"/>
+    </w:p>
+    <w:p>
+      <w:pPr>
+        <w:jc w:val="both"/>
+      </w:pPr>
+      <w:r>
+        <w:rPr>
+          <w:rFonts w:ascii="Times New Roman" w:hAnsi="Times New Roman" w:cs="Times New Roman"/>
+          <w:sz w:val="26"/>
+          <w:szCs w:val="26"/>
+        </w:rPr>
+        <w:t>BẢNG HỎI KHẢO SÁTPHẦN 1: THÔNG TIN CÁ NHÂN 1.Giới tính Nam / Nữ / Khác / Không muốn trả lời 2.Độ tuổi Dưới 18 / 18–25 / 26–35 / 36–45 / 46–60 / Trên 60 3.Nghề nghiệp Học sinh/Sinh viên / Nhân viên văn phòng / Kinh doanh/Tự do / Nông dân / Hướng dẫn viên du lịch / Cán bộ quản lý nhà nước / Khác: ____ 4.Nơi cư trú TP. Hồ Chí Minh (quận trung tâm) / Huyện Củ Chi / Tỉnh/thành khác / Quốc tế 5.Tần suất đến các điểm du lịch nông nghiệp tại xã Củ Chi Lần đầu / 1–2 lần/năm / 3–5 lần/năm / Hơn 5 lần/năm / Thường xuyên (cư trú địa phương) 6.Vai trò của Quý vị trong hoạt động du lịch nông nghiệp tại Củ Chi (Câu quan trọng để phân tích và branching) Du khách / Người dân địa phương / Hộ kinh doanh du lịch nông nghiệp (vườn trái cây, homestay…) / Cán bộ quản lý (UBND xã/huyện, Sở Du lịch…) 7.Thời gian gần nhất Quý vị tham gia trải nghiệm du lịch nông nghiệp tại xã Củ Chi Trong 6 tháng qua / 6–12 tháng qua / Hơn 1 năm / Chưa từng PHẦN 2: ĐÁNH GIÁ THỰC TRẠNG PHÁT TRIỂN DU LỊCH NÔNG NGHIỆP XANH (Thang đo Likert 5 mức: 1 = Hoàn toàn không đồng ý → 5 = Hoàn toàn đồng ý) 8.Các điểm du lịch nông nghiệp tại xã Củ Chi có kế hoạch quản lý môi trường và an toàn rõ ràng. 9.Tỷ lệ chủ hộ và nhân viên được đào tạo kỹ năng du lịch xanh còn thấp. 10.Có bộ quy tắc ứng xử cho du khách được áp dụng khá tốt tại các điểm du lịch. 11.Câu ngược: Công tác giám sát và đánh giá tiêu chí du lịch xanh tại xã Củ Chi còn yếu và thiếu hệ thống. 12.Du lịch nông nghiệp xanh góp phần tăng thu nhập đáng kể cho người dân và hộ kinh doanh địa phương. 13.Hoạt động du lịch tạo thêm việc làm toàn thời gian và bán thời gian cho cộng đồng. 14.Tỷ lệ sản phẩm OCOP được tiêu thụ qua kênh du lịch nông nghiệp còn thấp. 15.Lợi ích từ du lịch nông nghiệp được phân phối khá công bằng giữa các hộ tham gia. 16.Du khách hài lòng với giá trị trải nghiệm (chất lượng dịch vụ, giá cả, tính chân thực) tại các điểm du lịch nông nghiệp xanh. 17.Cộng đồng địa phương được tham gia khá tốt vào việc quản lý và ra quyết định phát triển du lịch nông nghiệp. 18.Du lịch nông nghiệp góp phần bảo tồn và phát huy bản sắc văn hóa, làng nghề truyền thống của xã Củ Chi. 19.Việc kết hợp di sản lịch sử Địa đạo Củ Chi với trải nghiệm nông nghiệp xanh tạo được điểm nhấn riêng biệt. 20.Câu ngược: Sự phát triển du lịch nông nghiệp chưa gây tác động tiêu cực đáng kể đến đời sống và không gian cộng đồng địa phương. 21.Các điểm du lịch nông nghiệp kiểm soát tốt rác thải nhựa và chất thải từ du khách. 22.Hệ thống xử lý nước thải tại các điểm du lịch nông nghiệp còn thiếu và chưa hiệu quả. 23.Tỷ lệ diện tích canh tác chuyển sang hữu cơ hoặc VietGAP tại các hộ làm du lịch còn thấp. 24.Du khách được giáo dục và nâng cao ý thức bảo vệ môi trường khi tham gia trải nghiệm. 25.Hoạt động du lịch nông nghiệp góp phần bảo tồn đa dạng sinh học và cảnh quan nông thôn. PHẦN 3: ĐÁNH GIÁ NGUYÊN NHÂN GỐC RỄ CỦA CÁC HẠN CHẾ (Thang đo Likert 5 mức) 26.Quy hoạch du lịch nông nghiệp xanh cấp xã chưa cụ thể và thiếu định hướng rõ ràng. 27.Nguồn vốn đầu tư hạ tầng xanh và cơ chế hợp tác công-tư (PPP) còn hạn chế. 28.Năng lực quản lý và kỹ năng du lịch xanh của người dân, hộ kinh doanh còn yếu. 29.Nhận thức của cộng đồng về lợi ích dài hạn của du lịch nông nghiệp xanh còn thấp. 30.Liên kết chuỗi giá trị giữa nông dân – doanh nghiệp lữ hành – chính quyền còn lỏng lẻo. 31.Chưa có hệ thống giám sát định kỳ và chứng nhận tiêu chuẩn du lịch xanh (GSTC, OCOP) hiệu quả. PHẦN 4: MỨC ĐỘ ĐỒNG Ý VỚI CÁC GIẢI PHÁP ĐỀ XUẤT (Thang đo Likert 5 mức) 32.Cần triển khai mô hình “Zero Waste Village – Làng Du lịch Nông nghiệp Xanh Củ Chi” tại các điểm có lượng khách cao. 33.Nên phát triển các tuyến tour tích hợp “Du lịch Xanh – Lịch sử Củ Chi” kết hợp Địa đạo với trải nghiệm nông nghiệp xanh và công nghệ AR/VR. 34.Cần xây dựng nền tảng số “Củ Chi Green Agri Hub” để kết nối nông dân, du khách và công ty lữ hành. 35.Nên tổ chức chương trình đào tạo “Nông dân – Hướng dẫn viên Xanh Củ Chi” quy mô lớn cho cộng đồng. 36.Cần xây dựng bộ tiêu chí chứng nhận “Hộ du lịch nông nghiệp xanh Củ Chi” (5 sao) để tạo động lực cho các hộ. 37.Cần đẩy mạnh chiến dịch truyền thông cộng đồng “Củ Chi Xanh – Nơi Mọi Người Cùng Sống Xanh”. 38.Cần thành lập Ban Quản lý Du lịch Nông nghiệp Xanh xã Củ Chi với sự tham gia của cộng đồng và doanh nghiệp. PHẦN 5: Ý KIẾN GÓP Ý MỞ 39.Theo Quý vị, điểm mạnh nổi bật nhất của du lịch nông nghiệp xanh tại xã Củ Chi hiện nay là gì? 40.Quý vị có giải pháp hoặc ý kiến nào khác để phát triển du lịch nông nghiệp theo hướng du lịch xanh bền vững tại đây không?</w:t>
       </w:r>
     </w:p>
     <w:sectPr>
